--- a/Documentaion/Ibrahim_Mohamed_Assignment1.docx
+++ b/Documentaion/Ibrahim_Mohamed_Assignment1.docx
@@ -148,7 +148,6 @@
                 <v:path gradientshapeok="t" o:connecttype="rect"/>
               </v:shapetype>
               <v:shape id="Text Box 1" o:spid="_x0000_s1026" type="#_x0000_t202" style="position:absolute;margin-left:62.25pt;margin-top:2.25pt;width:2in;height:2in;z-index:251724800;visibility:visible;mso-wrap-style:none;mso-wrap-distance-left:9pt;mso-wrap-distance-top:0;mso-wrap-distance-right:9pt;mso-wrap-distance-bottom:0;mso-position-horizontal:absolute;mso-position-horizontal-relative:text;mso-position-vertical:absolute;mso-position-vertical-relative:text;v-text-anchor:top" o:gfxdata="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" filled="f" stroked="f">
-                <v:fill o:detectmouseclick="t"/>
                 <v:textbox style="mso-fit-shape-to-text:t">
                   <w:txbxContent>
                     <w:p>
@@ -557,6 +556,7 @@
       </w:pPr>
       <w:r>
         <w:rPr>
+          <w:noProof/>
           <w:sz w:val="28"/>
           <w:szCs w:val="28"/>
         </w:rPr>
@@ -626,31 +626,7 @@
           <w:sz w:val="48"/>
           <w:szCs w:val="48"/>
         </w:rPr>
-        <w:t>-</w:t>
-      </w:r>
-      <w:r>
-        <w:rPr>
-          <w:b/>
-          <w:bCs/>
-          <w:i/>
-          <w:iCs/>
-          <w:color w:val="FF0000"/>
-          <w:sz w:val="48"/>
-          <w:szCs w:val="48"/>
-        </w:rPr>
-        <w:t>Adder</w:t>
-      </w:r>
-      <w:r>
-        <w:rPr>
-          <w:b/>
-          <w:bCs/>
-          <w:i/>
-          <w:iCs/>
-          <w:color w:val="FF0000"/>
-          <w:sz w:val="48"/>
-          <w:szCs w:val="48"/>
-        </w:rPr>
-        <w:t xml:space="preserve"> Design Code:</w:t>
+        <w:t>-Adder Design Code:</w:t>
       </w:r>
     </w:p>
     <w:p>
@@ -808,6 +784,7 @@
       </w:pPr>
       <w:r>
         <w:rPr>
+          <w:noProof/>
           <w:sz w:val="36"/>
           <w:szCs w:val="36"/>
         </w:rPr>
@@ -1078,6 +1055,7 @@
           <w:bCs/>
           <w:i/>
           <w:iCs/>
+          <w:noProof/>
           <w:color w:val="FF0000"/>
           <w:sz w:val="48"/>
           <w:szCs w:val="48"/>
@@ -1210,6 +1188,7 @@
       </w:pPr>
       <w:r>
         <w:rPr>
+          <w:noProof/>
           <w:sz w:val="36"/>
           <w:szCs w:val="36"/>
         </w:rPr>
@@ -1330,6 +1309,7 @@
           <w:bCs/>
           <w:i/>
           <w:iCs/>
+          <w:noProof/>
           <w:color w:val="FF0000"/>
           <w:sz w:val="48"/>
           <w:szCs w:val="48"/>
@@ -1465,6 +1445,7 @@
       </w:pPr>
       <w:r>
         <w:rPr>
+          <w:noProof/>
           <w:sz w:val="36"/>
           <w:szCs w:val="36"/>
         </w:rPr>
@@ -1528,31 +1509,7 @@
           <w:sz w:val="48"/>
           <w:szCs w:val="48"/>
         </w:rPr>
-        <w:t xml:space="preserve">- </w:t>
-      </w:r>
-      <w:r>
-        <w:rPr>
-          <w:b/>
-          <w:bCs/>
-          <w:i/>
-          <w:iCs/>
-          <w:color w:val="FF0000"/>
-          <w:sz w:val="48"/>
-          <w:szCs w:val="48"/>
-        </w:rPr>
-        <w:t>Do file</w:t>
-      </w:r>
-      <w:r>
-        <w:rPr>
-          <w:b/>
-          <w:bCs/>
-          <w:i/>
-          <w:iCs/>
-          <w:color w:val="FF0000"/>
-          <w:sz w:val="48"/>
-          <w:szCs w:val="48"/>
-        </w:rPr>
-        <w:t>:</w:t>
+        <w:t>- Do file:</w:t>
       </w:r>
       <w:r>
         <w:rPr>
@@ -1604,6 +1561,7 @@
       </w:pPr>
       <w:r>
         <w:rPr>
+          <w:noProof/>
           <w:sz w:val="36"/>
           <w:szCs w:val="36"/>
         </w:rPr>
@@ -1733,6 +1691,7 @@
       </w:pPr>
       <w:r>
         <w:rPr>
+          <w:noProof/>
           <w:sz w:val="36"/>
           <w:szCs w:val="36"/>
         </w:rPr>
@@ -1853,6 +1812,7 @@
       </w:pPr>
       <w:r>
         <w:rPr>
+          <w:noProof/>
           <w:sz w:val="36"/>
           <w:szCs w:val="36"/>
         </w:rPr>
@@ -2202,6 +2162,7 @@
       </w:pPr>
       <w:r>
         <w:rPr>
+          <w:noProof/>
           <w:sz w:val="36"/>
           <w:szCs w:val="36"/>
         </w:rPr>
@@ -2358,31 +2319,7 @@
           <w:sz w:val="48"/>
           <w:szCs w:val="48"/>
         </w:rPr>
-        <w:t>-</w:t>
-      </w:r>
-      <w:r>
-        <w:rPr>
-          <w:b/>
-          <w:bCs/>
-          <w:i/>
-          <w:iCs/>
-          <w:color w:val="FF0000"/>
-          <w:sz w:val="48"/>
-          <w:szCs w:val="48"/>
-        </w:rPr>
-        <w:t>Coverage Snippets</w:t>
-      </w:r>
-      <w:r>
-        <w:rPr>
-          <w:b/>
-          <w:bCs/>
-          <w:i/>
-          <w:iCs/>
-          <w:color w:val="FF0000"/>
-          <w:sz w:val="48"/>
-          <w:szCs w:val="48"/>
-        </w:rPr>
-        <w:t>:</w:t>
+        <w:t>-Coverage Snippets:</w:t>
       </w:r>
     </w:p>
     <w:p>
@@ -2452,34 +2389,21 @@
           <w:sz w:val="28"/>
           <w:szCs w:val="28"/>
         </w:rPr>
-        <w:t>Branch</w:t>
+        <w:t xml:space="preserve">Branch Coverage    </w:t>
       </w:r>
       <w:r>
         <w:rPr>
           <w:sz w:val="28"/>
           <w:szCs w:val="28"/>
         </w:rPr>
-        <w:t xml:space="preserve"> Coverage    </w:t>
+        <w:t xml:space="preserve">       </w:t>
       </w:r>
       <w:r>
         <w:rPr>
           <w:sz w:val="28"/>
           <w:szCs w:val="28"/>
         </w:rPr>
-        <w:t xml:space="preserve">       </w:t>
-      </w:r>
-      <w:r>
-        <w:rPr>
-          <w:sz w:val="28"/>
-          <w:szCs w:val="28"/>
-        </w:rPr>
         <w:tab/>
-      </w:r>
-      <w:r>
-        <w:rPr>
-          <w:sz w:val="28"/>
-          <w:szCs w:val="28"/>
-        </w:rPr>
         <w:t xml:space="preserve"> </w:t>
       </w:r>
     </w:p>
@@ -2497,6 +2421,7 @@
       </w:pPr>
       <w:r>
         <w:rPr>
+          <w:noProof/>
           <w:sz w:val="36"/>
           <w:szCs w:val="36"/>
         </w:rPr>
@@ -2582,6 +2507,7 @@
           <w:bCs/>
           <w:i/>
           <w:iCs/>
+          <w:noProof/>
           <w:color w:val="FF0000"/>
           <w:sz w:val="48"/>
           <w:szCs w:val="48"/>
@@ -2696,6 +2622,7 @@
           <w:bCs/>
           <w:i/>
           <w:iCs/>
+          <w:noProof/>
           <w:color w:val="FF0000"/>
           <w:sz w:val="48"/>
           <w:szCs w:val="48"/>
@@ -2905,18 +2832,7 @@
           <w:szCs w:val="48"/>
           <w:u w:val="single"/>
         </w:rPr>
-        <w:t xml:space="preserve"> </w:t>
-      </w:r>
-      <w:r>
-        <w:rPr>
-          <w:b/>
-          <w:bCs/>
-          <w:color w:val="215E99" w:themeColor="text2" w:themeTint="BF"/>
-          <w:sz w:val="48"/>
-          <w:szCs w:val="48"/>
-          <w:u w:val="single"/>
-        </w:rPr>
-        <w:t>4</w:t>
+        <w:t xml:space="preserve"> 4</w:t>
       </w:r>
       <w:r>
         <w:rPr>
@@ -2961,6 +2877,7 @@
       </w:pPr>
       <w:r>
         <w:rPr>
+          <w:noProof/>
           <w:sz w:val="28"/>
           <w:szCs w:val="28"/>
         </w:rPr>
@@ -3191,6 +3108,7 @@
           <w:bCs/>
           <w:i/>
           <w:iCs/>
+          <w:noProof/>
           <w:color w:val="FF0000"/>
           <w:sz w:val="48"/>
           <w:szCs w:val="48"/>
@@ -3271,6 +3189,7 @@
           <w:bCs/>
           <w:i/>
           <w:iCs/>
+          <w:noProof/>
           <w:color w:val="FF0000"/>
           <w:sz w:val="48"/>
           <w:szCs w:val="48"/>
@@ -3368,31 +3287,7 @@
           <w:sz w:val="48"/>
           <w:szCs w:val="48"/>
         </w:rPr>
-        <w:t>-</w:t>
-      </w:r>
-      <w:r>
-        <w:rPr>
-          <w:b/>
-          <w:bCs/>
-          <w:i/>
-          <w:iCs/>
-          <w:color w:val="FF0000"/>
-          <w:sz w:val="48"/>
-          <w:szCs w:val="48"/>
-        </w:rPr>
-        <w:t>Bugs &amp; fixes</w:t>
-      </w:r>
-      <w:r>
-        <w:rPr>
-          <w:b/>
-          <w:bCs/>
-          <w:i/>
-          <w:iCs/>
-          <w:color w:val="FF0000"/>
-          <w:sz w:val="48"/>
-          <w:szCs w:val="48"/>
-        </w:rPr>
-        <w:t>:</w:t>
+        <w:t>-Bugs &amp; fixes:</w:t>
       </w:r>
     </w:p>
     <w:p>
@@ -3422,7 +3317,23 @@
           <w:sz w:val="28"/>
           <w:szCs w:val="28"/>
         </w:rPr>
-        <w:t>-Y isn’t defined as reg, when its assigned in an always block</w:t>
+        <w:t xml:space="preserve">-Y isn’t defined as reg, when </w:t>
+      </w:r>
+      <w:proofErr w:type="gramStart"/>
+      <w:r>
+        <w:rPr>
+          <w:sz w:val="28"/>
+          <w:szCs w:val="28"/>
+        </w:rPr>
+        <w:t>its</w:t>
+      </w:r>
+      <w:proofErr w:type="gramEnd"/>
+      <w:r>
+        <w:rPr>
+          <w:sz w:val="28"/>
+          <w:szCs w:val="28"/>
+        </w:rPr>
+        <w:t xml:space="preserve"> assigned in an always block</w:t>
       </w:r>
     </w:p>
     <w:p>
@@ -3567,6 +3478,7 @@
           <w:bCs/>
           <w:i/>
           <w:iCs/>
+          <w:noProof/>
           <w:color w:val="FF0000"/>
           <w:sz w:val="48"/>
           <w:szCs w:val="48"/>
@@ -3792,6 +3704,7 @@
           <w:bCs/>
           <w:i/>
           <w:iCs/>
+          <w:noProof/>
           <w:color w:val="FF0000"/>
           <w:sz w:val="48"/>
           <w:szCs w:val="48"/>
@@ -4014,6 +3927,7 @@
           <w:bCs/>
           <w:i/>
           <w:iCs/>
+          <w:noProof/>
           <w:color w:val="FF0000"/>
           <w:sz w:val="48"/>
           <w:szCs w:val="48"/>
@@ -4126,19 +4040,20 @@
           <w:bCs/>
           <w:i/>
           <w:iCs/>
+          <w:noProof/>
           <w:color w:val="FF0000"/>
           <w:sz w:val="48"/>
           <w:szCs w:val="48"/>
         </w:rPr>
         <w:lastRenderedPageBreak/>
         <w:drawing>
-          <wp:anchor distT="0" distB="0" distL="114300" distR="114300" simplePos="0" relativeHeight="251762688" behindDoc="0" locked="0" layoutInCell="1" allowOverlap="1" wp14:anchorId="78596EC3" wp14:editId="137558B5">
+          <wp:anchor distT="0" distB="0" distL="114300" distR="114300" simplePos="0" relativeHeight="251762688" behindDoc="0" locked="0" layoutInCell="1" allowOverlap="1" wp14:anchorId="78596EC3" wp14:editId="58CD62D1">
             <wp:simplePos x="0" y="0"/>
             <wp:positionH relativeFrom="column">
-              <wp:posOffset>144780</wp:posOffset>
+              <wp:posOffset>128877</wp:posOffset>
             </wp:positionH>
             <wp:positionV relativeFrom="paragraph">
-              <wp:posOffset>-312420</wp:posOffset>
+              <wp:posOffset>-312253</wp:posOffset>
             </wp:positionV>
             <wp:extent cx="3569124" cy="1409700"/>
             <wp:effectExtent l="76200" t="76200" r="127000" b="133350"/>
@@ -4219,6 +4134,7 @@
       </w:pPr>
       <w:r>
         <w:rPr>
+          <w:noProof/>
           <w:sz w:val="36"/>
           <w:szCs w:val="36"/>
         </w:rPr>
@@ -4358,6 +4274,7 @@
       </w:pPr>
       <w:r>
         <w:rPr>
+          <w:noProof/>
           <w:sz w:val="36"/>
           <w:szCs w:val="36"/>
         </w:rPr>
@@ -4476,6 +4393,7 @@
       </w:pPr>
       <w:r>
         <w:rPr>
+          <w:noProof/>
           <w:sz w:val="36"/>
           <w:szCs w:val="36"/>
         </w:rPr>
@@ -4605,6 +4523,7 @@
       </w:pPr>
       <w:r>
         <w:rPr>
+          <w:noProof/>
           <w:sz w:val="36"/>
           <w:szCs w:val="36"/>
         </w:rPr>
@@ -4722,6 +4641,7 @@
       </w:pPr>
       <w:r>
         <w:rPr>
+          <w:noProof/>
           <w:sz w:val="36"/>
           <w:szCs w:val="36"/>
         </w:rPr>
@@ -4834,6 +4754,7 @@
       </w:pPr>
       <w:r>
         <w:rPr>
+          <w:noProof/>
           <w:sz w:val="36"/>
           <w:szCs w:val="36"/>
         </w:rPr>
@@ -5017,6 +4938,7 @@
       </w:pPr>
       <w:r>
         <w:rPr>
+          <w:noProof/>
           <w:sz w:val="36"/>
           <w:szCs w:val="36"/>
         </w:rPr>
@@ -5164,6 +5086,7 @@
       </w:pPr>
       <w:r>
         <w:rPr>
+          <w:noProof/>
           <w:sz w:val="36"/>
           <w:szCs w:val="36"/>
         </w:rPr>
@@ -5335,6 +5258,7 @@
           <w:bCs/>
           <w:i/>
           <w:iCs/>
+          <w:noProof/>
           <w:color w:val="FF0000"/>
           <w:sz w:val="48"/>
           <w:szCs w:val="48"/>
@@ -5467,6 +5391,7 @@
           <w:bCs/>
           <w:i/>
           <w:iCs/>
+          <w:noProof/>
           <w:color w:val="FF0000"/>
           <w:sz w:val="48"/>
           <w:szCs w:val="48"/>
@@ -5598,6 +5523,7 @@
       </w:pPr>
       <w:r>
         <w:rPr>
+          <w:noProof/>
           <w:sz w:val="36"/>
           <w:szCs w:val="36"/>
         </w:rPr>
@@ -5751,7 +5677,7 @@
           <w:u w:val="single"/>
         </w:rPr>
         <w:lastRenderedPageBreak/>
-        <w:t xml:space="preserve">Design </w:t>
+        <w:t>Design 3</w:t>
       </w:r>
       <w:r>
         <w:rPr>
@@ -5762,7 +5688,7 @@
           <w:szCs w:val="48"/>
           <w:u w:val="single"/>
         </w:rPr>
-        <w:t>3</w:t>
+        <w:t>:</w:t>
       </w:r>
       <w:r>
         <w:rPr>
@@ -5773,29 +5699,7 @@
           <w:szCs w:val="48"/>
           <w:u w:val="single"/>
         </w:rPr>
-        <w:t>:</w:t>
-      </w:r>
-      <w:r>
-        <w:rPr>
-          <w:b/>
-          <w:bCs/>
-          <w:color w:val="215E99" w:themeColor="text2" w:themeTint="BF"/>
-          <w:sz w:val="48"/>
-          <w:szCs w:val="48"/>
-          <w:u w:val="single"/>
-        </w:rPr>
-        <w:t xml:space="preserve">  </w:t>
-      </w:r>
-      <w:r>
-        <w:rPr>
-          <w:b/>
-          <w:bCs/>
-          <w:color w:val="215E99" w:themeColor="text2" w:themeTint="BF"/>
-          <w:sz w:val="48"/>
-          <w:szCs w:val="48"/>
-          <w:u w:val="single"/>
-        </w:rPr>
-        <w:t>ALU</w:t>
+        <w:t xml:space="preserve">  ALU</w:t>
       </w:r>
     </w:p>
     <w:p>
@@ -5807,11 +5711,12 @@
       </w:pPr>
       <w:r>
         <w:rPr>
+          <w:noProof/>
           <w:sz w:val="28"/>
           <w:szCs w:val="28"/>
         </w:rPr>
         <w:drawing>
-          <wp:anchor distT="0" distB="0" distL="114300" distR="114300" simplePos="0" relativeHeight="251794432" behindDoc="0" locked="0" layoutInCell="1" allowOverlap="1" wp14:anchorId="0AD03C55" wp14:editId="380B651B">
+          <wp:anchor distT="0" distB="0" distL="114300" distR="114300" simplePos="0" relativeHeight="251794432" behindDoc="0" locked="0" layoutInCell="1" allowOverlap="1" wp14:anchorId="0AD03C55" wp14:editId="539BB0BF">
             <wp:simplePos x="0" y="0"/>
             <wp:positionH relativeFrom="column">
               <wp:posOffset>1905</wp:posOffset>
@@ -5819,8 +5724,8 @@
             <wp:positionV relativeFrom="paragraph">
               <wp:posOffset>459740</wp:posOffset>
             </wp:positionV>
-            <wp:extent cx="6309360" cy="8258175"/>
-            <wp:effectExtent l="76200" t="76200" r="129540" b="142875"/>
+            <wp:extent cx="6048375" cy="7916578"/>
+            <wp:effectExtent l="76200" t="76200" r="123825" b="141605"/>
             <wp:wrapNone/>
             <wp:docPr id="2130200531" name="Picture 1"/>
             <wp:cNvGraphicFramePr>
@@ -5848,7 +5753,7 @@
                   <pic:spPr>
                     <a:xfrm>
                       <a:off x="0" y="0"/>
-                      <a:ext cx="6309360" cy="8258175"/>
+                      <a:ext cx="6052064" cy="7921407"/>
                     </a:xfrm>
                     <a:prstGeom prst="rect">
                       <a:avLst/>
@@ -5871,6 +5776,12 @@
                 </pic:pic>
               </a:graphicData>
             </a:graphic>
+            <wp14:sizeRelH relativeFrom="margin">
+              <wp14:pctWidth>0</wp14:pctWidth>
+            </wp14:sizeRelH>
+            <wp14:sizeRelV relativeFrom="margin">
+              <wp14:pctHeight>0</wp14:pctHeight>
+            </wp14:sizeRelV>
           </wp:anchor>
         </w:drawing>
       </w:r>
@@ -6147,6 +6058,7 @@
           <w:bCs/>
           <w:i/>
           <w:iCs/>
+          <w:noProof/>
           <w:color w:val="FF0000"/>
           <w:sz w:val="48"/>
           <w:szCs w:val="48"/>
@@ -6319,29 +6231,173 @@
           <w:szCs w:val="48"/>
         </w:rPr>
       </w:pPr>
-      <w:r>
-        <w:rPr>
-          <w:b/>
-          <w:bCs/>
-          <w:i/>
-          <w:iCs/>
-          <w:color w:val="FF0000"/>
-          <w:sz w:val="48"/>
-          <w:szCs w:val="48"/>
-        </w:rPr>
+    </w:p>
+    <w:p>
+      <w:pPr>
+        <w:rPr>
+          <w:b/>
+          <w:bCs/>
+          <w:i/>
+          <w:iCs/>
+          <w:color w:val="FF0000"/>
+          <w:sz w:val="48"/>
+          <w:szCs w:val="48"/>
+        </w:rPr>
+      </w:pPr>
+    </w:p>
+    <w:p>
+      <w:pPr>
+        <w:rPr>
+          <w:b/>
+          <w:bCs/>
+          <w:i/>
+          <w:iCs/>
+          <w:color w:val="FF0000"/>
+          <w:sz w:val="48"/>
+          <w:szCs w:val="48"/>
+        </w:rPr>
+      </w:pPr>
+    </w:p>
+    <w:p>
+      <w:pPr>
+        <w:rPr>
+          <w:b/>
+          <w:bCs/>
+          <w:i/>
+          <w:iCs/>
+          <w:color w:val="FF0000"/>
+          <w:sz w:val="48"/>
+          <w:szCs w:val="48"/>
+        </w:rPr>
+      </w:pPr>
+    </w:p>
+    <w:p>
+      <w:pPr>
+        <w:rPr>
+          <w:b/>
+          <w:bCs/>
+          <w:i/>
+          <w:iCs/>
+          <w:color w:val="FF0000"/>
+          <w:sz w:val="48"/>
+          <w:szCs w:val="48"/>
+        </w:rPr>
+      </w:pPr>
+    </w:p>
+    <w:p>
+      <w:pPr>
+        <w:rPr>
+          <w:b/>
+          <w:bCs/>
+          <w:i/>
+          <w:iCs/>
+          <w:color w:val="FF0000"/>
+          <w:sz w:val="48"/>
+          <w:szCs w:val="48"/>
+        </w:rPr>
+      </w:pPr>
+    </w:p>
+    <w:p>
+      <w:pPr>
+        <w:rPr>
+          <w:b/>
+          <w:bCs/>
+          <w:i/>
+          <w:iCs/>
+          <w:color w:val="FF0000"/>
+          <w:sz w:val="48"/>
+          <w:szCs w:val="48"/>
+        </w:rPr>
+      </w:pPr>
+    </w:p>
+    <w:p>
+      <w:pPr>
+        <w:rPr>
+          <w:b/>
+          <w:bCs/>
+          <w:i/>
+          <w:iCs/>
+          <w:color w:val="FF0000"/>
+          <w:sz w:val="48"/>
+          <w:szCs w:val="48"/>
+        </w:rPr>
+      </w:pPr>
+    </w:p>
+    <w:p>
+      <w:pPr>
+        <w:rPr>
+          <w:b/>
+          <w:bCs/>
+          <w:i/>
+          <w:iCs/>
+          <w:color w:val="FF0000"/>
+          <w:sz w:val="48"/>
+          <w:szCs w:val="48"/>
+        </w:rPr>
+      </w:pPr>
+    </w:p>
+    <w:p>
+      <w:pPr>
+        <w:rPr>
+          <w:b/>
+          <w:bCs/>
+          <w:i/>
+          <w:iCs/>
+          <w:color w:val="FF0000"/>
+          <w:sz w:val="48"/>
+          <w:szCs w:val="48"/>
+        </w:rPr>
+      </w:pPr>
+    </w:p>
+    <w:p>
+      <w:pPr>
+        <w:rPr>
+          <w:b/>
+          <w:bCs/>
+          <w:i/>
+          <w:iCs/>
+          <w:color w:val="FF0000"/>
+          <w:sz w:val="48"/>
+          <w:szCs w:val="48"/>
+        </w:rPr>
+      </w:pPr>
+    </w:p>
+    <w:p>
+      <w:pPr>
+        <w:rPr>
+          <w:b/>
+          <w:bCs/>
+          <w:i/>
+          <w:iCs/>
+          <w:color w:val="FF0000"/>
+          <w:sz w:val="48"/>
+          <w:szCs w:val="48"/>
+        </w:rPr>
+      </w:pPr>
+      <w:r>
+        <w:rPr>
+          <w:b/>
+          <w:bCs/>
+          <w:i/>
+          <w:iCs/>
+          <w:color w:val="FF0000"/>
+          <w:sz w:val="48"/>
+          <w:szCs w:val="48"/>
+        </w:rPr>
+        <w:lastRenderedPageBreak/>
         <w:drawing>
-          <wp:anchor distT="0" distB="0" distL="114300" distR="114300" simplePos="0" relativeHeight="251812864" behindDoc="0" locked="0" layoutInCell="1" allowOverlap="1" wp14:anchorId="2095C6F6" wp14:editId="4294D62E">
+          <wp:anchor distT="0" distB="0" distL="114300" distR="114300" simplePos="0" relativeHeight="251825152" behindDoc="0" locked="0" layoutInCell="1" allowOverlap="1" wp14:anchorId="480E99A1" wp14:editId="235C29F3">
             <wp:simplePos x="0" y="0"/>
             <wp:positionH relativeFrom="column">
-              <wp:posOffset>1905</wp:posOffset>
+              <wp:posOffset>68960</wp:posOffset>
             </wp:positionH>
             <wp:positionV relativeFrom="paragraph">
-              <wp:posOffset>408940</wp:posOffset>
+              <wp:posOffset>401584</wp:posOffset>
             </wp:positionV>
-            <wp:extent cx="5819775" cy="1422729"/>
-            <wp:effectExtent l="76200" t="76200" r="123825" b="139700"/>
+            <wp:extent cx="4384191" cy="5493327"/>
+            <wp:effectExtent l="76200" t="76200" r="130810" b="127000"/>
             <wp:wrapNone/>
-            <wp:docPr id="1953858603" name="Picture 1"/>
+            <wp:docPr id="1872295003" name="Picture 1"/>
             <wp:cNvGraphicFramePr>
               <a:graphicFrameLocks xmlns:a="http://schemas.openxmlformats.org/drawingml/2006/main" noChangeAspect="1"/>
             </wp:cNvGraphicFramePr>
@@ -6349,7 +6405,7 @@
               <a:graphicData uri="http://schemas.openxmlformats.org/drawingml/2006/picture">
                 <pic:pic xmlns:pic="http://schemas.openxmlformats.org/drawingml/2006/picture">
                   <pic:nvPicPr>
-                    <pic:cNvPr id="1953858603" name=""/>
+                    <pic:cNvPr id="1872295003" name=""/>
                     <pic:cNvPicPr/>
                   </pic:nvPicPr>
                   <pic:blipFill>
@@ -6367,7 +6423,7 @@
                   <pic:spPr>
                     <a:xfrm>
                       <a:off x="0" y="0"/>
-                      <a:ext cx="5836816" cy="1426895"/>
+                      <a:ext cx="4384191" cy="5493327"/>
                     </a:xfrm>
                     <a:prstGeom prst="rect">
                       <a:avLst/>
@@ -6478,19 +6534,108 @@
           <w:sz w:val="48"/>
           <w:szCs w:val="48"/>
         </w:rPr>
+        <w:tab/>
+      </w:r>
+    </w:p>
+    <w:p>
+      <w:pPr>
+        <w:rPr>
+          <w:b/>
+          <w:bCs/>
+          <w:i/>
+          <w:iCs/>
+          <w:color w:val="FF0000"/>
+          <w:sz w:val="48"/>
+          <w:szCs w:val="48"/>
+        </w:rPr>
+      </w:pPr>
+    </w:p>
+    <w:p>
+      <w:pPr>
+        <w:rPr>
+          <w:sz w:val="36"/>
+          <w:szCs w:val="36"/>
+        </w:rPr>
+      </w:pPr>
+    </w:p>
+    <w:p>
+      <w:pPr>
+        <w:rPr>
+          <w:sz w:val="36"/>
+          <w:szCs w:val="36"/>
+        </w:rPr>
+      </w:pPr>
+    </w:p>
+    <w:p>
+      <w:pPr>
+        <w:rPr>
+          <w:sz w:val="36"/>
+          <w:szCs w:val="36"/>
+        </w:rPr>
+      </w:pPr>
+    </w:p>
+    <w:p>
+      <w:pPr>
+        <w:rPr>
+          <w:sz w:val="36"/>
+          <w:szCs w:val="36"/>
+        </w:rPr>
+      </w:pPr>
+    </w:p>
+    <w:p>
+      <w:pPr>
+        <w:rPr>
+          <w:sz w:val="36"/>
+          <w:szCs w:val="36"/>
+        </w:rPr>
+      </w:pPr>
+    </w:p>
+    <w:p>
+      <w:pPr>
+        <w:rPr>
+          <w:sz w:val="36"/>
+          <w:szCs w:val="36"/>
+        </w:rPr>
+      </w:pPr>
+    </w:p>
+    <w:p>
+      <w:pPr>
+        <w:rPr>
+          <w:sz w:val="36"/>
+          <w:szCs w:val="36"/>
+        </w:rPr>
+      </w:pPr>
+    </w:p>
+    <w:p>
+      <w:pPr>
+        <w:rPr>
+          <w:sz w:val="36"/>
+          <w:szCs w:val="36"/>
+        </w:rPr>
+      </w:pPr>
+      <w:r>
+        <w:rPr>
+          <w:b/>
+          <w:bCs/>
+          <w:i/>
+          <w:iCs/>
+          <w:color w:val="FF0000"/>
+          <w:sz w:val="48"/>
+          <w:szCs w:val="48"/>
+        </w:rPr>
         <w:drawing>
-          <wp:anchor distT="0" distB="0" distL="114300" distR="114300" simplePos="0" relativeHeight="251813888" behindDoc="0" locked="0" layoutInCell="1" allowOverlap="1" wp14:anchorId="4DEE0040" wp14:editId="5074B27C">
+          <wp:anchor distT="0" distB="0" distL="114300" distR="114300" simplePos="0" relativeHeight="251826176" behindDoc="0" locked="0" layoutInCell="1" allowOverlap="1" wp14:anchorId="06BC17C6" wp14:editId="4C157952">
             <wp:simplePos x="0" y="0"/>
             <wp:positionH relativeFrom="column">
-              <wp:posOffset>1905</wp:posOffset>
+              <wp:posOffset>69075</wp:posOffset>
             </wp:positionH>
             <wp:positionV relativeFrom="paragraph">
-              <wp:posOffset>233680</wp:posOffset>
+              <wp:posOffset>251088</wp:posOffset>
             </wp:positionV>
-            <wp:extent cx="5819775" cy="4338474"/>
-            <wp:effectExtent l="76200" t="76200" r="123825" b="138430"/>
+            <wp:extent cx="5208270" cy="3408753"/>
+            <wp:effectExtent l="76200" t="76200" r="125730" b="134620"/>
             <wp:wrapNone/>
-            <wp:docPr id="489309991" name="Picture 1"/>
+            <wp:docPr id="1292547510" name="Picture 1"/>
             <wp:cNvGraphicFramePr>
               <a:graphicFrameLocks xmlns:a="http://schemas.openxmlformats.org/drawingml/2006/main" noChangeAspect="1"/>
             </wp:cNvGraphicFramePr>
@@ -6498,7 +6643,7 @@
               <a:graphicData uri="http://schemas.openxmlformats.org/drawingml/2006/picture">
                 <pic:pic xmlns:pic="http://schemas.openxmlformats.org/drawingml/2006/picture">
                   <pic:nvPicPr>
-                    <pic:cNvPr id="489309991" name=""/>
+                    <pic:cNvPr id="1292547510" name=""/>
                     <pic:cNvPicPr/>
                   </pic:nvPicPr>
                   <pic:blipFill>
@@ -6516,7 +6661,7 @@
                   <pic:spPr>
                     <a:xfrm>
                       <a:off x="0" y="0"/>
-                      <a:ext cx="5819775" cy="4338474"/>
+                      <a:ext cx="5214810" cy="3413033"/>
                     </a:xfrm>
                     <a:prstGeom prst="rect">
                       <a:avLst/>
@@ -6548,47 +6693,6 @@
           </wp:anchor>
         </w:drawing>
       </w:r>
-      <w:r>
-        <w:rPr>
-          <w:b/>
-          <w:bCs/>
-          <w:i/>
-          <w:iCs/>
-          <w:color w:val="FF0000"/>
-          <w:sz w:val="48"/>
-          <w:szCs w:val="48"/>
-        </w:rPr>
-        <w:tab/>
-      </w:r>
-    </w:p>
-    <w:p>
-      <w:pPr>
-        <w:rPr>
-          <w:b/>
-          <w:bCs/>
-          <w:i/>
-          <w:iCs/>
-          <w:color w:val="FF0000"/>
-          <w:sz w:val="48"/>
-          <w:szCs w:val="48"/>
-        </w:rPr>
-      </w:pPr>
-    </w:p>
-    <w:p>
-      <w:pPr>
-        <w:rPr>
-          <w:sz w:val="36"/>
-          <w:szCs w:val="36"/>
-        </w:rPr>
-      </w:pPr>
-    </w:p>
-    <w:p>
-      <w:pPr>
-        <w:rPr>
-          <w:sz w:val="36"/>
-          <w:szCs w:val="36"/>
-        </w:rPr>
-      </w:pPr>
     </w:p>
     <w:p>
       <w:pPr>
@@ -6652,18 +6756,18 @@
         </w:rPr>
         <w:lastRenderedPageBreak/>
         <w:drawing>
-          <wp:anchor distT="0" distB="0" distL="114300" distR="114300" simplePos="0" relativeHeight="251814912" behindDoc="0" locked="0" layoutInCell="1" allowOverlap="1" wp14:anchorId="497922BE" wp14:editId="583CD175">
+          <wp:anchor distT="0" distB="0" distL="114300" distR="114300" simplePos="0" relativeHeight="251827200" behindDoc="0" locked="0" layoutInCell="1" allowOverlap="1" wp14:anchorId="690E2E7A" wp14:editId="4720C8F0">
             <wp:simplePos x="0" y="0"/>
             <wp:positionH relativeFrom="column">
-              <wp:posOffset>1905</wp:posOffset>
+              <wp:posOffset>4749</wp:posOffset>
             </wp:positionH>
             <wp:positionV relativeFrom="paragraph">
-              <wp:posOffset>-87630</wp:posOffset>
+              <wp:posOffset>-161504</wp:posOffset>
             </wp:positionV>
-            <wp:extent cx="4393565" cy="5153025"/>
-            <wp:effectExtent l="76200" t="76200" r="140335" b="142875"/>
+            <wp:extent cx="6317673" cy="6345650"/>
+            <wp:effectExtent l="76200" t="76200" r="140335" b="131445"/>
             <wp:wrapNone/>
-            <wp:docPr id="718306578" name="Picture 1"/>
+            <wp:docPr id="428721690" name="Picture 1"/>
             <wp:cNvGraphicFramePr>
               <a:graphicFrameLocks xmlns:a="http://schemas.openxmlformats.org/drawingml/2006/main" noChangeAspect="1"/>
             </wp:cNvGraphicFramePr>
@@ -6671,197 +6775,11 @@
               <a:graphicData uri="http://schemas.openxmlformats.org/drawingml/2006/picture">
                 <pic:pic xmlns:pic="http://schemas.openxmlformats.org/drawingml/2006/picture">
                   <pic:nvPicPr>
-                    <pic:cNvPr id="718306578" name=""/>
-                    <pic:cNvPicPr/>
-                  </pic:nvPicPr>
-                  <pic:blipFill rotWithShape="1">
-                    <a:blip r:embed="rId46">
-                      <a:extLst>
-                        <a:ext uri="{28A0092B-C50C-407E-A947-70E740481C1C}">
-                          <a14:useLocalDpi xmlns:a14="http://schemas.microsoft.com/office/drawing/2010/main" val="0"/>
-                        </a:ext>
-                      </a:extLst>
-                    </a:blip>
-                    <a:srcRect t="1" b="2514"/>
-                    <a:stretch>
-                      <a:fillRect/>
-                    </a:stretch>
-                  </pic:blipFill>
-                  <pic:spPr bwMode="auto">
-                    <a:xfrm>
-                      <a:off x="0" y="0"/>
-                      <a:ext cx="4393565" cy="5153025"/>
-                    </a:xfrm>
-                    <a:prstGeom prst="rect">
-                      <a:avLst/>
-                    </a:prstGeom>
-                    <a:ln w="38100" cap="sq" cmpd="sng" algn="ctr">
-                      <a:solidFill>
-                        <a:srgbClr val="000000"/>
-                      </a:solidFill>
-                      <a:prstDash val="solid"/>
-                      <a:miter lim="800000"/>
-                      <a:headEnd type="none" w="med" len="med"/>
-                      <a:tailEnd type="none" w="med" len="med"/>
-                      <a:extLst>
-                        <a:ext uri="{C807C97D-BFC1-408E-A445-0C87EB9F89A2}">
-                          <ask:lineSketchStyleProps xmlns:ask="http://schemas.microsoft.com/office/drawing/2018/sketchyshapes" sd="0">
-                            <a:custGeom>
-                              <a:avLst/>
-                              <a:gdLst/>
-                              <a:ahLst/>
-                              <a:cxnLst/>
-                              <a:rect l="0" t="0" r="0" b="0"/>
-                              <a:pathLst/>
-                            </a:custGeom>
-                            <ask:type/>
-                          </ask:lineSketchStyleProps>
-                        </a:ext>
-                      </a:extLst>
-                    </a:ln>
-                    <a:effectLst>
-                      <a:outerShdw blurRad="50800" dist="38100" dir="2700000" algn="tl" rotWithShape="0">
-                        <a:srgbClr val="000000">
-                          <a:alpha val="43000"/>
-                        </a:srgbClr>
-                      </a:outerShdw>
-                    </a:effectLst>
-                    <a:extLst>
-                      <a:ext uri="{53640926-AAD7-44D8-BBD7-CCE9431645EC}">
-                        <a14:shadowObscured xmlns:a14="http://schemas.microsoft.com/office/drawing/2010/main"/>
-                      </a:ext>
-                    </a:extLst>
-                  </pic:spPr>
-                </pic:pic>
-              </a:graphicData>
-            </a:graphic>
-            <wp14:sizeRelH relativeFrom="margin">
-              <wp14:pctWidth>0</wp14:pctWidth>
-            </wp14:sizeRelH>
-            <wp14:sizeRelV relativeFrom="margin">
-              <wp14:pctHeight>0</wp14:pctHeight>
-            </wp14:sizeRelV>
-          </wp:anchor>
-        </w:drawing>
-      </w:r>
-    </w:p>
-    <w:p>
-      <w:pPr>
-        <w:rPr>
-          <w:sz w:val="36"/>
-          <w:szCs w:val="36"/>
-        </w:rPr>
-      </w:pPr>
-    </w:p>
-    <w:p>
-      <w:pPr>
-        <w:rPr>
-          <w:sz w:val="36"/>
-          <w:szCs w:val="36"/>
-        </w:rPr>
-      </w:pPr>
-    </w:p>
-    <w:p>
-      <w:pPr>
-        <w:rPr>
-          <w:sz w:val="36"/>
-          <w:szCs w:val="36"/>
-        </w:rPr>
-      </w:pPr>
-    </w:p>
-    <w:p>
-      <w:pPr>
-        <w:rPr>
-          <w:sz w:val="36"/>
-          <w:szCs w:val="36"/>
-        </w:rPr>
-      </w:pPr>
-    </w:p>
-    <w:p>
-      <w:pPr>
-        <w:rPr>
-          <w:sz w:val="36"/>
-          <w:szCs w:val="36"/>
-        </w:rPr>
-      </w:pPr>
-    </w:p>
-    <w:p>
-      <w:pPr>
-        <w:rPr>
-          <w:sz w:val="36"/>
-          <w:szCs w:val="36"/>
-        </w:rPr>
-      </w:pPr>
-    </w:p>
-    <w:p>
-      <w:pPr>
-        <w:rPr>
-          <w:sz w:val="36"/>
-          <w:szCs w:val="36"/>
-        </w:rPr>
-      </w:pPr>
-    </w:p>
-    <w:p>
-      <w:pPr>
-        <w:rPr>
-          <w:sz w:val="36"/>
-          <w:szCs w:val="36"/>
-        </w:rPr>
-      </w:pPr>
-    </w:p>
-    <w:p>
-      <w:pPr>
-        <w:rPr>
-          <w:sz w:val="36"/>
-          <w:szCs w:val="36"/>
-        </w:rPr>
-      </w:pPr>
-    </w:p>
-    <w:p>
-      <w:pPr>
-        <w:rPr>
-          <w:sz w:val="36"/>
-          <w:szCs w:val="36"/>
-        </w:rPr>
-      </w:pPr>
-    </w:p>
-    <w:p>
-      <w:pPr>
-        <w:rPr>
-          <w:sz w:val="36"/>
-          <w:szCs w:val="36"/>
-        </w:rPr>
-      </w:pPr>
-      <w:r>
-        <w:rPr>
-          <w:sz w:val="36"/>
-          <w:szCs w:val="36"/>
-        </w:rPr>
-        <w:drawing>
-          <wp:anchor distT="0" distB="0" distL="114300" distR="114300" simplePos="0" relativeHeight="251815936" behindDoc="0" locked="0" layoutInCell="1" allowOverlap="1" wp14:anchorId="255EDB56" wp14:editId="7CBAFAAB">
-            <wp:simplePos x="0" y="0"/>
-            <wp:positionH relativeFrom="column">
-              <wp:posOffset>2540</wp:posOffset>
-            </wp:positionH>
-            <wp:positionV relativeFrom="paragraph">
-              <wp:posOffset>392430</wp:posOffset>
-            </wp:positionV>
-            <wp:extent cx="3813175" cy="3790950"/>
-            <wp:effectExtent l="76200" t="76200" r="130175" b="133350"/>
-            <wp:wrapNone/>
-            <wp:docPr id="457000335" name="Picture 1"/>
-            <wp:cNvGraphicFramePr>
-              <a:graphicFrameLocks xmlns:a="http://schemas.openxmlformats.org/drawingml/2006/main" noChangeAspect="1"/>
-            </wp:cNvGraphicFramePr>
-            <a:graphic xmlns:a="http://schemas.openxmlformats.org/drawingml/2006/main">
-              <a:graphicData uri="http://schemas.openxmlformats.org/drawingml/2006/picture">
-                <pic:pic xmlns:pic="http://schemas.openxmlformats.org/drawingml/2006/picture">
-                  <pic:nvPicPr>
-                    <pic:cNvPr id="457000335" name=""/>
+                    <pic:cNvPr id="428721690" name=""/>
                     <pic:cNvPicPr/>
                   </pic:nvPicPr>
                   <pic:blipFill>
-                    <a:blip r:embed="rId47">
+                    <a:blip r:embed="rId46">
                       <a:extLst>
                         <a:ext uri="{28A0092B-C50C-407E-A947-70E740481C1C}">
                           <a14:useLocalDpi xmlns:a14="http://schemas.microsoft.com/office/drawing/2010/main" val="0"/>
@@ -6875,7 +6793,7 @@
                   <pic:spPr>
                     <a:xfrm>
                       <a:off x="0" y="0"/>
-                      <a:ext cx="3813175" cy="3790950"/>
+                      <a:ext cx="6321478" cy="6349472"/>
                     </a:xfrm>
                     <a:prstGeom prst="rect">
                       <a:avLst/>
@@ -6915,24 +6833,152 @@
           <w:szCs w:val="36"/>
         </w:rPr>
       </w:pPr>
+    </w:p>
+    <w:p>
+      <w:pPr>
+        <w:rPr>
+          <w:sz w:val="36"/>
+          <w:szCs w:val="36"/>
+        </w:rPr>
+      </w:pPr>
+    </w:p>
+    <w:p>
+      <w:pPr>
+        <w:rPr>
+          <w:sz w:val="36"/>
+          <w:szCs w:val="36"/>
+        </w:rPr>
+      </w:pPr>
+    </w:p>
+    <w:p>
+      <w:pPr>
+        <w:rPr>
+          <w:sz w:val="36"/>
+          <w:szCs w:val="36"/>
+        </w:rPr>
+      </w:pPr>
+    </w:p>
+    <w:p>
+      <w:pPr>
+        <w:rPr>
+          <w:sz w:val="36"/>
+          <w:szCs w:val="36"/>
+        </w:rPr>
+      </w:pPr>
+    </w:p>
+    <w:p>
+      <w:pPr>
+        <w:rPr>
+          <w:sz w:val="36"/>
+          <w:szCs w:val="36"/>
+        </w:rPr>
+      </w:pPr>
+    </w:p>
+    <w:p>
+      <w:pPr>
+        <w:rPr>
+          <w:sz w:val="36"/>
+          <w:szCs w:val="36"/>
+        </w:rPr>
+      </w:pPr>
+    </w:p>
+    <w:p>
+      <w:pPr>
+        <w:rPr>
+          <w:sz w:val="36"/>
+          <w:szCs w:val="36"/>
+        </w:rPr>
+      </w:pPr>
+    </w:p>
+    <w:p>
+      <w:pPr>
+        <w:rPr>
+          <w:sz w:val="36"/>
+          <w:szCs w:val="36"/>
+        </w:rPr>
+      </w:pPr>
+    </w:p>
+    <w:p>
+      <w:pPr>
+        <w:rPr>
+          <w:sz w:val="36"/>
+          <w:szCs w:val="36"/>
+        </w:rPr>
+      </w:pPr>
+    </w:p>
+    <w:p>
+      <w:pPr>
+        <w:rPr>
+          <w:sz w:val="36"/>
+          <w:szCs w:val="36"/>
+        </w:rPr>
+      </w:pPr>
+    </w:p>
+    <w:p>
+      <w:pPr>
+        <w:rPr>
+          <w:sz w:val="36"/>
+          <w:szCs w:val="36"/>
+        </w:rPr>
+      </w:pPr>
+    </w:p>
+    <w:p>
+      <w:pPr>
+        <w:rPr>
+          <w:sz w:val="36"/>
+          <w:szCs w:val="36"/>
+        </w:rPr>
+      </w:pPr>
+    </w:p>
+    <w:p>
+      <w:pPr>
+        <w:tabs>
+          <w:tab w:val="center" w:pos="4968"/>
+        </w:tabs>
+        <w:rPr>
+          <w:b/>
+          <w:bCs/>
+          <w:i/>
+          <w:iCs/>
+          <w:color w:val="FF0000"/>
+          <w:sz w:val="48"/>
+          <w:szCs w:val="48"/>
+        </w:rPr>
+      </w:pPr>
+    </w:p>
+    <w:p>
+      <w:pPr>
+        <w:tabs>
+          <w:tab w:val="center" w:pos="4968"/>
+        </w:tabs>
+        <w:rPr>
+          <w:b/>
+          <w:bCs/>
+          <w:i/>
+          <w:iCs/>
+          <w:color w:val="FF0000"/>
+          <w:sz w:val="48"/>
+          <w:szCs w:val="48"/>
+        </w:rPr>
+      </w:pPr>
       <w:r>
         <w:rPr>
           <w:sz w:val="36"/>
           <w:szCs w:val="36"/>
         </w:rPr>
         <w:drawing>
-          <wp:anchor distT="0" distB="0" distL="114300" distR="114300" simplePos="0" relativeHeight="251816960" behindDoc="0" locked="0" layoutInCell="1" allowOverlap="1" wp14:anchorId="5E55EDC4" wp14:editId="73745678">
+          <wp:anchor distT="0" distB="0" distL="114300" distR="114300" simplePos="0" relativeHeight="251824128" behindDoc="0" locked="0" layoutInCell="1" allowOverlap="1" wp14:anchorId="2169C47B" wp14:editId="4AB7EA23">
             <wp:simplePos x="0" y="0"/>
             <wp:positionH relativeFrom="column">
-              <wp:posOffset>2907030</wp:posOffset>
+              <wp:posOffset>1904</wp:posOffset>
             </wp:positionH>
             <wp:positionV relativeFrom="paragraph">
-              <wp:posOffset>113665</wp:posOffset>
+              <wp:posOffset>535304</wp:posOffset>
             </wp:positionV>
-            <wp:extent cx="3190875" cy="4050253"/>
-            <wp:effectExtent l="0" t="0" r="0" b="7620"/>
+            <wp:extent cx="6620385" cy="1419225"/>
+            <wp:effectExtent l="76200" t="76200" r="142875" b="123825"/>
             <wp:wrapNone/>
-            <wp:docPr id="803543867" name="Picture 1"/>
+            <wp:docPr id="1581871196" name="Picture 1"/>
             <wp:cNvGraphicFramePr>
               <a:graphicFrameLocks xmlns:a="http://schemas.openxmlformats.org/drawingml/2006/main" noChangeAspect="1"/>
             </wp:cNvGraphicFramePr>
@@ -6940,11 +6986,11 @@
               <a:graphicData uri="http://schemas.openxmlformats.org/drawingml/2006/picture">
                 <pic:pic xmlns:pic="http://schemas.openxmlformats.org/drawingml/2006/picture">
                   <pic:nvPicPr>
-                    <pic:cNvPr id="803543867" name=""/>
+                    <pic:cNvPr id="1581871196" name=""/>
                     <pic:cNvPicPr/>
                   </pic:nvPicPr>
                   <pic:blipFill>
-                    <a:blip r:embed="rId48">
+                    <a:blip r:embed="rId47">
                       <a:extLst>
                         <a:ext uri="{28A0092B-C50C-407E-A947-70E740481C1C}">
                           <a14:useLocalDpi xmlns:a14="http://schemas.microsoft.com/office/drawing/2010/main" val="0"/>
@@ -6958,359 +7004,7 @@
                   <pic:spPr>
                     <a:xfrm>
                       <a:off x="0" y="0"/>
-                      <a:ext cx="3190875" cy="4050253"/>
-                    </a:xfrm>
-                    <a:prstGeom prst="rect">
-                      <a:avLst/>
-                    </a:prstGeom>
-                  </pic:spPr>
-                </pic:pic>
-              </a:graphicData>
-            </a:graphic>
-            <wp14:sizeRelH relativeFrom="margin">
-              <wp14:pctWidth>0</wp14:pctWidth>
-            </wp14:sizeRelH>
-            <wp14:sizeRelV relativeFrom="margin">
-              <wp14:pctHeight>0</wp14:pctHeight>
-            </wp14:sizeRelV>
-          </wp:anchor>
-        </w:drawing>
-      </w:r>
-    </w:p>
-    <w:p>
-      <w:pPr>
-        <w:rPr>
-          <w:sz w:val="36"/>
-          <w:szCs w:val="36"/>
-        </w:rPr>
-      </w:pPr>
-    </w:p>
-    <w:p>
-      <w:pPr>
-        <w:rPr>
-          <w:sz w:val="36"/>
-          <w:szCs w:val="36"/>
-        </w:rPr>
-      </w:pPr>
-    </w:p>
-    <w:p>
-      <w:pPr>
-        <w:rPr>
-          <w:sz w:val="36"/>
-          <w:szCs w:val="36"/>
-        </w:rPr>
-      </w:pPr>
-    </w:p>
-    <w:p>
-      <w:pPr>
-        <w:rPr>
-          <w:sz w:val="36"/>
-          <w:szCs w:val="36"/>
-        </w:rPr>
-      </w:pPr>
-    </w:p>
-    <w:p>
-      <w:pPr>
-        <w:rPr>
-          <w:sz w:val="36"/>
-          <w:szCs w:val="36"/>
-        </w:rPr>
-      </w:pPr>
-    </w:p>
-    <w:p>
-      <w:pPr>
-        <w:rPr>
-          <w:sz w:val="36"/>
-          <w:szCs w:val="36"/>
-        </w:rPr>
-      </w:pPr>
-    </w:p>
-    <w:p>
-      <w:pPr>
-        <w:rPr>
-          <w:sz w:val="36"/>
-          <w:szCs w:val="36"/>
-        </w:rPr>
-      </w:pPr>
-    </w:p>
-    <w:p>
-      <w:pPr>
-        <w:tabs>
-          <w:tab w:val="center" w:pos="4968"/>
-        </w:tabs>
-        <w:rPr>
-          <w:b/>
-          <w:bCs/>
-          <w:i/>
-          <w:iCs/>
-          <w:color w:val="FF0000"/>
-          <w:sz w:val="48"/>
-          <w:szCs w:val="48"/>
-        </w:rPr>
-      </w:pPr>
-      <w:r>
-        <w:rPr>
-          <w:sz w:val="36"/>
-          <w:szCs w:val="36"/>
-        </w:rPr>
-        <w:lastRenderedPageBreak/>
-        <w:drawing>
-          <wp:anchor distT="0" distB="0" distL="114300" distR="114300" simplePos="0" relativeHeight="251817984" behindDoc="0" locked="0" layoutInCell="1" allowOverlap="1" wp14:anchorId="53B09F9C" wp14:editId="23A71857">
-            <wp:simplePos x="0" y="0"/>
-            <wp:positionH relativeFrom="column">
-              <wp:posOffset>-102870</wp:posOffset>
-            </wp:positionH>
-            <wp:positionV relativeFrom="paragraph">
-              <wp:posOffset>421005</wp:posOffset>
-            </wp:positionV>
-            <wp:extent cx="5143500" cy="1638191"/>
-            <wp:effectExtent l="0" t="0" r="0" b="635"/>
-            <wp:wrapNone/>
-            <wp:docPr id="1094966767" name="Picture 1"/>
-            <wp:cNvGraphicFramePr>
-              <a:graphicFrameLocks xmlns:a="http://schemas.openxmlformats.org/drawingml/2006/main" noChangeAspect="1"/>
-            </wp:cNvGraphicFramePr>
-            <a:graphic xmlns:a="http://schemas.openxmlformats.org/drawingml/2006/main">
-              <a:graphicData uri="http://schemas.openxmlformats.org/drawingml/2006/picture">
-                <pic:pic xmlns:pic="http://schemas.openxmlformats.org/drawingml/2006/picture">
-                  <pic:nvPicPr>
-                    <pic:cNvPr id="1094966767" name=""/>
-                    <pic:cNvPicPr/>
-                  </pic:nvPicPr>
-                  <pic:blipFill>
-                    <a:blip r:embed="rId49">
-                      <a:extLst>
-                        <a:ext uri="{28A0092B-C50C-407E-A947-70E740481C1C}">
-                          <a14:useLocalDpi xmlns:a14="http://schemas.microsoft.com/office/drawing/2010/main" val="0"/>
-                        </a:ext>
-                      </a:extLst>
-                    </a:blip>
-                    <a:stretch>
-                      <a:fillRect/>
-                    </a:stretch>
-                  </pic:blipFill>
-                  <pic:spPr>
-                    <a:xfrm>
-                      <a:off x="0" y="0"/>
-                      <a:ext cx="5143500" cy="1638191"/>
-                    </a:xfrm>
-                    <a:prstGeom prst="rect">
-                      <a:avLst/>
-                    </a:prstGeom>
-                  </pic:spPr>
-                </pic:pic>
-              </a:graphicData>
-            </a:graphic>
-            <wp14:sizeRelH relativeFrom="margin">
-              <wp14:pctWidth>0</wp14:pctWidth>
-            </wp14:sizeRelH>
-            <wp14:sizeRelV relativeFrom="margin">
-              <wp14:pctHeight>0</wp14:pctHeight>
-            </wp14:sizeRelV>
-          </wp:anchor>
-        </w:drawing>
-      </w:r>
-      <w:r>
-        <w:rPr>
-          <w:b/>
-          <w:bCs/>
-          <w:i/>
-          <w:iCs/>
-          <w:color w:val="FF0000"/>
-          <w:sz w:val="48"/>
-          <w:szCs w:val="48"/>
-        </w:rPr>
-        <w:t>- Do fil</w:t>
-      </w:r>
-      <w:r>
-        <w:rPr>
-          <w:b/>
-          <w:bCs/>
-          <w:i/>
-          <w:iCs/>
-          <w:color w:val="FF0000"/>
-          <w:sz w:val="48"/>
-          <w:szCs w:val="48"/>
-        </w:rPr>
-        <w:t>e</w:t>
-      </w:r>
-    </w:p>
-    <w:p>
-      <w:pPr>
-        <w:rPr>
-          <w:sz w:val="36"/>
-          <w:szCs w:val="36"/>
-        </w:rPr>
-      </w:pPr>
-    </w:p>
-    <w:p>
-      <w:pPr>
-        <w:rPr>
-          <w:sz w:val="36"/>
-          <w:szCs w:val="36"/>
-        </w:rPr>
-      </w:pPr>
-    </w:p>
-    <w:p>
-      <w:pPr>
-        <w:rPr>
-          <w:sz w:val="36"/>
-          <w:szCs w:val="36"/>
-        </w:rPr>
-      </w:pPr>
-    </w:p>
-    <w:p>
-      <w:pPr>
-        <w:rPr>
-          <w:sz w:val="36"/>
-          <w:szCs w:val="36"/>
-        </w:rPr>
-      </w:pPr>
-    </w:p>
-    <w:p>
-      <w:pPr>
-        <w:rPr>
-          <w:sz w:val="36"/>
-          <w:szCs w:val="36"/>
-        </w:rPr>
-        <w:sectPr>
-          <w:pgSz w:w="12240" w:h="15840" w:code="1"/>
-          <w:pgMar w:top="1152" w:right="1152" w:bottom="1152" w:left="1152" w:header="720" w:footer="720" w:gutter="0"/>
-          <w:pgBorders w:offsetFrom="page">
-            <w:top w:val="single" w:sz="4" w:space="24" w:color="auto"/>
-            <w:left w:val="single" w:sz="4" w:space="24" w:color="auto"/>
-            <w:bottom w:val="single" w:sz="4" w:space="24" w:color="auto"/>
-            <w:right w:val="single" w:sz="4" w:space="24" w:color="auto"/>
-          </w:pgBorders>
-          <w:cols w:space="720"/>
-          <w:docGrid w:linePitch="360"/>
-        </w:sectPr>
-      </w:pPr>
-      <w:r>
-        <w:rPr>
-          <w:b/>
-          <w:bCs/>
-          <w:i/>
-          <w:iCs/>
-          <w:color w:val="FF0000"/>
-          <w:sz w:val="48"/>
-          <w:szCs w:val="48"/>
-        </w:rPr>
-        <w:t>Coverage Report</w:t>
-      </w:r>
-      <w:r>
-        <w:rPr>
-          <w:sz w:val="36"/>
-          <w:szCs w:val="36"/>
-        </w:rPr>
-        <w:drawing>
-          <wp:anchor distT="0" distB="0" distL="114300" distR="114300" simplePos="0" relativeHeight="251819008" behindDoc="0" locked="0" layoutInCell="1" allowOverlap="1" wp14:anchorId="7FE8FCFA" wp14:editId="22DF8830">
-            <wp:simplePos x="0" y="0"/>
-            <wp:positionH relativeFrom="column">
-              <wp:posOffset>1905</wp:posOffset>
-            </wp:positionH>
-            <wp:positionV relativeFrom="paragraph">
-              <wp:posOffset>-635</wp:posOffset>
-            </wp:positionV>
-            <wp:extent cx="6309360" cy="1372870"/>
-            <wp:effectExtent l="76200" t="76200" r="129540" b="132080"/>
-            <wp:wrapNone/>
-            <wp:docPr id="460640156" name="Picture 1"/>
-            <wp:cNvGraphicFramePr>
-              <a:graphicFrameLocks xmlns:a="http://schemas.openxmlformats.org/drawingml/2006/main" noChangeAspect="1"/>
-            </wp:cNvGraphicFramePr>
-            <a:graphic xmlns:a="http://schemas.openxmlformats.org/drawingml/2006/main">
-              <a:graphicData uri="http://schemas.openxmlformats.org/drawingml/2006/picture">
-                <pic:pic xmlns:pic="http://schemas.openxmlformats.org/drawingml/2006/picture">
-                  <pic:nvPicPr>
-                    <pic:cNvPr id="460640156" name=""/>
-                    <pic:cNvPicPr/>
-                  </pic:nvPicPr>
-                  <pic:blipFill>
-                    <a:blip r:embed="rId50">
-                      <a:extLst>
-                        <a:ext uri="{28A0092B-C50C-407E-A947-70E740481C1C}">
-                          <a14:useLocalDpi xmlns:a14="http://schemas.microsoft.com/office/drawing/2010/main" val="0"/>
-                        </a:ext>
-                      </a:extLst>
-                    </a:blip>
-                    <a:stretch>
-                      <a:fillRect/>
-                    </a:stretch>
-                  </pic:blipFill>
-                  <pic:spPr>
-                    <a:xfrm>
-                      <a:off x="0" y="0"/>
-                      <a:ext cx="6309360" cy="1372870"/>
-                    </a:xfrm>
-                    <a:prstGeom prst="rect">
-                      <a:avLst/>
-                    </a:prstGeom>
-                    <a:ln w="38100" cap="sq">
-                      <a:solidFill>
-                        <a:srgbClr val="000000"/>
-                      </a:solidFill>
-                      <a:prstDash val="solid"/>
-                      <a:miter lim="800000"/>
-                    </a:ln>
-                    <a:effectLst>
-                      <a:outerShdw blurRad="50800" dist="38100" dir="2700000" algn="tl" rotWithShape="0">
-                        <a:srgbClr val="000000">
-                          <a:alpha val="43000"/>
-                        </a:srgbClr>
-                      </a:outerShdw>
-                    </a:effectLst>
-                  </pic:spPr>
-                </pic:pic>
-              </a:graphicData>
-            </a:graphic>
-          </wp:anchor>
-        </w:drawing>
-      </w:r>
-      <w:r>
-        <w:rPr>
-          <w:sz w:val="36"/>
-          <w:szCs w:val="36"/>
-        </w:rPr>
-        <w:drawing>
-          <wp:anchor distT="0" distB="0" distL="114300" distR="114300" simplePos="0" relativeHeight="251821056" behindDoc="0" locked="0" layoutInCell="1" allowOverlap="1" wp14:anchorId="4C38D296" wp14:editId="55C7C9F2">
-            <wp:simplePos x="0" y="0"/>
-            <wp:positionH relativeFrom="column">
-              <wp:posOffset>1905</wp:posOffset>
-            </wp:positionH>
-            <wp:positionV relativeFrom="paragraph">
-              <wp:posOffset>2159634</wp:posOffset>
-            </wp:positionV>
-            <wp:extent cx="6222249" cy="981075"/>
-            <wp:effectExtent l="76200" t="76200" r="140970" b="123825"/>
-            <wp:wrapNone/>
-            <wp:docPr id="873111783" name="Picture 1"/>
-            <wp:cNvGraphicFramePr>
-              <a:graphicFrameLocks xmlns:a="http://schemas.openxmlformats.org/drawingml/2006/main" noChangeAspect="1"/>
-            </wp:cNvGraphicFramePr>
-            <a:graphic xmlns:a="http://schemas.openxmlformats.org/drawingml/2006/main">
-              <a:graphicData uri="http://schemas.openxmlformats.org/drawingml/2006/picture">
-                <pic:pic xmlns:pic="http://schemas.openxmlformats.org/drawingml/2006/picture">
-                  <pic:nvPicPr>
-                    <pic:cNvPr id="873111783" name=""/>
-                    <pic:cNvPicPr/>
-                  </pic:nvPicPr>
-                  <pic:blipFill>
-                    <a:blip r:embed="rId51">
-                      <a:extLst>
-                        <a:ext uri="{28A0092B-C50C-407E-A947-70E740481C1C}">
-                          <a14:useLocalDpi xmlns:a14="http://schemas.microsoft.com/office/drawing/2010/main" val="0"/>
-                        </a:ext>
-                      </a:extLst>
-                    </a:blip>
-                    <a:stretch>
-                      <a:fillRect/>
-                    </a:stretch>
-                  </pic:blipFill>
-                  <pic:spPr>
-                    <a:xfrm>
-                      <a:off x="0" y="0"/>
-                      <a:ext cx="6226138" cy="981688"/>
+                      <a:ext cx="6627549" cy="1420761"/>
                     </a:xfrm>
                     <a:prstGeom prst="rect">
                       <a:avLst/>
@@ -7344,22 +7038,97 @@
       </w:r>
       <w:r>
         <w:rPr>
-          <w:sz w:val="36"/>
-          <w:szCs w:val="36"/>
-        </w:rPr>
+          <w:b/>
+          <w:bCs/>
+          <w:i/>
+          <w:iCs/>
+          <w:color w:val="FF0000"/>
+          <w:sz w:val="48"/>
+          <w:szCs w:val="48"/>
+        </w:rPr>
+        <w:t>- Do fil</w:t>
+      </w:r>
+      <w:r>
+        <w:rPr>
+          <w:b/>
+          <w:bCs/>
+          <w:i/>
+          <w:iCs/>
+          <w:color w:val="FF0000"/>
+          <w:sz w:val="48"/>
+          <w:szCs w:val="48"/>
+        </w:rPr>
+        <w:t>e</w:t>
+      </w:r>
+    </w:p>
+    <w:p>
+      <w:pPr>
+        <w:rPr>
+          <w:sz w:val="36"/>
+          <w:szCs w:val="36"/>
+        </w:rPr>
+      </w:pPr>
+    </w:p>
+    <w:p>
+      <w:pPr>
+        <w:rPr>
+          <w:sz w:val="36"/>
+          <w:szCs w:val="36"/>
+        </w:rPr>
+      </w:pPr>
+    </w:p>
+    <w:p>
+      <w:pPr>
+        <w:rPr>
+          <w:sz w:val="36"/>
+          <w:szCs w:val="36"/>
+        </w:rPr>
+      </w:pPr>
+    </w:p>
+    <w:p>
+      <w:pPr>
+        <w:rPr>
+          <w:sz w:val="36"/>
+          <w:szCs w:val="36"/>
+        </w:rPr>
+      </w:pPr>
+    </w:p>
+    <w:p>
+      <w:pPr>
+        <w:rPr>
+          <w:b/>
+          <w:bCs/>
+          <w:i/>
+          <w:iCs/>
+          <w:color w:val="FF0000"/>
+          <w:sz w:val="48"/>
+          <w:szCs w:val="48"/>
+        </w:rPr>
+      </w:pPr>
+      <w:r>
+        <w:rPr>
+          <w:b/>
+          <w:bCs/>
+          <w:i/>
+          <w:iCs/>
+          <w:color w:val="FF0000"/>
+          <w:sz w:val="48"/>
+          <w:szCs w:val="48"/>
+        </w:rPr>
+        <w:lastRenderedPageBreak/>
         <w:drawing>
-          <wp:anchor distT="0" distB="0" distL="114300" distR="114300" simplePos="0" relativeHeight="251820032" behindDoc="0" locked="0" layoutInCell="1" allowOverlap="1" wp14:anchorId="5583C44A" wp14:editId="079D87CC">
+          <wp:anchor distT="0" distB="0" distL="114300" distR="114300" simplePos="0" relativeHeight="251828224" behindDoc="0" locked="0" layoutInCell="1" allowOverlap="1" wp14:anchorId="13EFB738" wp14:editId="495BD435">
             <wp:simplePos x="0" y="0"/>
             <wp:positionH relativeFrom="column">
-              <wp:posOffset>1904</wp:posOffset>
+              <wp:posOffset>-87841</wp:posOffset>
             </wp:positionH>
             <wp:positionV relativeFrom="paragraph">
-              <wp:posOffset>721360</wp:posOffset>
+              <wp:posOffset>574304</wp:posOffset>
             </wp:positionV>
-            <wp:extent cx="6362831" cy="1047750"/>
-            <wp:effectExtent l="76200" t="76200" r="133350" b="133350"/>
+            <wp:extent cx="6377049" cy="1308656"/>
+            <wp:effectExtent l="76200" t="76200" r="138430" b="139700"/>
             <wp:wrapNone/>
-            <wp:docPr id="725689102" name="Picture 1"/>
+            <wp:docPr id="1067834348" name="Picture 1"/>
             <wp:cNvGraphicFramePr>
               <a:graphicFrameLocks xmlns:a="http://schemas.openxmlformats.org/drawingml/2006/main" noChangeAspect="1"/>
             </wp:cNvGraphicFramePr>
@@ -7367,11 +7136,11 @@
               <a:graphicData uri="http://schemas.openxmlformats.org/drawingml/2006/picture">
                 <pic:pic xmlns:pic="http://schemas.openxmlformats.org/drawingml/2006/picture">
                   <pic:nvPicPr>
-                    <pic:cNvPr id="725689102" name=""/>
+                    <pic:cNvPr id="1067834348" name=""/>
                     <pic:cNvPicPr/>
                   </pic:nvPicPr>
                   <pic:blipFill>
-                    <a:blip r:embed="rId52">
+                    <a:blip r:embed="rId48">
                       <a:extLst>
                         <a:ext uri="{28A0092B-C50C-407E-A947-70E740481C1C}">
                           <a14:useLocalDpi xmlns:a14="http://schemas.microsoft.com/office/drawing/2010/main" val="0"/>
@@ -7385,7 +7154,7 @@
                   <pic:spPr>
                     <a:xfrm>
                       <a:off x="0" y="0"/>
-                      <a:ext cx="6373565" cy="1049518"/>
+                      <a:ext cx="6377049" cy="1308656"/>
                     </a:xfrm>
                     <a:prstGeom prst="rect">
                       <a:avLst/>
@@ -7417,62 +7186,78 @@
           </wp:anchor>
         </w:drawing>
       </w:r>
-    </w:p>
-    <w:p>
-      <w:pPr>
-        <w:rPr>
-          <w:sz w:val="36"/>
-          <w:szCs w:val="36"/>
-        </w:rPr>
-      </w:pPr>
-    </w:p>
-    <w:p>
-      <w:pPr>
-        <w:rPr>
-          <w:sz w:val="36"/>
-          <w:szCs w:val="36"/>
-        </w:rPr>
-      </w:pPr>
-      <w:r>
-        <w:rPr>
-          <w:b/>
-          <w:bCs/>
-          <w:i/>
-          <w:iCs/>
-          <w:color w:val="FF0000"/>
-          <w:sz w:val="48"/>
-          <w:szCs w:val="48"/>
-        </w:rPr>
-        <w:t>-Waveforms:</w:t>
-      </w:r>
-    </w:p>
-    <w:p>
-      <w:pPr>
-        <w:jc w:val="right"/>
-        <w:rPr>
-          <w:noProof/>
-          <w:sz w:val="36"/>
-          <w:szCs w:val="36"/>
-        </w:rPr>
-      </w:pPr>
-      <w:r>
-        <w:rPr>
-          <w:sz w:val="36"/>
-          <w:szCs w:val="36"/>
+      <w:r>
+        <w:rPr>
+          <w:b/>
+          <w:bCs/>
+          <w:i/>
+          <w:iCs/>
+          <w:color w:val="FF0000"/>
+          <w:sz w:val="48"/>
+          <w:szCs w:val="48"/>
+        </w:rPr>
+        <w:t>Coverage Report</w:t>
+      </w:r>
+    </w:p>
+    <w:p>
+      <w:pPr>
+        <w:rPr>
+          <w:sz w:val="36"/>
+          <w:szCs w:val="36"/>
+        </w:rPr>
+      </w:pPr>
+    </w:p>
+    <w:p>
+      <w:pPr>
+        <w:rPr>
+          <w:sz w:val="36"/>
+          <w:szCs w:val="36"/>
+        </w:rPr>
+      </w:pPr>
+    </w:p>
+    <w:p>
+      <w:pPr>
+        <w:rPr>
+          <w:sz w:val="36"/>
+          <w:szCs w:val="36"/>
+        </w:rPr>
+      </w:pPr>
+    </w:p>
+    <w:p>
+      <w:pPr>
+        <w:rPr>
+          <w:b/>
+          <w:bCs/>
+          <w:i/>
+          <w:iCs/>
+          <w:color w:val="FF0000"/>
+          <w:sz w:val="48"/>
+          <w:szCs w:val="48"/>
+        </w:rPr>
+      </w:pPr>
+      <w:r>
+        <w:rPr>
+          <w:b/>
+          <w:bCs/>
+          <w:i/>
+          <w:iCs/>
+          <w:color w:val="FF0000"/>
+          <w:sz w:val="48"/>
+          <w:szCs w:val="48"/>
         </w:rPr>
         <w:drawing>
-          <wp:anchor distT="0" distB="0" distL="114300" distR="114300" simplePos="0" relativeHeight="251822080" behindDoc="0" locked="0" layoutInCell="1" allowOverlap="1" wp14:anchorId="721DD757" wp14:editId="50E40328">
+          <wp:anchor distT="0" distB="0" distL="114300" distR="114300" simplePos="0" relativeHeight="251829248" behindDoc="0" locked="0" layoutInCell="1" allowOverlap="1" wp14:anchorId="7E410C9A" wp14:editId="51764D46">
             <wp:simplePos x="0" y="0"/>
             <wp:positionH relativeFrom="column">
-              <wp:posOffset>-169545</wp:posOffset>
+              <wp:posOffset>-80645</wp:posOffset>
             </wp:positionH>
             <wp:positionV relativeFrom="paragraph">
-              <wp:posOffset>206375</wp:posOffset>
+              <wp:posOffset>251460</wp:posOffset>
             </wp:positionV>
-            <wp:extent cx="6641432" cy="1562100"/>
-            <wp:effectExtent l="76200" t="76200" r="140970" b="133350"/>
+            <wp:extent cx="6381618" cy="948636"/>
+            <wp:effectExtent l="76200" t="76200" r="133985" b="137795"/>
             <wp:wrapNone/>
-            <wp:docPr id="1740068975" name="Picture 1"/>
+            <wp:docPr id="599876042" name="Picture 1"/>
             <wp:cNvGraphicFramePr>
               <a:graphicFrameLocks xmlns:a="http://schemas.openxmlformats.org/drawingml/2006/main" noChangeAspect="1"/>
             </wp:cNvGraphicFramePr>
@@ -7480,11 +7265,11 @@
               <a:graphicData uri="http://schemas.openxmlformats.org/drawingml/2006/picture">
                 <pic:pic xmlns:pic="http://schemas.openxmlformats.org/drawingml/2006/picture">
                   <pic:nvPicPr>
-                    <pic:cNvPr id="1740068975" name=""/>
+                    <pic:cNvPr id="599876042" name=""/>
                     <pic:cNvPicPr/>
                   </pic:nvPicPr>
                   <pic:blipFill>
-                    <a:blip r:embed="rId53">
+                    <a:blip r:embed="rId49">
                       <a:extLst>
                         <a:ext uri="{28A0092B-C50C-407E-A947-70E740481C1C}">
                           <a14:useLocalDpi xmlns:a14="http://schemas.microsoft.com/office/drawing/2010/main" val="0"/>
@@ -7498,7 +7283,7 @@
                   <pic:spPr>
                     <a:xfrm>
                       <a:off x="0" y="0"/>
-                      <a:ext cx="6643151" cy="1562504"/>
+                      <a:ext cx="6381618" cy="948636"/>
                     </a:xfrm>
                     <a:prstGeom prst="rect">
                       <a:avLst/>
@@ -7533,317 +7318,52 @@
     </w:p>
     <w:p>
       <w:pPr>
-        <w:jc w:val="right"/>
-        <w:rPr>
-          <w:sz w:val="36"/>
-          <w:szCs w:val="36"/>
-        </w:rPr>
-      </w:pPr>
-    </w:p>
-    <w:p>
-      <w:pPr>
-        <w:tabs>
-          <w:tab w:val="left" w:pos="3480"/>
-          <w:tab w:val="center" w:pos="4968"/>
-        </w:tabs>
-        <w:rPr>
-          <w:sz w:val="36"/>
-          <w:szCs w:val="36"/>
-        </w:rPr>
-      </w:pPr>
-    </w:p>
-    <w:p>
-      <w:pPr>
-        <w:tabs>
-          <w:tab w:val="left" w:pos="3480"/>
-          <w:tab w:val="center" w:pos="4968"/>
-        </w:tabs>
-        <w:rPr>
-          <w:sz w:val="36"/>
-          <w:szCs w:val="36"/>
-        </w:rPr>
-      </w:pPr>
-      <w:r>
-        <w:rPr>
-          <w:sz w:val="36"/>
-          <w:szCs w:val="36"/>
-        </w:rPr>
-        <w:br/>
-      </w:r>
-      <w:r>
-        <w:rPr>
-          <w:sz w:val="36"/>
-          <w:szCs w:val="36"/>
-        </w:rPr>
-        <w:tab/>
-      </w:r>
-      <w:r>
-        <w:rPr>
-          <w:sz w:val="36"/>
-          <w:szCs w:val="36"/>
-        </w:rPr>
-        <w:tab/>
-      </w:r>
-    </w:p>
-    <w:p>
-      <w:pPr>
-        <w:rPr>
-          <w:sz w:val="36"/>
-          <w:szCs w:val="36"/>
-        </w:rPr>
-      </w:pPr>
-    </w:p>
-    <w:p>
-      <w:pPr>
-        <w:rPr>
-          <w:sz w:val="36"/>
-          <w:szCs w:val="36"/>
-        </w:rPr>
-      </w:pPr>
-    </w:p>
-    <w:p>
-      <w:pPr>
-        <w:tabs>
-          <w:tab w:val="left" w:pos="960"/>
-          <w:tab w:val="left" w:pos="3450"/>
-        </w:tabs>
-        <w:rPr>
-          <w:b/>
-          <w:bCs/>
-          <w:i/>
-          <w:iCs/>
-          <w:color w:val="FF0000"/>
-          <w:sz w:val="48"/>
-          <w:szCs w:val="48"/>
-        </w:rPr>
-      </w:pPr>
-    </w:p>
-    <w:p>
-      <w:pPr>
-        <w:tabs>
-          <w:tab w:val="left" w:pos="960"/>
-          <w:tab w:val="left" w:pos="3450"/>
-        </w:tabs>
-        <w:rPr>
-          <w:b/>
-          <w:bCs/>
-          <w:i/>
-          <w:iCs/>
-          <w:color w:val="FF0000"/>
-          <w:sz w:val="48"/>
-          <w:szCs w:val="48"/>
-        </w:rPr>
-      </w:pPr>
-    </w:p>
-    <w:p>
-      <w:pPr>
-        <w:tabs>
-          <w:tab w:val="left" w:pos="960"/>
-          <w:tab w:val="left" w:pos="3450"/>
-        </w:tabs>
-        <w:rPr>
-          <w:b/>
-          <w:bCs/>
-          <w:i/>
-          <w:iCs/>
-          <w:color w:val="FF0000"/>
-          <w:sz w:val="48"/>
-          <w:szCs w:val="48"/>
-        </w:rPr>
-      </w:pPr>
-    </w:p>
-    <w:p>
-      <w:pPr>
-        <w:tabs>
-          <w:tab w:val="left" w:pos="960"/>
-          <w:tab w:val="left" w:pos="3450"/>
-        </w:tabs>
-        <w:rPr>
-          <w:b/>
-          <w:bCs/>
-          <w:i/>
-          <w:iCs/>
-          <w:color w:val="FF0000"/>
-          <w:sz w:val="48"/>
-          <w:szCs w:val="48"/>
-        </w:rPr>
-      </w:pPr>
-    </w:p>
-    <w:p>
-      <w:pPr>
-        <w:tabs>
-          <w:tab w:val="left" w:pos="960"/>
-          <w:tab w:val="left" w:pos="3450"/>
-        </w:tabs>
-        <w:rPr>
-          <w:b/>
-          <w:bCs/>
-          <w:i/>
-          <w:iCs/>
-          <w:color w:val="FF0000"/>
-          <w:sz w:val="48"/>
-          <w:szCs w:val="48"/>
-        </w:rPr>
-      </w:pPr>
-    </w:p>
-    <w:p>
-      <w:pPr>
-        <w:tabs>
-          <w:tab w:val="left" w:pos="960"/>
-          <w:tab w:val="left" w:pos="3450"/>
-        </w:tabs>
-        <w:rPr>
-          <w:sz w:val="36"/>
-          <w:szCs w:val="36"/>
-        </w:rPr>
-      </w:pPr>
-      <w:r>
-        <w:rPr>
-          <w:sz w:val="36"/>
-          <w:szCs w:val="36"/>
-        </w:rPr>
-        <w:tab/>
-      </w:r>
-      <w:r>
-        <w:rPr>
-          <w:sz w:val="36"/>
-          <w:szCs w:val="36"/>
-        </w:rPr>
-        <w:tab/>
-      </w:r>
-    </w:p>
-    <w:p>
-      <w:pPr>
-        <w:tabs>
-          <w:tab w:val="left" w:pos="960"/>
-        </w:tabs>
-        <w:rPr>
-          <w:sz w:val="36"/>
-          <w:szCs w:val="36"/>
-        </w:rPr>
-      </w:pPr>
-    </w:p>
-    <w:p>
-      <w:pPr>
-        <w:tabs>
-          <w:tab w:val="left" w:pos="960"/>
-        </w:tabs>
-        <w:rPr>
-          <w:sz w:val="36"/>
-          <w:szCs w:val="36"/>
-        </w:rPr>
-      </w:pPr>
-    </w:p>
-    <w:p>
-      <w:pPr>
-        <w:rPr>
-          <w:sz w:val="28"/>
-          <w:szCs w:val="28"/>
-        </w:rPr>
-      </w:pPr>
-    </w:p>
-    <w:p>
-      <w:pPr>
-        <w:rPr>
-          <w:sz w:val="28"/>
-          <w:szCs w:val="28"/>
-        </w:rPr>
-      </w:pPr>
-    </w:p>
-    <w:p>
-      <w:pPr>
-        <w:tabs>
-          <w:tab w:val="left" w:pos="915"/>
-        </w:tabs>
-        <w:jc w:val="center"/>
-        <w:rPr>
-          <w:sz w:val="36"/>
-          <w:szCs w:val="36"/>
-        </w:rPr>
-      </w:pPr>
-      <w:r>
-        <w:rPr>
-          <w:b/>
-          <w:bCs/>
-          <w:color w:val="215E99" w:themeColor="text2" w:themeTint="BF"/>
-          <w:sz w:val="48"/>
-          <w:szCs w:val="48"/>
-          <w:u w:val="single"/>
-        </w:rPr>
-        <w:lastRenderedPageBreak/>
-        <w:t xml:space="preserve">Design </w:t>
-      </w:r>
-      <w:r>
-        <w:rPr>
-          <w:b/>
-          <w:bCs/>
-          <w:color w:val="215E99" w:themeColor="text2" w:themeTint="BF"/>
-          <w:sz w:val="48"/>
-          <w:szCs w:val="48"/>
-          <w:u w:val="single"/>
-        </w:rPr>
-        <w:t>4</w:t>
-      </w:r>
-      <w:r>
-        <w:rPr>
-          <w:b/>
-          <w:bCs/>
-          <w:color w:val="215E99" w:themeColor="text2" w:themeTint="BF"/>
-          <w:sz w:val="48"/>
-          <w:szCs w:val="48"/>
-          <w:u w:val="single"/>
-        </w:rPr>
-        <w:t>:</w:t>
-      </w:r>
-      <w:r>
-        <w:rPr>
-          <w:b/>
-          <w:bCs/>
-          <w:color w:val="215E99" w:themeColor="text2" w:themeTint="BF"/>
-          <w:sz w:val="48"/>
-          <w:szCs w:val="48"/>
-          <w:u w:val="single"/>
-        </w:rPr>
-        <w:t xml:space="preserve">  </w:t>
-      </w:r>
-      <w:r>
-        <w:rPr>
-          <w:b/>
-          <w:bCs/>
-          <w:color w:val="215E99" w:themeColor="text2" w:themeTint="BF"/>
-          <w:sz w:val="48"/>
-          <w:szCs w:val="48"/>
-          <w:u w:val="single"/>
-        </w:rPr>
-        <w:t>DSP</w:t>
-      </w:r>
-    </w:p>
-    <w:p>
-      <w:pPr>
-        <w:rPr>
-          <w:sz w:val="28"/>
-          <w:szCs w:val="28"/>
-        </w:rPr>
-      </w:pPr>
-      <w:r>
-        <w:rPr>
-          <w:noProof/>
-          <w:sz w:val="36"/>
-          <w:szCs w:val="36"/>
+        <w:rPr>
+          <w:b/>
+          <w:bCs/>
+          <w:i/>
+          <w:iCs/>
+          <w:color w:val="FF0000"/>
+          <w:sz w:val="48"/>
+          <w:szCs w:val="48"/>
+        </w:rPr>
+      </w:pPr>
+    </w:p>
+    <w:p>
+      <w:pPr>
+        <w:rPr>
+          <w:b/>
+          <w:bCs/>
+          <w:i/>
+          <w:iCs/>
+          <w:color w:val="FF0000"/>
+          <w:sz w:val="48"/>
+          <w:szCs w:val="48"/>
+        </w:rPr>
+      </w:pPr>
+      <w:r>
+        <w:rPr>
+          <w:b/>
+          <w:bCs/>
+          <w:i/>
+          <w:iCs/>
+          <w:color w:val="FF0000"/>
+          <w:sz w:val="48"/>
+          <w:szCs w:val="48"/>
         </w:rPr>
         <w:drawing>
-          <wp:anchor distT="0" distB="0" distL="114300" distR="114300" simplePos="0" relativeHeight="251823104" behindDoc="0" locked="0" layoutInCell="1" allowOverlap="1" wp14:anchorId="43B75B6F" wp14:editId="5F2F2435">
+          <wp:anchor distT="0" distB="0" distL="114300" distR="114300" simplePos="0" relativeHeight="251830272" behindDoc="0" locked="0" layoutInCell="1" allowOverlap="1" wp14:anchorId="31131A88" wp14:editId="5BE736CF">
             <wp:simplePos x="0" y="0"/>
             <wp:positionH relativeFrom="column">
-              <wp:posOffset>11430</wp:posOffset>
+              <wp:posOffset>-89535</wp:posOffset>
             </wp:positionH>
             <wp:positionV relativeFrom="paragraph">
-              <wp:posOffset>488314</wp:posOffset>
+              <wp:posOffset>252730</wp:posOffset>
             </wp:positionV>
-            <wp:extent cx="6515100" cy="6526903"/>
-            <wp:effectExtent l="76200" t="76200" r="133350" b="140970"/>
+            <wp:extent cx="6386063" cy="908163"/>
+            <wp:effectExtent l="76200" t="76200" r="129540" b="139700"/>
             <wp:wrapNone/>
-            <wp:docPr id="1863122893" name="Picture 1"/>
+            <wp:docPr id="598552487" name="Picture 1"/>
             <wp:cNvGraphicFramePr>
               <a:graphicFrameLocks xmlns:a="http://schemas.openxmlformats.org/drawingml/2006/main" noChangeAspect="1"/>
             </wp:cNvGraphicFramePr>
@@ -7851,11 +7371,11 @@
               <a:graphicData uri="http://schemas.openxmlformats.org/drawingml/2006/picture">
                 <pic:pic xmlns:pic="http://schemas.openxmlformats.org/drawingml/2006/picture">
                   <pic:nvPicPr>
-                    <pic:cNvPr id="1863122893" name=""/>
+                    <pic:cNvPr id="598552487" name=""/>
                     <pic:cNvPicPr/>
                   </pic:nvPicPr>
                   <pic:blipFill>
-                    <a:blip r:embed="rId54">
+                    <a:blip r:embed="rId50">
                       <a:extLst>
                         <a:ext uri="{28A0092B-C50C-407E-A947-70E740481C1C}">
                           <a14:useLocalDpi xmlns:a14="http://schemas.microsoft.com/office/drawing/2010/main" val="0"/>
@@ -7869,7 +7389,7 @@
                   <pic:spPr>
                     <a:xfrm>
                       <a:off x="0" y="0"/>
-                      <a:ext cx="6517011" cy="6528817"/>
+                      <a:ext cx="6386063" cy="908163"/>
                     </a:xfrm>
                     <a:prstGeom prst="rect">
                       <a:avLst/>
@@ -7901,519 +7421,45 @@
           </wp:anchor>
         </w:drawing>
       </w:r>
-      <w:r>
-        <w:rPr>
-          <w:b/>
-          <w:bCs/>
-          <w:i/>
-          <w:iCs/>
-          <w:color w:val="FF0000"/>
-          <w:sz w:val="48"/>
-          <w:szCs w:val="48"/>
-        </w:rPr>
-        <w:t>-</w:t>
-      </w:r>
-      <w:r>
-        <w:rPr>
-          <w:b/>
-          <w:bCs/>
-          <w:i/>
-          <w:iCs/>
-          <w:color w:val="FF0000"/>
-          <w:sz w:val="48"/>
-          <w:szCs w:val="48"/>
-        </w:rPr>
-        <w:t>DSP</w:t>
-      </w:r>
-      <w:r>
-        <w:rPr>
-          <w:b/>
-          <w:bCs/>
-          <w:i/>
-          <w:iCs/>
-          <w:color w:val="FF0000"/>
-          <w:sz w:val="48"/>
-          <w:szCs w:val="48"/>
-        </w:rPr>
-        <w:t xml:space="preserve"> Design Code:</w:t>
-      </w:r>
-    </w:p>
-    <w:p>
-      <w:pPr>
-        <w:tabs>
-          <w:tab w:val="left" w:pos="3350"/>
-        </w:tabs>
-        <w:rPr>
-          <w:sz w:val="28"/>
-          <w:szCs w:val="28"/>
-        </w:rPr>
-      </w:pPr>
-      <w:r>
-        <w:rPr>
-          <w:sz w:val="28"/>
-          <w:szCs w:val="28"/>
-        </w:rPr>
-        <w:tab/>
-      </w:r>
-    </w:p>
-    <w:p>
-      <w:pPr>
-        <w:tabs>
-          <w:tab w:val="left" w:pos="5578"/>
-        </w:tabs>
-        <w:rPr>
-          <w:sz w:val="28"/>
-          <w:szCs w:val="28"/>
-        </w:rPr>
-      </w:pPr>
-      <w:r>
-        <w:rPr>
-          <w:sz w:val="28"/>
-          <w:szCs w:val="28"/>
-        </w:rPr>
-        <w:tab/>
-      </w:r>
-    </w:p>
-    <w:p>
-      <w:pPr>
-        <w:tabs>
-          <w:tab w:val="left" w:pos="4420"/>
-        </w:tabs>
-        <w:rPr>
-          <w:sz w:val="28"/>
-          <w:szCs w:val="28"/>
-        </w:rPr>
-      </w:pPr>
-      <w:r>
-        <w:rPr>
-          <w:sz w:val="28"/>
-          <w:szCs w:val="28"/>
-        </w:rPr>
-        <w:tab/>
-      </w:r>
-    </w:p>
-    <w:p>
-      <w:pPr>
-        <w:rPr>
-          <w:noProof/>
-          <w:sz w:val="36"/>
-          <w:szCs w:val="36"/>
-        </w:rPr>
-      </w:pPr>
-    </w:p>
-    <w:p>
-      <w:pPr>
-        <w:rPr>
-          <w:b/>
-          <w:bCs/>
-          <w:i/>
-          <w:iCs/>
-          <w:color w:val="FF0000"/>
-          <w:sz w:val="48"/>
-          <w:szCs w:val="48"/>
-        </w:rPr>
-      </w:pPr>
-    </w:p>
-    <w:p>
-      <w:pPr>
-        <w:rPr>
-          <w:b/>
-          <w:bCs/>
-          <w:i/>
-          <w:iCs/>
-          <w:color w:val="FF0000"/>
-          <w:sz w:val="48"/>
-          <w:szCs w:val="48"/>
-        </w:rPr>
-      </w:pPr>
-    </w:p>
-    <w:p>
-      <w:pPr>
-        <w:rPr>
-          <w:b/>
-          <w:bCs/>
-          <w:i/>
-          <w:iCs/>
-          <w:color w:val="FF0000"/>
-          <w:sz w:val="48"/>
-          <w:szCs w:val="48"/>
-        </w:rPr>
-      </w:pPr>
-    </w:p>
-    <w:p>
-      <w:pPr>
-        <w:rPr>
-          <w:b/>
-          <w:bCs/>
-          <w:i/>
-          <w:iCs/>
-          <w:color w:val="FF0000"/>
-          <w:sz w:val="48"/>
-          <w:szCs w:val="48"/>
-        </w:rPr>
-      </w:pPr>
-    </w:p>
-    <w:p>
-      <w:pPr>
-        <w:rPr>
-          <w:b/>
-          <w:bCs/>
-          <w:i/>
-          <w:iCs/>
-          <w:color w:val="FF0000"/>
-          <w:sz w:val="48"/>
-          <w:szCs w:val="48"/>
-        </w:rPr>
-      </w:pPr>
-    </w:p>
-    <w:p>
-      <w:pPr>
-        <w:rPr>
-          <w:b/>
-          <w:bCs/>
-          <w:i/>
-          <w:iCs/>
-          <w:color w:val="FF0000"/>
-          <w:sz w:val="48"/>
-          <w:szCs w:val="48"/>
-        </w:rPr>
-      </w:pPr>
-    </w:p>
-    <w:p>
-      <w:pPr>
-        <w:rPr>
-          <w:b/>
-          <w:bCs/>
-          <w:i/>
-          <w:iCs/>
-          <w:color w:val="FF0000"/>
-          <w:sz w:val="48"/>
-          <w:szCs w:val="48"/>
-        </w:rPr>
-      </w:pPr>
-    </w:p>
-    <w:p>
-      <w:pPr>
-        <w:rPr>
-          <w:b/>
-          <w:bCs/>
-          <w:i/>
-          <w:iCs/>
-          <w:color w:val="FF0000"/>
-          <w:sz w:val="48"/>
-          <w:szCs w:val="48"/>
-        </w:rPr>
-      </w:pPr>
-    </w:p>
-    <w:p>
-      <w:pPr>
-        <w:rPr>
-          <w:b/>
-          <w:bCs/>
-          <w:i/>
-          <w:iCs/>
-          <w:color w:val="FF0000"/>
-          <w:sz w:val="48"/>
-          <w:szCs w:val="48"/>
-        </w:rPr>
-      </w:pPr>
-    </w:p>
-    <w:p>
-      <w:pPr>
-        <w:rPr>
-          <w:b/>
-          <w:bCs/>
-          <w:i/>
-          <w:iCs/>
-          <w:color w:val="FF0000"/>
-          <w:sz w:val="48"/>
-          <w:szCs w:val="48"/>
-        </w:rPr>
-      </w:pPr>
-    </w:p>
-    <w:p>
-      <w:pPr>
-        <w:rPr>
-          <w:b/>
-          <w:bCs/>
-          <w:i/>
-          <w:iCs/>
-          <w:color w:val="FF0000"/>
-          <w:sz w:val="48"/>
-          <w:szCs w:val="48"/>
-        </w:rPr>
-      </w:pPr>
-    </w:p>
-    <w:p>
-      <w:pPr>
-        <w:rPr>
-          <w:b/>
-          <w:bCs/>
-          <w:i/>
-          <w:iCs/>
-          <w:color w:val="FF0000"/>
-          <w:sz w:val="48"/>
-          <w:szCs w:val="48"/>
-        </w:rPr>
-      </w:pPr>
-      <w:r>
-        <w:rPr>
-          <w:b/>
-          <w:bCs/>
-          <w:i/>
-          <w:iCs/>
-          <w:color w:val="FF0000"/>
-          <w:sz w:val="48"/>
-          <w:szCs w:val="48"/>
-        </w:rPr>
-        <w:lastRenderedPageBreak/>
-        <w:t>-Bugs &amp; fixes:</w:t>
-      </w:r>
-    </w:p>
-    <w:p>
-      <w:pPr>
-        <w:tabs>
-          <w:tab w:val="left" w:pos="6045"/>
-        </w:tabs>
-        <w:rPr>
-          <w:b/>
-          <w:bCs/>
-          <w:i/>
-          <w:iCs/>
-          <w:color w:val="FF0000"/>
-          <w:sz w:val="48"/>
-          <w:szCs w:val="48"/>
-        </w:rPr>
-      </w:pPr>
-      <w:r>
-        <w:rPr>
-          <w:sz w:val="28"/>
-          <w:szCs w:val="28"/>
-        </w:rPr>
-        <w:t xml:space="preserve">-Y </w:t>
-      </w:r>
-    </w:p>
-    <w:p>
-      <w:pPr>
-        <w:tabs>
-          <w:tab w:val="left" w:pos="6510"/>
-        </w:tabs>
-        <w:rPr>
-          <w:b/>
-          <w:bCs/>
-          <w:i/>
-          <w:iCs/>
-          <w:color w:val="FF0000"/>
-          <w:sz w:val="48"/>
-          <w:szCs w:val="48"/>
-        </w:rPr>
-      </w:pPr>
-    </w:p>
-    <w:p>
-      <w:pPr>
-        <w:rPr>
-          <w:b/>
-          <w:bCs/>
-          <w:i/>
-          <w:iCs/>
-          <w:color w:val="FF0000"/>
-          <w:sz w:val="48"/>
-          <w:szCs w:val="48"/>
-        </w:rPr>
-      </w:pPr>
-    </w:p>
-    <w:p>
-      <w:pPr>
-        <w:rPr>
-          <w:b/>
-          <w:bCs/>
-          <w:i/>
-          <w:iCs/>
-          <w:color w:val="FF0000"/>
-          <w:sz w:val="48"/>
-          <w:szCs w:val="48"/>
-        </w:rPr>
-      </w:pPr>
-    </w:p>
-    <w:p>
-      <w:pPr>
-        <w:rPr>
-          <w:b/>
-          <w:bCs/>
-          <w:i/>
-          <w:iCs/>
-          <w:color w:val="FF0000"/>
-          <w:sz w:val="48"/>
-          <w:szCs w:val="48"/>
-        </w:rPr>
-      </w:pPr>
-    </w:p>
-    <w:p>
-      <w:pPr>
-        <w:rPr>
-          <w:b/>
-          <w:bCs/>
-          <w:i/>
-          <w:iCs/>
-          <w:color w:val="FF0000"/>
-          <w:sz w:val="48"/>
-          <w:szCs w:val="48"/>
-        </w:rPr>
-      </w:pPr>
-    </w:p>
-    <w:p>
-      <w:pPr>
-        <w:rPr>
-          <w:b/>
-          <w:bCs/>
-          <w:i/>
-          <w:iCs/>
-          <w:color w:val="FF0000"/>
-          <w:sz w:val="48"/>
-          <w:szCs w:val="48"/>
-        </w:rPr>
-      </w:pPr>
-    </w:p>
-    <w:p>
-      <w:pPr>
-        <w:rPr>
-          <w:b/>
-          <w:bCs/>
-          <w:i/>
-          <w:iCs/>
-          <w:color w:val="FF0000"/>
-          <w:sz w:val="48"/>
-          <w:szCs w:val="48"/>
-        </w:rPr>
-      </w:pPr>
-    </w:p>
-    <w:p>
-      <w:pPr>
-        <w:rPr>
-          <w:b/>
-          <w:bCs/>
-          <w:i/>
-          <w:iCs/>
-          <w:color w:val="FF0000"/>
-          <w:sz w:val="48"/>
-          <w:szCs w:val="48"/>
-        </w:rPr>
-      </w:pPr>
-    </w:p>
-    <w:p>
-      <w:pPr>
-        <w:rPr>
-          <w:b/>
-          <w:bCs/>
-          <w:i/>
-          <w:iCs/>
-          <w:color w:val="FF0000"/>
-          <w:sz w:val="48"/>
-          <w:szCs w:val="48"/>
-        </w:rPr>
-      </w:pPr>
-    </w:p>
-    <w:p>
-      <w:pPr>
-        <w:rPr>
-          <w:b/>
-          <w:bCs/>
-          <w:i/>
-          <w:iCs/>
-          <w:color w:val="FF0000"/>
-          <w:sz w:val="48"/>
-          <w:szCs w:val="48"/>
-        </w:rPr>
-      </w:pPr>
-    </w:p>
-    <w:p>
-      <w:pPr>
-        <w:rPr>
-          <w:b/>
-          <w:bCs/>
-          <w:i/>
-          <w:iCs/>
-          <w:color w:val="FF0000"/>
-          <w:sz w:val="48"/>
-          <w:szCs w:val="48"/>
-        </w:rPr>
-      </w:pPr>
-    </w:p>
-    <w:p>
-      <w:pPr>
-        <w:rPr>
-          <w:b/>
-          <w:bCs/>
-          <w:i/>
-          <w:iCs/>
-          <w:color w:val="FF0000"/>
-          <w:sz w:val="48"/>
-          <w:szCs w:val="48"/>
-        </w:rPr>
-      </w:pPr>
-    </w:p>
-    <w:p>
-      <w:pPr>
-        <w:rPr>
-          <w:b/>
-          <w:bCs/>
-          <w:i/>
-          <w:iCs/>
-          <w:color w:val="FF0000"/>
-          <w:sz w:val="48"/>
-          <w:szCs w:val="48"/>
-        </w:rPr>
-      </w:pPr>
-    </w:p>
-    <w:p>
-      <w:pPr>
-        <w:rPr>
-          <w:b/>
-          <w:bCs/>
-          <w:i/>
-          <w:iCs/>
-          <w:color w:val="FF0000"/>
-          <w:sz w:val="48"/>
-          <w:szCs w:val="48"/>
-        </w:rPr>
-      </w:pPr>
-    </w:p>
-    <w:p>
-      <w:pPr>
-        <w:rPr>
-          <w:b/>
-          <w:bCs/>
-          <w:i/>
-          <w:iCs/>
-          <w:color w:val="FF0000"/>
-          <w:sz w:val="48"/>
-          <w:szCs w:val="48"/>
-        </w:rPr>
-      </w:pPr>
-      <w:r>
-        <w:rPr>
-          <w:b/>
-          <w:bCs/>
-          <w:i/>
-          <w:iCs/>
-          <w:color w:val="FF0000"/>
-          <w:sz w:val="48"/>
-          <w:szCs w:val="48"/>
-        </w:rPr>
-        <w:lastRenderedPageBreak/>
+    </w:p>
+    <w:p>
+      <w:pPr>
+        <w:rPr>
+          <w:sz w:val="48"/>
+          <w:szCs w:val="48"/>
+        </w:rPr>
+      </w:pPr>
+    </w:p>
+    <w:p>
+      <w:pPr>
+        <w:rPr>
+          <w:sz w:val="48"/>
+          <w:szCs w:val="48"/>
+        </w:rPr>
+      </w:pPr>
+      <w:r>
+        <w:rPr>
+          <w:b/>
+          <w:bCs/>
+          <w:i/>
+          <w:iCs/>
+          <w:color w:val="FF0000"/>
+          <w:sz w:val="48"/>
+          <w:szCs w:val="48"/>
+        </w:rPr>
         <w:drawing>
-          <wp:anchor distT="0" distB="0" distL="114300" distR="114300" simplePos="0" relativeHeight="251796480" behindDoc="0" locked="0" layoutInCell="1" allowOverlap="1" wp14:anchorId="4142A3C7" wp14:editId="3491E83A">
+          <wp:anchor distT="0" distB="0" distL="114300" distR="114300" simplePos="0" relativeHeight="251837440" behindDoc="0" locked="0" layoutInCell="1" allowOverlap="1" wp14:anchorId="40057F89" wp14:editId="70A48470">
             <wp:simplePos x="0" y="0"/>
             <wp:positionH relativeFrom="column">
-              <wp:posOffset>1904</wp:posOffset>
+              <wp:posOffset>459105</wp:posOffset>
             </wp:positionH>
             <wp:positionV relativeFrom="paragraph">
-              <wp:posOffset>535305</wp:posOffset>
+              <wp:posOffset>160020</wp:posOffset>
             </wp:positionV>
-            <wp:extent cx="6429375" cy="1038948"/>
-            <wp:effectExtent l="76200" t="76200" r="123825" b="142240"/>
+            <wp:extent cx="5134692" cy="1305107"/>
+            <wp:effectExtent l="76200" t="76200" r="142240" b="142875"/>
             <wp:wrapNone/>
-            <wp:docPr id="479567015" name="Picture 1"/>
+            <wp:docPr id="714206214" name="Picture 1"/>
             <wp:cNvGraphicFramePr>
               <a:graphicFrameLocks xmlns:a="http://schemas.openxmlformats.org/drawingml/2006/main" noChangeAspect="1"/>
             </wp:cNvGraphicFramePr>
@@ -8421,187 +7467,11 @@
               <a:graphicData uri="http://schemas.openxmlformats.org/drawingml/2006/picture">
                 <pic:pic xmlns:pic="http://schemas.openxmlformats.org/drawingml/2006/picture">
                   <pic:nvPicPr>
-                    <pic:cNvPr id="101642927" name=""/>
-                    <pic:cNvPicPr/>
-                  </pic:nvPicPr>
-                  <pic:blipFill rotWithShape="1">
-                    <a:blip r:embed="rId27">
-                      <a:extLst>
-                        <a:ext uri="{28A0092B-C50C-407E-A947-70E740481C1C}">
-                          <a14:useLocalDpi xmlns:a14="http://schemas.microsoft.com/office/drawing/2010/main" val="0"/>
-                        </a:ext>
-                      </a:extLst>
-                    </a:blip>
-                    <a:srcRect l="4273"/>
-                    <a:stretch>
-                      <a:fillRect/>
-                    </a:stretch>
-                  </pic:blipFill>
-                  <pic:spPr bwMode="auto">
-                    <a:xfrm>
-                      <a:off x="0" y="0"/>
-                      <a:ext cx="6448387" cy="1042020"/>
-                    </a:xfrm>
-                    <a:prstGeom prst="rect">
-                      <a:avLst/>
-                    </a:prstGeom>
-                    <a:ln w="38100" cap="sq">
-                      <a:solidFill>
-                        <a:srgbClr val="000000"/>
-                      </a:solidFill>
-                      <a:prstDash val="solid"/>
-                      <a:miter lim="800000"/>
-                    </a:ln>
-                    <a:effectLst>
-                      <a:outerShdw blurRad="50800" dist="38100" dir="2700000" algn="tl" rotWithShape="0">
-                        <a:srgbClr val="000000">
-                          <a:alpha val="43000"/>
-                        </a:srgbClr>
-                      </a:outerShdw>
-                    </a:effectLst>
-                    <a:extLst>
-                      <a:ext uri="{53640926-AAD7-44D8-BBD7-CCE9431645EC}">
-                        <a14:shadowObscured xmlns:a14="http://schemas.microsoft.com/office/drawing/2010/main"/>
-                      </a:ext>
-                    </a:extLst>
-                  </pic:spPr>
-                </pic:pic>
-              </a:graphicData>
-            </a:graphic>
-            <wp14:sizeRelH relativeFrom="margin">
-              <wp14:pctWidth>0</wp14:pctWidth>
-            </wp14:sizeRelH>
-            <wp14:sizeRelV relativeFrom="margin">
-              <wp14:pctHeight>0</wp14:pctHeight>
-            </wp14:sizeRelV>
-          </wp:anchor>
-        </w:drawing>
-      </w:r>
-      <w:r>
-        <w:rPr>
-          <w:b/>
-          <w:bCs/>
-          <w:i/>
-          <w:iCs/>
-          <w:color w:val="FF0000"/>
-          <w:sz w:val="48"/>
-          <w:szCs w:val="48"/>
-        </w:rPr>
-        <w:t>-Verification Plan:</w:t>
-      </w:r>
-      <w:r>
-        <w:rPr>
-          <w:noProof/>
-        </w:rPr>
-        <w:t xml:space="preserve"> </w:t>
-      </w:r>
-    </w:p>
-    <w:p>
-      <w:pPr>
-        <w:tabs>
-          <w:tab w:val="left" w:pos="2438"/>
-        </w:tabs>
-        <w:rPr>
-          <w:b/>
-          <w:bCs/>
-          <w:i/>
-          <w:iCs/>
-          <w:color w:val="FF0000"/>
-          <w:sz w:val="48"/>
-          <w:szCs w:val="48"/>
-        </w:rPr>
-      </w:pPr>
-      <w:r>
-        <w:rPr>
-          <w:b/>
-          <w:bCs/>
-          <w:i/>
-          <w:iCs/>
-          <w:color w:val="FF0000"/>
-          <w:sz w:val="48"/>
-          <w:szCs w:val="48"/>
-        </w:rPr>
-        <w:tab/>
-      </w:r>
-    </w:p>
-    <w:p>
-      <w:pPr>
-        <w:tabs>
-          <w:tab w:val="left" w:pos="3379"/>
-        </w:tabs>
-        <w:rPr>
-          <w:sz w:val="36"/>
-          <w:szCs w:val="36"/>
-        </w:rPr>
-      </w:pPr>
-      <w:r>
-        <w:rPr>
-          <w:sz w:val="36"/>
-          <w:szCs w:val="36"/>
-        </w:rPr>
-        <w:tab/>
-      </w:r>
-    </w:p>
-    <w:p>
-      <w:pPr>
-        <w:rPr>
-          <w:b/>
-          <w:bCs/>
-          <w:i/>
-          <w:iCs/>
-          <w:color w:val="FF0000"/>
-          <w:sz w:val="48"/>
-          <w:szCs w:val="48"/>
-        </w:rPr>
-      </w:pPr>
-    </w:p>
-    <w:p>
-      <w:pPr>
-        <w:rPr>
-          <w:b/>
-          <w:bCs/>
-          <w:i/>
-          <w:iCs/>
-          <w:color w:val="FF0000"/>
-          <w:sz w:val="48"/>
-          <w:szCs w:val="48"/>
-        </w:rPr>
-      </w:pPr>
-      <w:r>
-        <w:rPr>
-          <w:b/>
-          <w:bCs/>
-          <w:i/>
-          <w:iCs/>
-          <w:color w:val="FF0000"/>
-          <w:sz w:val="48"/>
-          <w:szCs w:val="48"/>
-        </w:rPr>
-        <w:drawing>
-          <wp:anchor distT="0" distB="0" distL="114300" distR="114300" simplePos="0" relativeHeight="251797504" behindDoc="0" locked="0" layoutInCell="1" allowOverlap="1" wp14:anchorId="5C86D83A" wp14:editId="3C221D23">
-            <wp:simplePos x="0" y="0"/>
-            <wp:positionH relativeFrom="column">
-              <wp:posOffset>-140970</wp:posOffset>
-            </wp:positionH>
-            <wp:positionV relativeFrom="paragraph">
-              <wp:posOffset>573405</wp:posOffset>
-            </wp:positionV>
-            <wp:extent cx="6715125" cy="4390390"/>
-            <wp:effectExtent l="76200" t="76200" r="142875" b="124460"/>
-            <wp:wrapNone/>
-            <wp:docPr id="1523370433" name="Picture 1"/>
-            <wp:cNvGraphicFramePr>
-              <a:graphicFrameLocks xmlns:a="http://schemas.openxmlformats.org/drawingml/2006/main" noChangeAspect="1"/>
-            </wp:cNvGraphicFramePr>
-            <a:graphic xmlns:a="http://schemas.openxmlformats.org/drawingml/2006/main">
-              <a:graphicData uri="http://schemas.openxmlformats.org/drawingml/2006/picture">
-                <pic:pic xmlns:pic="http://schemas.openxmlformats.org/drawingml/2006/picture">
-                  <pic:nvPicPr>
-                    <pic:cNvPr id="926950842" name=""/>
+                    <pic:cNvPr id="714206214" name=""/>
                     <pic:cNvPicPr/>
                   </pic:nvPicPr>
                   <pic:blipFill>
-                    <a:blip r:embed="rId28">
+                    <a:blip r:embed="rId51">
                       <a:extLst>
                         <a:ext uri="{28A0092B-C50C-407E-A947-70E740481C1C}">
                           <a14:useLocalDpi xmlns:a14="http://schemas.microsoft.com/office/drawing/2010/main" val="0"/>
@@ -8615,690 +7485,7 @@
                   <pic:spPr>
                     <a:xfrm>
                       <a:off x="0" y="0"/>
-                      <a:ext cx="6715125" cy="4390390"/>
-                    </a:xfrm>
-                    <a:prstGeom prst="rect">
-                      <a:avLst/>
-                    </a:prstGeom>
-                    <a:ln w="38100" cap="sq">
-                      <a:solidFill>
-                        <a:srgbClr val="000000"/>
-                      </a:solidFill>
-                      <a:prstDash val="solid"/>
-                      <a:miter lim="800000"/>
-                    </a:ln>
-                    <a:effectLst>
-                      <a:outerShdw blurRad="50800" dist="38100" dir="2700000" algn="tl" rotWithShape="0">
-                        <a:srgbClr val="000000">
-                          <a:alpha val="43000"/>
-                        </a:srgbClr>
-                      </a:outerShdw>
-                    </a:effectLst>
-                  </pic:spPr>
-                </pic:pic>
-              </a:graphicData>
-            </a:graphic>
-            <wp14:sizeRelH relativeFrom="margin">
-              <wp14:pctWidth>0</wp14:pctWidth>
-            </wp14:sizeRelH>
-            <wp14:sizeRelV relativeFrom="margin">
-              <wp14:pctHeight>0</wp14:pctHeight>
-            </wp14:sizeRelV>
-          </wp:anchor>
-        </w:drawing>
-      </w:r>
-      <w:r>
-        <w:rPr>
-          <w:b/>
-          <w:bCs/>
-          <w:i/>
-          <w:iCs/>
-          <w:color w:val="FF0000"/>
-          <w:sz w:val="48"/>
-          <w:szCs w:val="48"/>
-        </w:rPr>
-        <w:t>- Testbench:</w:t>
-      </w:r>
-    </w:p>
-    <w:p>
-      <w:pPr>
-        <w:rPr>
-          <w:b/>
-          <w:bCs/>
-          <w:i/>
-          <w:iCs/>
-          <w:color w:val="FF0000"/>
-          <w:sz w:val="48"/>
-          <w:szCs w:val="48"/>
-        </w:rPr>
-      </w:pPr>
-    </w:p>
-    <w:p>
-      <w:pPr>
-        <w:tabs>
-          <w:tab w:val="left" w:pos="2265"/>
-        </w:tabs>
-        <w:rPr>
-          <w:b/>
-          <w:bCs/>
-          <w:i/>
-          <w:iCs/>
-          <w:color w:val="FF0000"/>
-          <w:sz w:val="48"/>
-          <w:szCs w:val="48"/>
-        </w:rPr>
-      </w:pPr>
-      <w:r>
-        <w:rPr>
-          <w:b/>
-          <w:bCs/>
-          <w:i/>
-          <w:iCs/>
-          <w:color w:val="FF0000"/>
-          <w:sz w:val="48"/>
-          <w:szCs w:val="48"/>
-        </w:rPr>
-        <w:tab/>
-      </w:r>
-    </w:p>
-    <w:p>
-      <w:pPr>
-        <w:tabs>
-          <w:tab w:val="left" w:pos="4504"/>
-        </w:tabs>
-        <w:rPr>
-          <w:b/>
-          <w:bCs/>
-          <w:i/>
-          <w:iCs/>
-          <w:color w:val="FF0000"/>
-          <w:sz w:val="48"/>
-          <w:szCs w:val="48"/>
-        </w:rPr>
-      </w:pPr>
-      <w:r>
-        <w:rPr>
-          <w:b/>
-          <w:bCs/>
-          <w:i/>
-          <w:iCs/>
-          <w:color w:val="FF0000"/>
-          <w:sz w:val="48"/>
-          <w:szCs w:val="48"/>
-        </w:rPr>
-        <w:tab/>
-      </w:r>
-    </w:p>
-    <w:p>
-      <w:pPr>
-        <w:rPr>
-          <w:b/>
-          <w:bCs/>
-          <w:i/>
-          <w:iCs/>
-          <w:color w:val="FF0000"/>
-          <w:sz w:val="48"/>
-          <w:szCs w:val="48"/>
-        </w:rPr>
-      </w:pPr>
-    </w:p>
-    <w:p>
-      <w:pPr>
-        <w:rPr>
-          <w:sz w:val="36"/>
-          <w:szCs w:val="36"/>
-        </w:rPr>
-      </w:pPr>
-    </w:p>
-    <w:p>
-      <w:pPr>
-        <w:rPr>
-          <w:sz w:val="36"/>
-          <w:szCs w:val="36"/>
-        </w:rPr>
-      </w:pPr>
-    </w:p>
-    <w:p>
-      <w:pPr>
-        <w:rPr>
-          <w:sz w:val="36"/>
-          <w:szCs w:val="36"/>
-        </w:rPr>
-      </w:pPr>
-    </w:p>
-    <w:p>
-      <w:pPr>
-        <w:rPr>
-          <w:sz w:val="36"/>
-          <w:szCs w:val="36"/>
-        </w:rPr>
-      </w:pPr>
-    </w:p>
-    <w:p>
-      <w:pPr>
-        <w:rPr>
-          <w:sz w:val="36"/>
-          <w:szCs w:val="36"/>
-        </w:rPr>
-      </w:pPr>
-    </w:p>
-    <w:p>
-      <w:pPr>
-        <w:rPr>
-          <w:sz w:val="36"/>
-          <w:szCs w:val="36"/>
-        </w:rPr>
-      </w:pPr>
-      <w:r>
-        <w:rPr>
-          <w:b/>
-          <w:bCs/>
-          <w:i/>
-          <w:iCs/>
-          <w:color w:val="FF0000"/>
-          <w:sz w:val="48"/>
-          <w:szCs w:val="48"/>
-        </w:rPr>
-        <w:drawing>
-          <wp:anchor distT="0" distB="0" distL="114300" distR="114300" simplePos="0" relativeHeight="251798528" behindDoc="0" locked="0" layoutInCell="1" allowOverlap="1" wp14:anchorId="03C4890E" wp14:editId="25CAA08D">
-            <wp:simplePos x="0" y="0"/>
-            <wp:positionH relativeFrom="column">
-              <wp:posOffset>-140970</wp:posOffset>
-            </wp:positionH>
-            <wp:positionV relativeFrom="paragraph">
-              <wp:posOffset>243205</wp:posOffset>
-            </wp:positionV>
-            <wp:extent cx="6267450" cy="1577587"/>
-            <wp:effectExtent l="76200" t="76200" r="133350" b="137160"/>
-            <wp:wrapNone/>
-            <wp:docPr id="964363348" name="Picture 1"/>
-            <wp:cNvGraphicFramePr>
-              <a:graphicFrameLocks xmlns:a="http://schemas.openxmlformats.org/drawingml/2006/main" noChangeAspect="1"/>
-            </wp:cNvGraphicFramePr>
-            <a:graphic xmlns:a="http://schemas.openxmlformats.org/drawingml/2006/main">
-              <a:graphicData uri="http://schemas.openxmlformats.org/drawingml/2006/picture">
-                <pic:pic xmlns:pic="http://schemas.openxmlformats.org/drawingml/2006/picture">
-                  <pic:nvPicPr>
-                    <pic:cNvPr id="792043328" name=""/>
-                    <pic:cNvPicPr/>
-                  </pic:nvPicPr>
-                  <pic:blipFill>
-                    <a:blip r:embed="rId29">
-                      <a:extLst>
-                        <a:ext uri="{28A0092B-C50C-407E-A947-70E740481C1C}">
-                          <a14:useLocalDpi xmlns:a14="http://schemas.microsoft.com/office/drawing/2010/main" val="0"/>
-                        </a:ext>
-                      </a:extLst>
-                    </a:blip>
-                    <a:stretch>
-                      <a:fillRect/>
-                    </a:stretch>
-                  </pic:blipFill>
-                  <pic:spPr>
-                    <a:xfrm>
-                      <a:off x="0" y="0"/>
-                      <a:ext cx="6267450" cy="1577587"/>
-                    </a:xfrm>
-                    <a:prstGeom prst="rect">
-                      <a:avLst/>
-                    </a:prstGeom>
-                    <a:ln w="38100" cap="sq">
-                      <a:solidFill>
-                        <a:srgbClr val="000000"/>
-                      </a:solidFill>
-                      <a:prstDash val="solid"/>
-                      <a:miter lim="800000"/>
-                    </a:ln>
-                    <a:effectLst>
-                      <a:outerShdw blurRad="50800" dist="38100" dir="2700000" algn="tl" rotWithShape="0">
-                        <a:srgbClr val="000000">
-                          <a:alpha val="43000"/>
-                        </a:srgbClr>
-                      </a:outerShdw>
-                    </a:effectLst>
-                  </pic:spPr>
-                </pic:pic>
-              </a:graphicData>
-            </a:graphic>
-            <wp14:sizeRelH relativeFrom="margin">
-              <wp14:pctWidth>0</wp14:pctWidth>
-            </wp14:sizeRelH>
-            <wp14:sizeRelV relativeFrom="margin">
-              <wp14:pctHeight>0</wp14:pctHeight>
-            </wp14:sizeRelV>
-          </wp:anchor>
-        </w:drawing>
-      </w:r>
-    </w:p>
-    <w:p>
-      <w:pPr>
-        <w:rPr>
-          <w:sz w:val="36"/>
-          <w:szCs w:val="36"/>
-        </w:rPr>
-      </w:pPr>
-    </w:p>
-    <w:p>
-      <w:pPr>
-        <w:rPr>
-          <w:sz w:val="36"/>
-          <w:szCs w:val="36"/>
-        </w:rPr>
-      </w:pPr>
-    </w:p>
-    <w:p>
-      <w:pPr>
-        <w:rPr>
-          <w:sz w:val="36"/>
-          <w:szCs w:val="36"/>
-        </w:rPr>
-      </w:pPr>
-    </w:p>
-    <w:p>
-      <w:pPr>
-        <w:rPr>
-          <w:sz w:val="36"/>
-          <w:szCs w:val="36"/>
-        </w:rPr>
-      </w:pPr>
-      <w:r>
-        <w:rPr>
-          <w:b/>
-          <w:bCs/>
-          <w:i/>
-          <w:iCs/>
-          <w:color w:val="FF0000"/>
-          <w:sz w:val="48"/>
-          <w:szCs w:val="48"/>
-        </w:rPr>
-        <w:lastRenderedPageBreak/>
-        <w:drawing>
-          <wp:anchor distT="0" distB="0" distL="114300" distR="114300" simplePos="0" relativeHeight="251799552" behindDoc="0" locked="0" layoutInCell="1" allowOverlap="1" wp14:anchorId="697DF91E" wp14:editId="20CAE112">
-            <wp:simplePos x="0" y="0"/>
-            <wp:positionH relativeFrom="column">
-              <wp:posOffset>144780</wp:posOffset>
-            </wp:positionH>
-            <wp:positionV relativeFrom="paragraph">
-              <wp:posOffset>-312420</wp:posOffset>
-            </wp:positionV>
-            <wp:extent cx="3569124" cy="1409700"/>
-            <wp:effectExtent l="76200" t="76200" r="127000" b="133350"/>
-            <wp:wrapNone/>
-            <wp:docPr id="1528915011" name="Picture 1"/>
-            <wp:cNvGraphicFramePr>
-              <a:graphicFrameLocks xmlns:a="http://schemas.openxmlformats.org/drawingml/2006/main" noChangeAspect="1"/>
-            </wp:cNvGraphicFramePr>
-            <a:graphic xmlns:a="http://schemas.openxmlformats.org/drawingml/2006/main">
-              <a:graphicData uri="http://schemas.openxmlformats.org/drawingml/2006/picture">
-                <pic:pic xmlns:pic="http://schemas.openxmlformats.org/drawingml/2006/picture">
-                  <pic:nvPicPr>
-                    <pic:cNvPr id="1327025593" name=""/>
-                    <pic:cNvPicPr/>
-                  </pic:nvPicPr>
-                  <pic:blipFill>
-                    <a:blip r:embed="rId30">
-                      <a:extLst>
-                        <a:ext uri="{28A0092B-C50C-407E-A947-70E740481C1C}">
-                          <a14:useLocalDpi xmlns:a14="http://schemas.microsoft.com/office/drawing/2010/main" val="0"/>
-                        </a:ext>
-                      </a:extLst>
-                    </a:blip>
-                    <a:stretch>
-                      <a:fillRect/>
-                    </a:stretch>
-                  </pic:blipFill>
-                  <pic:spPr>
-                    <a:xfrm>
-                      <a:off x="0" y="0"/>
-                      <a:ext cx="3569124" cy="1409700"/>
-                    </a:xfrm>
-                    <a:prstGeom prst="rect">
-                      <a:avLst/>
-                    </a:prstGeom>
-                    <a:ln w="38100" cap="sq">
-                      <a:solidFill>
-                        <a:srgbClr val="000000"/>
-                      </a:solidFill>
-                      <a:prstDash val="solid"/>
-                      <a:miter lim="800000"/>
-                    </a:ln>
-                    <a:effectLst>
-                      <a:outerShdw blurRad="50800" dist="38100" dir="2700000" algn="tl" rotWithShape="0">
-                        <a:srgbClr val="000000">
-                          <a:alpha val="43000"/>
-                        </a:srgbClr>
-                      </a:outerShdw>
-                    </a:effectLst>
-                  </pic:spPr>
-                </pic:pic>
-              </a:graphicData>
-            </a:graphic>
-            <wp14:sizeRelH relativeFrom="margin">
-              <wp14:pctWidth>0</wp14:pctWidth>
-            </wp14:sizeRelH>
-            <wp14:sizeRelV relativeFrom="margin">
-              <wp14:pctHeight>0</wp14:pctHeight>
-            </wp14:sizeRelV>
-          </wp:anchor>
-        </w:drawing>
-      </w:r>
-    </w:p>
-    <w:p>
-      <w:pPr>
-        <w:rPr>
-          <w:sz w:val="36"/>
-          <w:szCs w:val="36"/>
-        </w:rPr>
-      </w:pPr>
-    </w:p>
-    <w:p>
-      <w:pPr>
-        <w:rPr>
-          <w:sz w:val="36"/>
-          <w:szCs w:val="36"/>
-        </w:rPr>
-      </w:pPr>
-      <w:r>
-        <w:rPr>
-          <w:sz w:val="36"/>
-          <w:szCs w:val="36"/>
-        </w:rPr>
-        <w:drawing>
-          <wp:anchor distT="0" distB="0" distL="114300" distR="114300" simplePos="0" relativeHeight="251800576" behindDoc="0" locked="0" layoutInCell="1" allowOverlap="1" wp14:anchorId="22293BF8" wp14:editId="22EE5710">
-            <wp:simplePos x="0" y="0"/>
-            <wp:positionH relativeFrom="column">
-              <wp:posOffset>135255</wp:posOffset>
-            </wp:positionH>
-            <wp:positionV relativeFrom="paragraph">
-              <wp:posOffset>295276</wp:posOffset>
-            </wp:positionV>
-            <wp:extent cx="6116980" cy="3371850"/>
-            <wp:effectExtent l="76200" t="76200" r="131445" b="133350"/>
-            <wp:wrapNone/>
-            <wp:docPr id="297690741" name="Picture 1"/>
-            <wp:cNvGraphicFramePr>
-              <a:graphicFrameLocks xmlns:a="http://schemas.openxmlformats.org/drawingml/2006/main" noChangeAspect="1"/>
-            </wp:cNvGraphicFramePr>
-            <a:graphic xmlns:a="http://schemas.openxmlformats.org/drawingml/2006/main">
-              <a:graphicData uri="http://schemas.openxmlformats.org/drawingml/2006/picture">
-                <pic:pic xmlns:pic="http://schemas.openxmlformats.org/drawingml/2006/picture">
-                  <pic:nvPicPr>
-                    <pic:cNvPr id="944697359" name=""/>
-                    <pic:cNvPicPr/>
-                  </pic:nvPicPr>
-                  <pic:blipFill>
-                    <a:blip r:embed="rId31">
-                      <a:extLst>
-                        <a:ext uri="{28A0092B-C50C-407E-A947-70E740481C1C}">
-                          <a14:useLocalDpi xmlns:a14="http://schemas.microsoft.com/office/drawing/2010/main" val="0"/>
-                        </a:ext>
-                      </a:extLst>
-                    </a:blip>
-                    <a:stretch>
-                      <a:fillRect/>
-                    </a:stretch>
-                  </pic:blipFill>
-                  <pic:spPr>
-                    <a:xfrm>
-                      <a:off x="0" y="0"/>
-                      <a:ext cx="6117635" cy="3372211"/>
-                    </a:xfrm>
-                    <a:prstGeom prst="rect">
-                      <a:avLst/>
-                    </a:prstGeom>
-                    <a:ln w="38100" cap="sq">
-                      <a:solidFill>
-                        <a:srgbClr val="000000"/>
-                      </a:solidFill>
-                      <a:prstDash val="solid"/>
-                      <a:miter lim="800000"/>
-                    </a:ln>
-                    <a:effectLst>
-                      <a:outerShdw blurRad="50800" dist="38100" dir="2700000" algn="tl" rotWithShape="0">
-                        <a:srgbClr val="000000">
-                          <a:alpha val="43000"/>
-                        </a:srgbClr>
-                      </a:outerShdw>
-                    </a:effectLst>
-                  </pic:spPr>
-                </pic:pic>
-              </a:graphicData>
-            </a:graphic>
-            <wp14:sizeRelH relativeFrom="margin">
-              <wp14:pctWidth>0</wp14:pctWidth>
-            </wp14:sizeRelH>
-            <wp14:sizeRelV relativeFrom="margin">
-              <wp14:pctHeight>0</wp14:pctHeight>
-            </wp14:sizeRelV>
-          </wp:anchor>
-        </w:drawing>
-      </w:r>
-    </w:p>
-    <w:p>
-      <w:pPr>
-        <w:rPr>
-          <w:sz w:val="36"/>
-          <w:szCs w:val="36"/>
-        </w:rPr>
-      </w:pPr>
-    </w:p>
-    <w:p>
-      <w:pPr>
-        <w:rPr>
-          <w:sz w:val="36"/>
-          <w:szCs w:val="36"/>
-        </w:rPr>
-      </w:pPr>
-    </w:p>
-    <w:p>
-      <w:pPr>
-        <w:rPr>
-          <w:sz w:val="36"/>
-          <w:szCs w:val="36"/>
-        </w:rPr>
-      </w:pPr>
-    </w:p>
-    <w:p>
-      <w:pPr>
-        <w:rPr>
-          <w:sz w:val="36"/>
-          <w:szCs w:val="36"/>
-        </w:rPr>
-      </w:pPr>
-    </w:p>
-    <w:p>
-      <w:pPr>
-        <w:rPr>
-          <w:sz w:val="36"/>
-          <w:szCs w:val="36"/>
-        </w:rPr>
-      </w:pPr>
-    </w:p>
-    <w:p>
-      <w:pPr>
-        <w:rPr>
-          <w:sz w:val="36"/>
-          <w:szCs w:val="36"/>
-        </w:rPr>
-      </w:pPr>
-    </w:p>
-    <w:p>
-      <w:pPr>
-        <w:rPr>
-          <w:sz w:val="36"/>
-          <w:szCs w:val="36"/>
-        </w:rPr>
-      </w:pPr>
-    </w:p>
-    <w:p>
-      <w:pPr>
-        <w:rPr>
-          <w:sz w:val="36"/>
-          <w:szCs w:val="36"/>
-        </w:rPr>
-      </w:pPr>
-      <w:r>
-        <w:rPr>
-          <w:sz w:val="36"/>
-          <w:szCs w:val="36"/>
-        </w:rPr>
-        <w:drawing>
-          <wp:anchor distT="0" distB="0" distL="114300" distR="114300" simplePos="0" relativeHeight="251801600" behindDoc="0" locked="0" layoutInCell="1" allowOverlap="1" wp14:anchorId="2C8EBC9B" wp14:editId="7AE65E32">
-            <wp:simplePos x="0" y="0"/>
-            <wp:positionH relativeFrom="column">
-              <wp:posOffset>135255</wp:posOffset>
-            </wp:positionH>
-            <wp:positionV relativeFrom="paragraph">
-              <wp:posOffset>268605</wp:posOffset>
-            </wp:positionV>
-            <wp:extent cx="6116955" cy="1611119"/>
-            <wp:effectExtent l="76200" t="76200" r="131445" b="141605"/>
-            <wp:wrapNone/>
-            <wp:docPr id="1933060514" name="Picture 1"/>
-            <wp:cNvGraphicFramePr>
-              <a:graphicFrameLocks xmlns:a="http://schemas.openxmlformats.org/drawingml/2006/main" noChangeAspect="1"/>
-            </wp:cNvGraphicFramePr>
-            <a:graphic xmlns:a="http://schemas.openxmlformats.org/drawingml/2006/main">
-              <a:graphicData uri="http://schemas.openxmlformats.org/drawingml/2006/picture">
-                <pic:pic xmlns:pic="http://schemas.openxmlformats.org/drawingml/2006/picture">
-                  <pic:nvPicPr>
-                    <pic:cNvPr id="1726369457" name=""/>
-                    <pic:cNvPicPr/>
-                  </pic:nvPicPr>
-                  <pic:blipFill>
-                    <a:blip r:embed="rId32">
-                      <a:extLst>
-                        <a:ext uri="{28A0092B-C50C-407E-A947-70E740481C1C}">
-                          <a14:useLocalDpi xmlns:a14="http://schemas.microsoft.com/office/drawing/2010/main" val="0"/>
-                        </a:ext>
-                      </a:extLst>
-                    </a:blip>
-                    <a:stretch>
-                      <a:fillRect/>
-                    </a:stretch>
-                  </pic:blipFill>
-                  <pic:spPr>
-                    <a:xfrm>
-                      <a:off x="0" y="0"/>
-                      <a:ext cx="6122837" cy="1612668"/>
-                    </a:xfrm>
-                    <a:prstGeom prst="rect">
-                      <a:avLst/>
-                    </a:prstGeom>
-                    <a:ln w="38100" cap="sq">
-                      <a:solidFill>
-                        <a:srgbClr val="000000"/>
-                      </a:solidFill>
-                      <a:prstDash val="solid"/>
-                      <a:miter lim="800000"/>
-                    </a:ln>
-                    <a:effectLst>
-                      <a:outerShdw blurRad="50800" dist="38100" dir="2700000" algn="tl" rotWithShape="0">
-                        <a:srgbClr val="000000">
-                          <a:alpha val="43000"/>
-                        </a:srgbClr>
-                      </a:outerShdw>
-                    </a:effectLst>
-                  </pic:spPr>
-                </pic:pic>
-              </a:graphicData>
-            </a:graphic>
-            <wp14:sizeRelH relativeFrom="margin">
-              <wp14:pctWidth>0</wp14:pctWidth>
-            </wp14:sizeRelH>
-            <wp14:sizeRelV relativeFrom="margin">
-              <wp14:pctHeight>0</wp14:pctHeight>
-            </wp14:sizeRelV>
-          </wp:anchor>
-        </w:drawing>
-      </w:r>
-    </w:p>
-    <w:p>
-      <w:pPr>
-        <w:rPr>
-          <w:sz w:val="36"/>
-          <w:szCs w:val="36"/>
-        </w:rPr>
-      </w:pPr>
-    </w:p>
-    <w:p>
-      <w:pPr>
-        <w:rPr>
-          <w:sz w:val="36"/>
-          <w:szCs w:val="36"/>
-        </w:rPr>
-      </w:pPr>
-    </w:p>
-    <w:p>
-      <w:pPr>
-        <w:rPr>
-          <w:sz w:val="36"/>
-          <w:szCs w:val="36"/>
-        </w:rPr>
-      </w:pPr>
-    </w:p>
-    <w:p>
-      <w:pPr>
-        <w:rPr>
-          <w:sz w:val="36"/>
-          <w:szCs w:val="36"/>
-        </w:rPr>
-      </w:pPr>
-    </w:p>
-    <w:p>
-      <w:pPr>
-        <w:tabs>
-          <w:tab w:val="center" w:pos="4968"/>
-        </w:tabs>
-        <w:rPr>
-          <w:sz w:val="36"/>
-          <w:szCs w:val="36"/>
-        </w:rPr>
-      </w:pPr>
-      <w:r>
-        <w:rPr>
-          <w:sz w:val="36"/>
-          <w:szCs w:val="36"/>
-        </w:rPr>
-        <w:drawing>
-          <wp:anchor distT="0" distB="0" distL="114300" distR="114300" simplePos="0" relativeHeight="251802624" behindDoc="0" locked="0" layoutInCell="1" allowOverlap="1" wp14:anchorId="72B8A6D6" wp14:editId="30E5578E">
-            <wp:simplePos x="0" y="0"/>
-            <wp:positionH relativeFrom="column">
-              <wp:posOffset>1905</wp:posOffset>
-            </wp:positionH>
-            <wp:positionV relativeFrom="paragraph">
-              <wp:posOffset>506095</wp:posOffset>
-            </wp:positionV>
-            <wp:extent cx="6309360" cy="1905000"/>
-            <wp:effectExtent l="76200" t="76200" r="129540" b="133350"/>
-            <wp:wrapNone/>
-            <wp:docPr id="887364958" name="Picture 1"/>
-            <wp:cNvGraphicFramePr>
-              <a:graphicFrameLocks xmlns:a="http://schemas.openxmlformats.org/drawingml/2006/main" noChangeAspect="1"/>
-            </wp:cNvGraphicFramePr>
-            <a:graphic xmlns:a="http://schemas.openxmlformats.org/drawingml/2006/main">
-              <a:graphicData uri="http://schemas.openxmlformats.org/drawingml/2006/picture">
-                <pic:pic xmlns:pic="http://schemas.openxmlformats.org/drawingml/2006/picture">
-                  <pic:nvPicPr>
-                    <pic:cNvPr id="1071304378" name=""/>
-                    <pic:cNvPicPr/>
-                  </pic:nvPicPr>
-                  <pic:blipFill>
-                    <a:blip r:embed="rId33">
-                      <a:extLst>
-                        <a:ext uri="{28A0092B-C50C-407E-A947-70E740481C1C}">
-                          <a14:useLocalDpi xmlns:a14="http://schemas.microsoft.com/office/drawing/2010/main" val="0"/>
-                        </a:ext>
-                      </a:extLst>
-                    </a:blip>
-                    <a:stretch>
-                      <a:fillRect/>
-                    </a:stretch>
-                  </pic:blipFill>
-                  <pic:spPr>
-                    <a:xfrm>
-                      <a:off x="0" y="0"/>
-                      <a:ext cx="6309360" cy="1905000"/>
+                      <a:ext cx="5134692" cy="1305107"/>
                     </a:xfrm>
                     <a:prstGeom prst="rect">
                       <a:avLst/>
@@ -9324,85 +7511,132 @@
           </wp:anchor>
         </w:drawing>
       </w:r>
-      <w:r>
-        <w:rPr>
-          <w:b/>
-          <w:bCs/>
-          <w:i/>
-          <w:iCs/>
-          <w:color w:val="FF0000"/>
-          <w:sz w:val="48"/>
-          <w:szCs w:val="48"/>
-        </w:rPr>
-        <w:t>- Do file:</w:t>
-      </w:r>
-      <w:r>
-        <w:rPr>
-          <w:b/>
-          <w:bCs/>
-          <w:i/>
-          <w:iCs/>
-          <w:color w:val="FF0000"/>
-          <w:sz w:val="48"/>
-          <w:szCs w:val="48"/>
-        </w:rPr>
-        <w:tab/>
-      </w:r>
-    </w:p>
-    <w:p>
-      <w:pPr>
-        <w:rPr>
-          <w:sz w:val="36"/>
-          <w:szCs w:val="36"/>
-        </w:rPr>
-      </w:pPr>
-    </w:p>
-    <w:p>
-      <w:pPr>
-        <w:rPr>
-          <w:sz w:val="36"/>
-          <w:szCs w:val="36"/>
-        </w:rPr>
-        <w:sectPr>
-          <w:pgSz w:w="12240" w:h="15840" w:code="1"/>
-          <w:pgMar w:top="1152" w:right="1152" w:bottom="1152" w:left="1152" w:header="720" w:footer="720" w:gutter="0"/>
-          <w:pgBorders w:offsetFrom="page">
-            <w:top w:val="single" w:sz="4" w:space="24" w:color="auto"/>
-            <w:left w:val="single" w:sz="4" w:space="24" w:color="auto"/>
-            <w:bottom w:val="single" w:sz="4" w:space="24" w:color="auto"/>
-            <w:right w:val="single" w:sz="4" w:space="24" w:color="auto"/>
-          </w:pgBorders>
-          <w:cols w:space="720"/>
-          <w:docGrid w:linePitch="360"/>
-        </w:sectPr>
-      </w:pPr>
-    </w:p>
-    <w:p>
-      <w:pPr>
-        <w:rPr>
-          <w:sz w:val="36"/>
-          <w:szCs w:val="36"/>
-        </w:rPr>
-      </w:pPr>
-      <w:r>
-        <w:rPr>
-          <w:sz w:val="36"/>
-          <w:szCs w:val="36"/>
+    </w:p>
+    <w:p>
+      <w:pPr>
+        <w:rPr>
+          <w:b/>
+          <w:bCs/>
+          <w:i/>
+          <w:iCs/>
+          <w:color w:val="FF0000"/>
+          <w:sz w:val="48"/>
+          <w:szCs w:val="48"/>
+        </w:rPr>
+      </w:pPr>
+    </w:p>
+    <w:p>
+      <w:pPr>
+        <w:rPr>
+          <w:b/>
+          <w:bCs/>
+          <w:i/>
+          <w:iCs/>
+          <w:color w:val="FF0000"/>
+          <w:sz w:val="48"/>
+          <w:szCs w:val="48"/>
+        </w:rPr>
+      </w:pPr>
+    </w:p>
+    <w:p>
+      <w:pPr>
+        <w:rPr>
+          <w:b/>
+          <w:bCs/>
+          <w:i/>
+          <w:iCs/>
+          <w:color w:val="FF0000"/>
+          <w:sz w:val="48"/>
+          <w:szCs w:val="48"/>
+        </w:rPr>
+      </w:pPr>
+    </w:p>
+    <w:p>
+      <w:pPr>
+        <w:rPr>
+          <w:b/>
+          <w:bCs/>
+          <w:i/>
+          <w:iCs/>
+          <w:color w:val="FF0000"/>
+          <w:sz w:val="48"/>
+          <w:szCs w:val="48"/>
+        </w:rPr>
+      </w:pPr>
+    </w:p>
+    <w:p>
+      <w:pPr>
+        <w:rPr>
+          <w:b/>
+          <w:bCs/>
+          <w:i/>
+          <w:iCs/>
+          <w:color w:val="FF0000"/>
+          <w:sz w:val="48"/>
+          <w:szCs w:val="48"/>
+        </w:rPr>
+      </w:pPr>
+    </w:p>
+    <w:p>
+      <w:pPr>
+        <w:rPr>
+          <w:b/>
+          <w:bCs/>
+          <w:i/>
+          <w:iCs/>
+          <w:color w:val="FF0000"/>
+          <w:sz w:val="48"/>
+          <w:szCs w:val="48"/>
+        </w:rPr>
+      </w:pPr>
+    </w:p>
+    <w:p>
+      <w:pPr>
+        <w:rPr>
+          <w:b/>
+          <w:bCs/>
+          <w:i/>
+          <w:iCs/>
+          <w:color w:val="FF0000"/>
+          <w:sz w:val="48"/>
+          <w:szCs w:val="48"/>
+        </w:rPr>
+      </w:pPr>
+    </w:p>
+    <w:p>
+      <w:pPr>
+        <w:rPr>
+          <w:sz w:val="48"/>
+          <w:szCs w:val="48"/>
+        </w:rPr>
+      </w:pPr>
+    </w:p>
+    <w:p>
+      <w:pPr>
+        <w:rPr>
+          <w:sz w:val="36"/>
+          <w:szCs w:val="36"/>
+        </w:rPr>
+      </w:pPr>
+      <w:r>
+        <w:rPr>
+          <w:sz w:val="48"/>
+          <w:szCs w:val="48"/>
         </w:rPr>
         <w:lastRenderedPageBreak/>
         <w:drawing>
-          <wp:anchor distT="0" distB="0" distL="114300" distR="114300" simplePos="0" relativeHeight="251803648" behindDoc="0" locked="0" layoutInCell="1" allowOverlap="1" wp14:anchorId="695CA725" wp14:editId="22851800">
+          <wp:anchor distT="0" distB="0" distL="114300" distR="114300" simplePos="0" relativeHeight="251831296" behindDoc="0" locked="0" layoutInCell="1" allowOverlap="1" wp14:anchorId="5F47371C" wp14:editId="5A2CAB97">
             <wp:simplePos x="0" y="0"/>
             <wp:positionH relativeFrom="column">
-              <wp:posOffset>-7620</wp:posOffset>
+              <wp:posOffset>1905</wp:posOffset>
             </wp:positionH>
             <wp:positionV relativeFrom="paragraph">
-              <wp:posOffset>431165</wp:posOffset>
+              <wp:posOffset>535939</wp:posOffset>
             </wp:positionV>
-            <wp:extent cx="6309360" cy="1342390"/>
-            <wp:effectExtent l="76200" t="76200" r="129540" b="124460"/>
+            <wp:extent cx="6260648" cy="1457325"/>
+            <wp:effectExtent l="152400" t="152400" r="159385" b="161925"/>
             <wp:wrapNone/>
-            <wp:docPr id="1929323902" name="Picture 1"/>
+            <wp:docPr id="1334675475" name="Picture 1"/>
             <wp:cNvGraphicFramePr>
               <a:graphicFrameLocks xmlns:a="http://schemas.openxmlformats.org/drawingml/2006/main" noChangeAspect="1"/>
             </wp:cNvGraphicFramePr>
@@ -9410,11 +7644,165 @@
               <a:graphicData uri="http://schemas.openxmlformats.org/drawingml/2006/picture">
                 <pic:pic xmlns:pic="http://schemas.openxmlformats.org/drawingml/2006/picture">
                   <pic:nvPicPr>
-                    <pic:cNvPr id="696762064" name=""/>
+                    <pic:cNvPr id="1334675475" name=""/>
+                    <pic:cNvPicPr/>
+                  </pic:nvPicPr>
+                  <pic:blipFill rotWithShape="1">
+                    <a:blip r:embed="rId52">
+                      <a:extLst>
+                        <a:ext uri="{28A0092B-C50C-407E-A947-70E740481C1C}">
+                          <a14:useLocalDpi xmlns:a14="http://schemas.microsoft.com/office/drawing/2010/main" val="0"/>
+                        </a:ext>
+                      </a:extLst>
+                    </a:blip>
+                    <a:srcRect r="9592"/>
+                    <a:stretch>
+                      <a:fillRect/>
+                    </a:stretch>
+                  </pic:blipFill>
+                  <pic:spPr bwMode="auto">
+                    <a:xfrm>
+                      <a:off x="0" y="0"/>
+                      <a:ext cx="6278061" cy="1461378"/>
+                    </a:xfrm>
+                    <a:prstGeom prst="snip2DiagRect">
+                      <a:avLst/>
+                    </a:prstGeom>
+                    <a:solidFill>
+                      <a:srgbClr val="FFFFFF">
+                        <a:shade val="85000"/>
+                      </a:srgbClr>
+                    </a:solidFill>
+                    <a:ln w="88900" cap="sq" cmpd="sng" algn="ctr">
+                      <a:solidFill>
+                        <a:srgbClr val="FFFFFF"/>
+                      </a:solidFill>
+                      <a:prstDash val="solid"/>
+                      <a:miter lim="800000"/>
+                      <a:headEnd type="none" w="med" len="med"/>
+                      <a:tailEnd type="none" w="med" len="med"/>
+                      <a:extLst>
+                        <a:ext uri="{C807C97D-BFC1-408E-A445-0C87EB9F89A2}">
+                          <ask:lineSketchStyleProps xmlns:ask="http://schemas.microsoft.com/office/drawing/2018/sketchyshapes" sd="0">
+                            <a:custGeom>
+                              <a:avLst/>
+                              <a:gdLst/>
+                              <a:ahLst/>
+                              <a:cxnLst/>
+                              <a:rect l="0" t="0" r="0" b="0"/>
+                              <a:pathLst/>
+                            </a:custGeom>
+                            <ask:type/>
+                          </ask:lineSketchStyleProps>
+                        </a:ext>
+                      </a:extLst>
+                    </a:ln>
+                    <a:effectLst>
+                      <a:outerShdw blurRad="88900" algn="tl" rotWithShape="0">
+                        <a:srgbClr val="000000">
+                          <a:alpha val="45000"/>
+                        </a:srgbClr>
+                      </a:outerShdw>
+                    </a:effectLst>
+                    <a:scene3d>
+                      <a:camera prst="orthographicFront"/>
+                      <a:lightRig rig="twoPt" dir="t">
+                        <a:rot lat="0" lon="0" rev="7200000"/>
+                      </a:lightRig>
+                    </a:scene3d>
+                    <a:sp3d>
+                      <a:bevelT w="25400" h="19050"/>
+                      <a:contourClr>
+                        <a:srgbClr val="FFFFFF"/>
+                      </a:contourClr>
+                    </a:sp3d>
+                    <a:extLst>
+                      <a:ext uri="{53640926-AAD7-44D8-BBD7-CCE9431645EC}">
+                        <a14:shadowObscured xmlns:a14="http://schemas.microsoft.com/office/drawing/2010/main"/>
+                      </a:ext>
+                    </a:extLst>
+                  </pic:spPr>
+                </pic:pic>
+              </a:graphicData>
+            </a:graphic>
+            <wp14:sizeRelH relativeFrom="margin">
+              <wp14:pctWidth>0</wp14:pctWidth>
+            </wp14:sizeRelH>
+            <wp14:sizeRelV relativeFrom="margin">
+              <wp14:pctHeight>0</wp14:pctHeight>
+            </wp14:sizeRelV>
+          </wp:anchor>
+        </w:drawing>
+      </w:r>
+      <w:r>
+        <w:rPr>
+          <w:b/>
+          <w:bCs/>
+          <w:i/>
+          <w:iCs/>
+          <w:color w:val="FF0000"/>
+          <w:sz w:val="48"/>
+          <w:szCs w:val="48"/>
+        </w:rPr>
+        <w:t>-Waveforms:</w:t>
+      </w:r>
+    </w:p>
+    <w:p>
+      <w:pPr>
+        <w:rPr>
+          <w:sz w:val="48"/>
+          <w:szCs w:val="48"/>
+        </w:rPr>
+      </w:pPr>
+    </w:p>
+    <w:p>
+      <w:pPr>
+        <w:rPr>
+          <w:sz w:val="48"/>
+          <w:szCs w:val="48"/>
+        </w:rPr>
+      </w:pPr>
+    </w:p>
+    <w:p>
+      <w:pPr>
+        <w:tabs>
+          <w:tab w:val="left" w:pos="1814"/>
+        </w:tabs>
+        <w:rPr>
+          <w:sz w:val="48"/>
+          <w:szCs w:val="48"/>
+        </w:rPr>
+      </w:pPr>
+      <w:r>
+        <w:rPr>
+          <w:sz w:val="48"/>
+          <w:szCs w:val="48"/>
+        </w:rPr>
+        <w:drawing>
+          <wp:anchor distT="0" distB="0" distL="114300" distR="114300" simplePos="0" relativeHeight="251832320" behindDoc="0" locked="0" layoutInCell="1" allowOverlap="1" wp14:anchorId="19C526D7" wp14:editId="64FBA943">
+            <wp:simplePos x="0" y="0"/>
+            <wp:positionH relativeFrom="column">
+              <wp:posOffset>1904</wp:posOffset>
+            </wp:positionH>
+            <wp:positionV relativeFrom="paragraph">
+              <wp:posOffset>537845</wp:posOffset>
+            </wp:positionV>
+            <wp:extent cx="6372225" cy="1678353"/>
+            <wp:effectExtent l="152400" t="152400" r="161925" b="169545"/>
+            <wp:wrapNone/>
+            <wp:docPr id="861154209" name="Picture 1"/>
+            <wp:cNvGraphicFramePr>
+              <a:graphicFrameLocks xmlns:a="http://schemas.openxmlformats.org/drawingml/2006/main" noChangeAspect="1"/>
+            </wp:cNvGraphicFramePr>
+            <a:graphic xmlns:a="http://schemas.openxmlformats.org/drawingml/2006/main">
+              <a:graphicData uri="http://schemas.openxmlformats.org/drawingml/2006/picture">
+                <pic:pic xmlns:pic="http://schemas.openxmlformats.org/drawingml/2006/picture">
+                  <pic:nvPicPr>
+                    <pic:cNvPr id="861154209" name=""/>
                     <pic:cNvPicPr/>
                   </pic:nvPicPr>
                   <pic:blipFill>
-                    <a:blip r:embed="rId34">
+                    <a:blip r:embed="rId53">
                       <a:extLst>
                         <a:ext uri="{28A0092B-C50C-407E-A947-70E740481C1C}">
                           <a14:useLocalDpi xmlns:a14="http://schemas.microsoft.com/office/drawing/2010/main" val="0"/>
@@ -9428,419 +7816,7 @@
                   <pic:spPr>
                     <a:xfrm>
                       <a:off x="0" y="0"/>
-                      <a:ext cx="6309360" cy="1342390"/>
-                    </a:xfrm>
-                    <a:prstGeom prst="rect">
-                      <a:avLst/>
-                    </a:prstGeom>
-                    <a:ln w="38100" cap="sq">
-                      <a:solidFill>
-                        <a:srgbClr val="000000"/>
-                      </a:solidFill>
-                      <a:prstDash val="solid"/>
-                      <a:miter lim="800000"/>
-                    </a:ln>
-                    <a:effectLst>
-                      <a:outerShdw blurRad="50800" dist="38100" dir="2700000" algn="tl" rotWithShape="0">
-                        <a:srgbClr val="000000">
-                          <a:alpha val="43000"/>
-                        </a:srgbClr>
-                      </a:outerShdw>
-                    </a:effectLst>
-                  </pic:spPr>
-                </pic:pic>
-              </a:graphicData>
-            </a:graphic>
-          </wp:anchor>
-        </w:drawing>
-      </w:r>
-      <w:r>
-        <w:rPr>
-          <w:b/>
-          <w:bCs/>
-          <w:i/>
-          <w:iCs/>
-          <w:color w:val="FF0000"/>
-          <w:sz w:val="48"/>
-          <w:szCs w:val="48"/>
-        </w:rPr>
-        <w:t>Coverage Report:</w:t>
-      </w:r>
-      <w:r>
-        <w:rPr>
-          <w:noProof/>
-        </w:rPr>
-        <w:t xml:space="preserve"> </w:t>
-      </w:r>
-    </w:p>
-    <w:p>
-      <w:pPr>
-        <w:rPr>
-          <w:sz w:val="36"/>
-          <w:szCs w:val="36"/>
-        </w:rPr>
-      </w:pPr>
-    </w:p>
-    <w:p>
-      <w:pPr>
-        <w:rPr>
-          <w:color w:val="000000" w:themeColor="text1"/>
-          <w:sz w:val="36"/>
-          <w:szCs w:val="36"/>
-        </w:rPr>
-      </w:pPr>
-    </w:p>
-    <w:p>
-      <w:pPr>
-        <w:rPr>
-          <w:b/>
-          <w:bCs/>
-          <w:color w:val="215E99" w:themeColor="text2" w:themeTint="BF"/>
-          <w:sz w:val="48"/>
-          <w:szCs w:val="48"/>
-          <w:u w:val="single"/>
-        </w:rPr>
-      </w:pPr>
-      <w:r>
-        <w:rPr>
-          <w:sz w:val="36"/>
-          <w:szCs w:val="36"/>
-        </w:rPr>
-        <w:drawing>
-          <wp:anchor distT="0" distB="0" distL="114300" distR="114300" simplePos="0" relativeHeight="251804672" behindDoc="0" locked="0" layoutInCell="1" allowOverlap="1" wp14:anchorId="66F67E81" wp14:editId="19601825">
-            <wp:simplePos x="0" y="0"/>
-            <wp:positionH relativeFrom="column">
-              <wp:posOffset>1905</wp:posOffset>
-            </wp:positionH>
-            <wp:positionV relativeFrom="paragraph">
-              <wp:posOffset>391160</wp:posOffset>
-            </wp:positionV>
-            <wp:extent cx="6309360" cy="1389380"/>
-            <wp:effectExtent l="76200" t="76200" r="129540" b="134620"/>
-            <wp:wrapNone/>
-            <wp:docPr id="140650472" name="Picture 1"/>
-            <wp:cNvGraphicFramePr>
-              <a:graphicFrameLocks xmlns:a="http://schemas.openxmlformats.org/drawingml/2006/main" noChangeAspect="1"/>
-            </wp:cNvGraphicFramePr>
-            <a:graphic xmlns:a="http://schemas.openxmlformats.org/drawingml/2006/main">
-              <a:graphicData uri="http://schemas.openxmlformats.org/drawingml/2006/picture">
-                <pic:pic xmlns:pic="http://schemas.openxmlformats.org/drawingml/2006/picture">
-                  <pic:nvPicPr>
-                    <pic:cNvPr id="160063580" name=""/>
-                    <pic:cNvPicPr/>
-                  </pic:nvPicPr>
-                  <pic:blipFill>
-                    <a:blip r:embed="rId35">
-                      <a:extLst>
-                        <a:ext uri="{28A0092B-C50C-407E-A947-70E740481C1C}">
-                          <a14:useLocalDpi xmlns:a14="http://schemas.microsoft.com/office/drawing/2010/main" val="0"/>
-                        </a:ext>
-                      </a:extLst>
-                    </a:blip>
-                    <a:stretch>
-                      <a:fillRect/>
-                    </a:stretch>
-                  </pic:blipFill>
-                  <pic:spPr>
-                    <a:xfrm>
-                      <a:off x="0" y="0"/>
-                      <a:ext cx="6312031" cy="1389968"/>
-                    </a:xfrm>
-                    <a:prstGeom prst="rect">
-                      <a:avLst/>
-                    </a:prstGeom>
-                    <a:ln w="38100" cap="sq">
-                      <a:solidFill>
-                        <a:srgbClr val="000000"/>
-                      </a:solidFill>
-                      <a:prstDash val="solid"/>
-                      <a:miter lim="800000"/>
-                    </a:ln>
-                    <a:effectLst>
-                      <a:outerShdw blurRad="50800" dist="38100" dir="2700000" algn="tl" rotWithShape="0">
-                        <a:srgbClr val="000000">
-                          <a:alpha val="43000"/>
-                        </a:srgbClr>
-                      </a:outerShdw>
-                    </a:effectLst>
-                  </pic:spPr>
-                </pic:pic>
-              </a:graphicData>
-            </a:graphic>
-            <wp14:sizeRelH relativeFrom="margin">
-              <wp14:pctWidth>0</wp14:pctWidth>
-            </wp14:sizeRelH>
-            <wp14:sizeRelV relativeFrom="margin">
-              <wp14:pctHeight>0</wp14:pctHeight>
-            </wp14:sizeRelV>
-          </wp:anchor>
-        </w:drawing>
-      </w:r>
-    </w:p>
-    <w:p>
-      <w:pPr>
-        <w:tabs>
-          <w:tab w:val="left" w:pos="914"/>
-        </w:tabs>
-        <w:rPr>
-          <w:sz w:val="36"/>
-          <w:szCs w:val="36"/>
-        </w:rPr>
-      </w:pPr>
-      <w:r>
-        <w:rPr>
-          <w:sz w:val="36"/>
-          <w:szCs w:val="36"/>
-        </w:rPr>
-        <w:tab/>
-      </w:r>
-    </w:p>
-    <w:p>
-      <w:pPr>
-        <w:tabs>
-          <w:tab w:val="left" w:pos="3578"/>
-        </w:tabs>
-        <w:rPr>
-          <w:sz w:val="36"/>
-          <w:szCs w:val="36"/>
-        </w:rPr>
-      </w:pPr>
-    </w:p>
-    <w:p>
-      <w:pPr>
-        <w:rPr>
-          <w:sz w:val="36"/>
-          <w:szCs w:val="36"/>
-        </w:rPr>
-      </w:pPr>
-      <w:r>
-        <w:rPr>
-          <w:sz w:val="36"/>
-          <w:szCs w:val="36"/>
-        </w:rPr>
-        <w:drawing>
-          <wp:anchor distT="0" distB="0" distL="114300" distR="114300" simplePos="0" relativeHeight="251805696" behindDoc="0" locked="0" layoutInCell="1" allowOverlap="1" wp14:anchorId="168B11E5" wp14:editId="703A387C">
-            <wp:simplePos x="0" y="0"/>
-            <wp:positionH relativeFrom="column">
-              <wp:posOffset>1905</wp:posOffset>
-            </wp:positionH>
-            <wp:positionV relativeFrom="paragraph">
-              <wp:posOffset>396875</wp:posOffset>
-            </wp:positionV>
-            <wp:extent cx="6309360" cy="3044825"/>
-            <wp:effectExtent l="76200" t="76200" r="129540" b="136525"/>
-            <wp:wrapNone/>
-            <wp:docPr id="466121525" name="Picture 1"/>
-            <wp:cNvGraphicFramePr>
-              <a:graphicFrameLocks xmlns:a="http://schemas.openxmlformats.org/drawingml/2006/main" noChangeAspect="1"/>
-            </wp:cNvGraphicFramePr>
-            <a:graphic xmlns:a="http://schemas.openxmlformats.org/drawingml/2006/main">
-              <a:graphicData uri="http://schemas.openxmlformats.org/drawingml/2006/picture">
-                <pic:pic xmlns:pic="http://schemas.openxmlformats.org/drawingml/2006/picture">
-                  <pic:nvPicPr>
-                    <pic:cNvPr id="305017827" name=""/>
-                    <pic:cNvPicPr/>
-                  </pic:nvPicPr>
-                  <pic:blipFill>
-                    <a:blip r:embed="rId36">
-                      <a:extLst>
-                        <a:ext uri="{28A0092B-C50C-407E-A947-70E740481C1C}">
-                          <a14:useLocalDpi xmlns:a14="http://schemas.microsoft.com/office/drawing/2010/main" val="0"/>
-                        </a:ext>
-                      </a:extLst>
-                    </a:blip>
-                    <a:stretch>
-                      <a:fillRect/>
-                    </a:stretch>
-                  </pic:blipFill>
-                  <pic:spPr>
-                    <a:xfrm>
-                      <a:off x="0" y="0"/>
-                      <a:ext cx="6309360" cy="3044825"/>
-                    </a:xfrm>
-                    <a:prstGeom prst="rect">
-                      <a:avLst/>
-                    </a:prstGeom>
-                    <a:ln w="38100" cap="sq">
-                      <a:solidFill>
-                        <a:srgbClr val="000000"/>
-                      </a:solidFill>
-                      <a:prstDash val="solid"/>
-                      <a:miter lim="800000"/>
-                    </a:ln>
-                    <a:effectLst>
-                      <a:outerShdw blurRad="50800" dist="38100" dir="2700000" algn="tl" rotWithShape="0">
-                        <a:srgbClr val="000000">
-                          <a:alpha val="43000"/>
-                        </a:srgbClr>
-                      </a:outerShdw>
-                    </a:effectLst>
-                  </pic:spPr>
-                </pic:pic>
-              </a:graphicData>
-            </a:graphic>
-          </wp:anchor>
-        </w:drawing>
-      </w:r>
-    </w:p>
-    <w:p>
-      <w:pPr>
-        <w:rPr>
-          <w:sz w:val="36"/>
-          <w:szCs w:val="36"/>
-        </w:rPr>
-      </w:pPr>
-    </w:p>
-    <w:p>
-      <w:pPr>
-        <w:rPr>
-          <w:sz w:val="36"/>
-          <w:szCs w:val="36"/>
-        </w:rPr>
-      </w:pPr>
-    </w:p>
-    <w:p>
-      <w:pPr>
-        <w:rPr>
-          <w:sz w:val="36"/>
-          <w:szCs w:val="36"/>
-        </w:rPr>
-      </w:pPr>
-    </w:p>
-    <w:p>
-      <w:pPr>
-        <w:rPr>
-          <w:sz w:val="36"/>
-          <w:szCs w:val="36"/>
-        </w:rPr>
-      </w:pPr>
-    </w:p>
-    <w:p>
-      <w:pPr>
-        <w:rPr>
-          <w:sz w:val="36"/>
-          <w:szCs w:val="36"/>
-        </w:rPr>
-      </w:pPr>
-    </w:p>
-    <w:p>
-      <w:pPr>
-        <w:rPr>
-          <w:sz w:val="36"/>
-          <w:szCs w:val="36"/>
-        </w:rPr>
-      </w:pPr>
-    </w:p>
-    <w:p>
-      <w:pPr>
-        <w:rPr>
-          <w:sz w:val="36"/>
-          <w:szCs w:val="36"/>
-        </w:rPr>
-      </w:pPr>
-    </w:p>
-    <w:p>
-      <w:pPr>
-        <w:rPr>
-          <w:sz w:val="36"/>
-          <w:szCs w:val="36"/>
-        </w:rPr>
-      </w:pPr>
-    </w:p>
-    <w:p>
-      <w:pPr>
-        <w:rPr>
-          <w:sz w:val="36"/>
-          <w:szCs w:val="36"/>
-        </w:rPr>
-      </w:pPr>
-    </w:p>
-    <w:p>
-      <w:pPr>
-        <w:rPr>
-          <w:sz w:val="36"/>
-          <w:szCs w:val="36"/>
-        </w:rPr>
-      </w:pPr>
-    </w:p>
-    <w:p>
-      <w:pPr>
-        <w:rPr>
-          <w:sz w:val="36"/>
-          <w:szCs w:val="36"/>
-        </w:rPr>
-      </w:pPr>
-    </w:p>
-    <w:p>
-      <w:pPr>
-        <w:jc w:val="right"/>
-        <w:rPr>
-          <w:sz w:val="36"/>
-          <w:szCs w:val="36"/>
-        </w:rPr>
-      </w:pPr>
-    </w:p>
-    <w:p>
-      <w:pPr>
-        <w:jc w:val="right"/>
-        <w:rPr>
-          <w:sz w:val="36"/>
-          <w:szCs w:val="36"/>
-        </w:rPr>
-      </w:pPr>
-    </w:p>
-    <w:p>
-      <w:pPr>
-        <w:rPr>
-          <w:sz w:val="36"/>
-          <w:szCs w:val="36"/>
-        </w:rPr>
-      </w:pPr>
-      <w:r>
-        <w:rPr>
-          <w:sz w:val="36"/>
-          <w:szCs w:val="36"/>
-        </w:rPr>
-        <w:lastRenderedPageBreak/>
-        <w:drawing>
-          <wp:anchor distT="0" distB="0" distL="114300" distR="114300" simplePos="0" relativeHeight="251806720" behindDoc="0" locked="0" layoutInCell="1" allowOverlap="1" wp14:anchorId="0495D307" wp14:editId="02CD6F44">
-            <wp:simplePos x="0" y="0"/>
-            <wp:positionH relativeFrom="column">
-              <wp:posOffset>-102871</wp:posOffset>
-            </wp:positionH>
-            <wp:positionV relativeFrom="paragraph">
-              <wp:posOffset>401954</wp:posOffset>
-            </wp:positionV>
-            <wp:extent cx="6584865" cy="1381125"/>
-            <wp:effectExtent l="152400" t="152400" r="159385" b="161925"/>
-            <wp:wrapNone/>
-            <wp:docPr id="1245440521" name="Picture 1"/>
-            <wp:cNvGraphicFramePr>
-              <a:graphicFrameLocks xmlns:a="http://schemas.openxmlformats.org/drawingml/2006/main" noChangeAspect="1"/>
-            </wp:cNvGraphicFramePr>
-            <a:graphic xmlns:a="http://schemas.openxmlformats.org/drawingml/2006/main">
-              <a:graphicData uri="http://schemas.openxmlformats.org/drawingml/2006/picture">
-                <pic:pic xmlns:pic="http://schemas.openxmlformats.org/drawingml/2006/picture">
-                  <pic:nvPicPr>
-                    <pic:cNvPr id="304835886" name=""/>
-                    <pic:cNvPicPr/>
-                  </pic:nvPicPr>
-                  <pic:blipFill>
-                    <a:blip r:embed="rId37">
-                      <a:extLst>
-                        <a:ext uri="{28A0092B-C50C-407E-A947-70E740481C1C}">
-                          <a14:useLocalDpi xmlns:a14="http://schemas.microsoft.com/office/drawing/2010/main" val="0"/>
-                        </a:ext>
-                      </a:extLst>
-                    </a:blip>
-                    <a:stretch>
-                      <a:fillRect/>
-                    </a:stretch>
-                  </pic:blipFill>
-                  <pic:spPr>
-                    <a:xfrm>
-                      <a:off x="0" y="0"/>
-                      <a:ext cx="6598291" cy="1383941"/>
+                      <a:ext cx="6372407" cy="1678401"/>
                     </a:xfrm>
                     <a:prstGeom prst="snip2DiagRect">
                       <a:avLst/>
@@ -9888,79 +7864,100 @@
           </wp:anchor>
         </w:drawing>
       </w:r>
-      <w:r>
-        <w:rPr>
-          <w:b/>
-          <w:bCs/>
-          <w:i/>
-          <w:iCs/>
-          <w:color w:val="FF0000"/>
-          <w:sz w:val="48"/>
-          <w:szCs w:val="48"/>
-        </w:rPr>
-        <w:t>-Waveforms:</w:t>
-      </w:r>
-    </w:p>
-    <w:p>
-      <w:pPr>
-        <w:jc w:val="right"/>
-        <w:rPr>
-          <w:noProof/>
-          <w:sz w:val="36"/>
-          <w:szCs w:val="36"/>
-        </w:rPr>
-      </w:pPr>
-    </w:p>
-    <w:p>
-      <w:pPr>
-        <w:jc w:val="right"/>
-        <w:rPr>
-          <w:sz w:val="36"/>
-          <w:szCs w:val="36"/>
-        </w:rPr>
-      </w:pPr>
-    </w:p>
-    <w:p>
-      <w:pPr>
-        <w:tabs>
-          <w:tab w:val="left" w:pos="3480"/>
-          <w:tab w:val="center" w:pos="4968"/>
-        </w:tabs>
-        <w:rPr>
-          <w:sz w:val="36"/>
-          <w:szCs w:val="36"/>
-        </w:rPr>
-      </w:pPr>
-    </w:p>
-    <w:p>
-      <w:pPr>
-        <w:tabs>
-          <w:tab w:val="left" w:pos="3480"/>
-          <w:tab w:val="center" w:pos="4968"/>
-        </w:tabs>
-        <w:rPr>
-          <w:sz w:val="36"/>
-          <w:szCs w:val="36"/>
-        </w:rPr>
-      </w:pPr>
-      <w:r>
-        <w:rPr>
-          <w:sz w:val="36"/>
-          <w:szCs w:val="36"/>
+    </w:p>
+    <w:p>
+      <w:pPr>
+        <w:rPr>
+          <w:sz w:val="48"/>
+          <w:szCs w:val="48"/>
+        </w:rPr>
+      </w:pPr>
+    </w:p>
+    <w:p>
+      <w:pPr>
+        <w:rPr>
+          <w:sz w:val="48"/>
+          <w:szCs w:val="48"/>
+        </w:rPr>
+      </w:pPr>
+    </w:p>
+    <w:p>
+      <w:pPr>
+        <w:rPr>
+          <w:sz w:val="48"/>
+          <w:szCs w:val="48"/>
+        </w:rPr>
+      </w:pPr>
+    </w:p>
+    <w:p>
+      <w:pPr>
+        <w:rPr>
+          <w:sz w:val="48"/>
+          <w:szCs w:val="48"/>
+        </w:rPr>
+      </w:pPr>
+    </w:p>
+    <w:p>
+      <w:pPr>
+        <w:rPr>
+          <w:b/>
+          <w:bCs/>
+          <w:i/>
+          <w:iCs/>
+          <w:color w:val="FF0000"/>
+          <w:sz w:val="48"/>
+          <w:szCs w:val="48"/>
+        </w:rPr>
+      </w:pPr>
+      <w:r>
+        <w:rPr>
+          <w:b/>
+          <w:bCs/>
+          <w:i/>
+          <w:iCs/>
+          <w:color w:val="FF0000"/>
+          <w:sz w:val="48"/>
+          <w:szCs w:val="48"/>
+        </w:rPr>
+        <w:t>-Coverage Snippets:</w:t>
+      </w:r>
+    </w:p>
+    <w:p>
+      <w:pPr>
+        <w:ind w:firstLine="720"/>
+        <w:rPr>
+          <w:b/>
+          <w:bCs/>
+          <w:i/>
+          <w:iCs/>
+          <w:color w:val="FF0000"/>
+          <w:sz w:val="48"/>
+          <w:szCs w:val="48"/>
+        </w:rPr>
+      </w:pPr>
+      <w:r>
+        <w:rPr>
+          <w:b/>
+          <w:bCs/>
+          <w:i/>
+          <w:iCs/>
+          <w:color w:val="FF0000"/>
+          <w:sz w:val="48"/>
+          <w:szCs w:val="48"/>
         </w:rPr>
         <w:drawing>
-          <wp:anchor distT="0" distB="0" distL="114300" distR="114300" simplePos="0" relativeHeight="251807744" behindDoc="0" locked="0" layoutInCell="1" allowOverlap="1" wp14:anchorId="1E322E44" wp14:editId="0625A0C7">
+          <wp:anchor distT="0" distB="0" distL="114300" distR="114300" simplePos="0" relativeHeight="251836416" behindDoc="0" locked="0" layoutInCell="1" allowOverlap="1" wp14:anchorId="760FC387" wp14:editId="55CD07C1">
             <wp:simplePos x="0" y="0"/>
             <wp:positionH relativeFrom="column">
-              <wp:posOffset>-102870</wp:posOffset>
+              <wp:posOffset>2668905</wp:posOffset>
             </wp:positionH>
             <wp:positionV relativeFrom="paragraph">
-              <wp:posOffset>90169</wp:posOffset>
+              <wp:posOffset>304801</wp:posOffset>
             </wp:positionV>
-            <wp:extent cx="6496050" cy="1213433"/>
-            <wp:effectExtent l="152400" t="152400" r="152400" b="158750"/>
+            <wp:extent cx="3124200" cy="1479426"/>
+            <wp:effectExtent l="76200" t="76200" r="133350" b="140335"/>
             <wp:wrapNone/>
-            <wp:docPr id="24176433" name="Picture 1"/>
+            <wp:docPr id="1621692981" name="Picture 1"/>
             <wp:cNvGraphicFramePr>
               <a:graphicFrameLocks xmlns:a="http://schemas.openxmlformats.org/drawingml/2006/main" noChangeAspect="1"/>
             </wp:cNvGraphicFramePr>
@@ -9968,11 +7965,11 @@
               <a:graphicData uri="http://schemas.openxmlformats.org/drawingml/2006/picture">
                 <pic:pic xmlns:pic="http://schemas.openxmlformats.org/drawingml/2006/picture">
                   <pic:nvPicPr>
-                    <pic:cNvPr id="586016940" name=""/>
+                    <pic:cNvPr id="1621692981" name=""/>
                     <pic:cNvPicPr/>
                   </pic:nvPicPr>
                   <pic:blipFill>
-                    <a:blip r:embed="rId38">
+                    <a:blip r:embed="rId54">
                       <a:extLst>
                         <a:ext uri="{28A0092B-C50C-407E-A947-70E740481C1C}">
                           <a14:useLocalDpi xmlns:a14="http://schemas.microsoft.com/office/drawing/2010/main" val="0"/>
@@ -9986,7 +7983,2271 @@
                   <pic:spPr>
                     <a:xfrm>
                       <a:off x="0" y="0"/>
-                      <a:ext cx="6513409" cy="1216676"/>
+                      <a:ext cx="3133729" cy="1483939"/>
+                    </a:xfrm>
+                    <a:prstGeom prst="rect">
+                      <a:avLst/>
+                    </a:prstGeom>
+                    <a:ln w="38100" cap="sq">
+                      <a:solidFill>
+                        <a:srgbClr val="000000"/>
+                      </a:solidFill>
+                      <a:prstDash val="solid"/>
+                      <a:miter lim="800000"/>
+                    </a:ln>
+                    <a:effectLst>
+                      <a:outerShdw blurRad="50800" dist="38100" dir="2700000" algn="tl" rotWithShape="0">
+                        <a:srgbClr val="000000">
+                          <a:alpha val="43000"/>
+                        </a:srgbClr>
+                      </a:outerShdw>
+                    </a:effectLst>
+                  </pic:spPr>
+                </pic:pic>
+              </a:graphicData>
+            </a:graphic>
+            <wp14:sizeRelH relativeFrom="margin">
+              <wp14:pctWidth>0</wp14:pctWidth>
+            </wp14:sizeRelH>
+            <wp14:sizeRelV relativeFrom="margin">
+              <wp14:pctHeight>0</wp14:pctHeight>
+            </wp14:sizeRelV>
+          </wp:anchor>
+        </w:drawing>
+      </w:r>
+      <w:r>
+        <w:rPr>
+          <w:b/>
+          <w:bCs/>
+          <w:i/>
+          <w:iCs/>
+          <w:color w:val="FF0000"/>
+          <w:sz w:val="48"/>
+          <w:szCs w:val="48"/>
+        </w:rPr>
+        <w:drawing>
+          <wp:anchor distT="0" distB="0" distL="114300" distR="114300" simplePos="0" relativeHeight="251834368" behindDoc="0" locked="0" layoutInCell="1" allowOverlap="1" wp14:anchorId="35AF5EBD" wp14:editId="23D25A85">
+            <wp:simplePos x="0" y="0"/>
+            <wp:positionH relativeFrom="column">
+              <wp:posOffset>297180</wp:posOffset>
+            </wp:positionH>
+            <wp:positionV relativeFrom="paragraph">
+              <wp:posOffset>304800</wp:posOffset>
+            </wp:positionV>
+            <wp:extent cx="1628775" cy="1476375"/>
+            <wp:effectExtent l="76200" t="76200" r="142875" b="142875"/>
+            <wp:wrapNone/>
+            <wp:docPr id="1258353523" name="Picture 1"/>
+            <wp:cNvGraphicFramePr>
+              <a:graphicFrameLocks xmlns:a="http://schemas.openxmlformats.org/drawingml/2006/main" noChangeAspect="1"/>
+            </wp:cNvGraphicFramePr>
+            <a:graphic xmlns:a="http://schemas.openxmlformats.org/drawingml/2006/main">
+              <a:graphicData uri="http://schemas.openxmlformats.org/drawingml/2006/picture">
+                <pic:pic xmlns:pic="http://schemas.openxmlformats.org/drawingml/2006/picture">
+                  <pic:nvPicPr>
+                    <pic:cNvPr id="1258353523" name=""/>
+                    <pic:cNvPicPr/>
+                  </pic:nvPicPr>
+                  <pic:blipFill>
+                    <a:blip r:embed="rId55">
+                      <a:extLst>
+                        <a:ext uri="{28A0092B-C50C-407E-A947-70E740481C1C}">
+                          <a14:useLocalDpi xmlns:a14="http://schemas.microsoft.com/office/drawing/2010/main" val="0"/>
+                        </a:ext>
+                      </a:extLst>
+                    </a:blip>
+                    <a:stretch>
+                      <a:fillRect/>
+                    </a:stretch>
+                  </pic:blipFill>
+                  <pic:spPr>
+                    <a:xfrm>
+                      <a:off x="0" y="0"/>
+                      <a:ext cx="1628775" cy="1476375"/>
+                    </a:xfrm>
+                    <a:prstGeom prst="rect">
+                      <a:avLst/>
+                    </a:prstGeom>
+                    <a:ln w="38100" cap="sq">
+                      <a:solidFill>
+                        <a:srgbClr val="000000"/>
+                      </a:solidFill>
+                      <a:prstDash val="solid"/>
+                      <a:miter lim="800000"/>
+                    </a:ln>
+                    <a:effectLst>
+                      <a:outerShdw blurRad="50800" dist="38100" dir="2700000" algn="tl" rotWithShape="0">
+                        <a:srgbClr val="000000">
+                          <a:alpha val="43000"/>
+                        </a:srgbClr>
+                      </a:outerShdw>
+                    </a:effectLst>
+                  </pic:spPr>
+                </pic:pic>
+              </a:graphicData>
+            </a:graphic>
+          </wp:anchor>
+        </w:drawing>
+      </w:r>
+      <w:r>
+        <w:rPr>
+          <w:sz w:val="28"/>
+          <w:szCs w:val="28"/>
+        </w:rPr>
+        <w:t xml:space="preserve">Toggle Coverage    </w:t>
+      </w:r>
+      <w:r>
+        <w:rPr>
+          <w:sz w:val="28"/>
+          <w:szCs w:val="28"/>
+        </w:rPr>
+        <w:tab/>
+        <w:t xml:space="preserve">  </w:t>
+      </w:r>
+      <w:r>
+        <w:rPr>
+          <w:sz w:val="28"/>
+          <w:szCs w:val="28"/>
+        </w:rPr>
+        <w:tab/>
+      </w:r>
+      <w:r>
+        <w:rPr>
+          <w:sz w:val="28"/>
+          <w:szCs w:val="28"/>
+        </w:rPr>
+        <w:tab/>
+      </w:r>
+      <w:r>
+        <w:rPr>
+          <w:sz w:val="28"/>
+          <w:szCs w:val="28"/>
+        </w:rPr>
+        <w:tab/>
+        <w:t xml:space="preserve"> Branch Coverage           </w:t>
+      </w:r>
+      <w:r>
+        <w:rPr>
+          <w:sz w:val="28"/>
+          <w:szCs w:val="28"/>
+        </w:rPr>
+        <w:tab/>
+        <w:t xml:space="preserve"> </w:t>
+      </w:r>
+    </w:p>
+    <w:p>
+      <w:pPr>
+        <w:rPr>
+          <w:b/>
+          <w:bCs/>
+          <w:i/>
+          <w:iCs/>
+          <w:color w:val="FF0000"/>
+          <w:sz w:val="48"/>
+          <w:szCs w:val="48"/>
+        </w:rPr>
+      </w:pPr>
+      <w:r>
+        <w:rPr>
+          <w:b/>
+          <w:bCs/>
+          <w:i/>
+          <w:iCs/>
+          <w:color w:val="FF0000"/>
+          <w:sz w:val="48"/>
+          <w:szCs w:val="48"/>
+        </w:rPr>
+        <w:t xml:space="preserve"> </w:t>
+      </w:r>
+    </w:p>
+    <w:p>
+      <w:pPr>
+        <w:rPr>
+          <w:b/>
+          <w:bCs/>
+          <w:i/>
+          <w:iCs/>
+          <w:color w:val="FF0000"/>
+          <w:sz w:val="48"/>
+          <w:szCs w:val="48"/>
+        </w:rPr>
+      </w:pPr>
+    </w:p>
+    <w:p>
+      <w:pPr>
+        <w:rPr>
+          <w:b/>
+          <w:bCs/>
+          <w:i/>
+          <w:iCs/>
+          <w:color w:val="FF0000"/>
+          <w:sz w:val="48"/>
+          <w:szCs w:val="48"/>
+        </w:rPr>
+      </w:pPr>
+    </w:p>
+    <w:p>
+      <w:pPr>
+        <w:rPr>
+          <w:b/>
+          <w:bCs/>
+          <w:i/>
+          <w:iCs/>
+          <w:color w:val="FF0000"/>
+          <w:sz w:val="48"/>
+          <w:szCs w:val="48"/>
+        </w:rPr>
+      </w:pPr>
+      <w:r>
+        <w:rPr>
+          <w:b/>
+          <w:bCs/>
+          <w:i/>
+          <w:iCs/>
+          <w:color w:val="FF0000"/>
+          <w:sz w:val="48"/>
+          <w:szCs w:val="48"/>
+        </w:rPr>
+        <w:drawing>
+          <wp:anchor distT="0" distB="0" distL="114300" distR="114300" simplePos="0" relativeHeight="251835392" behindDoc="0" locked="0" layoutInCell="1" allowOverlap="1" wp14:anchorId="57E75C55" wp14:editId="61CE15AC">
+            <wp:simplePos x="0" y="0"/>
+            <wp:positionH relativeFrom="column">
+              <wp:posOffset>1854200</wp:posOffset>
+            </wp:positionH>
+            <wp:positionV relativeFrom="paragraph">
+              <wp:posOffset>66675</wp:posOffset>
+            </wp:positionV>
+            <wp:extent cx="4238625" cy="1943100"/>
+            <wp:effectExtent l="76200" t="76200" r="142875" b="133350"/>
+            <wp:wrapNone/>
+            <wp:docPr id="1581766529" name="Picture 1"/>
+            <wp:cNvGraphicFramePr>
+              <a:graphicFrameLocks xmlns:a="http://schemas.openxmlformats.org/drawingml/2006/main" noChangeAspect="1"/>
+            </wp:cNvGraphicFramePr>
+            <a:graphic xmlns:a="http://schemas.openxmlformats.org/drawingml/2006/main">
+              <a:graphicData uri="http://schemas.openxmlformats.org/drawingml/2006/picture">
+                <pic:pic xmlns:pic="http://schemas.openxmlformats.org/drawingml/2006/picture">
+                  <pic:nvPicPr>
+                    <pic:cNvPr id="1581766529" name=""/>
+                    <pic:cNvPicPr/>
+                  </pic:nvPicPr>
+                  <pic:blipFill rotWithShape="1">
+                    <a:blip r:embed="rId56">
+                      <a:extLst>
+                        <a:ext uri="{28A0092B-C50C-407E-A947-70E740481C1C}">
+                          <a14:useLocalDpi xmlns:a14="http://schemas.microsoft.com/office/drawing/2010/main" val="0"/>
+                        </a:ext>
+                      </a:extLst>
+                    </a:blip>
+                    <a:srcRect r="21793"/>
+                    <a:stretch>
+                      <a:fillRect/>
+                    </a:stretch>
+                  </pic:blipFill>
+                  <pic:spPr bwMode="auto">
+                    <a:xfrm>
+                      <a:off x="0" y="0"/>
+                      <a:ext cx="4238625" cy="1943100"/>
+                    </a:xfrm>
+                    <a:prstGeom prst="rect">
+                      <a:avLst/>
+                    </a:prstGeom>
+                    <a:ln w="38100" cap="sq">
+                      <a:solidFill>
+                        <a:srgbClr val="000000"/>
+                      </a:solidFill>
+                      <a:prstDash val="solid"/>
+                      <a:miter lim="800000"/>
+                    </a:ln>
+                    <a:effectLst>
+                      <a:outerShdw blurRad="50800" dist="38100" dir="2700000" algn="tl" rotWithShape="0">
+                        <a:srgbClr val="000000">
+                          <a:alpha val="43000"/>
+                        </a:srgbClr>
+                      </a:outerShdw>
+                    </a:effectLst>
+                    <a:extLst>
+                      <a:ext uri="{53640926-AAD7-44D8-BBD7-CCE9431645EC}">
+                        <a14:shadowObscured xmlns:a14="http://schemas.microsoft.com/office/drawing/2010/main"/>
+                      </a:ext>
+                    </a:extLst>
+                  </pic:spPr>
+                </pic:pic>
+              </a:graphicData>
+            </a:graphic>
+            <wp14:sizeRelH relativeFrom="margin">
+              <wp14:pctWidth>0</wp14:pctWidth>
+            </wp14:sizeRelH>
+          </wp:anchor>
+        </w:drawing>
+      </w:r>
+    </w:p>
+    <w:p>
+      <w:pPr>
+        <w:rPr>
+          <w:sz w:val="36"/>
+          <w:szCs w:val="36"/>
+        </w:rPr>
+      </w:pPr>
+      <w:r>
+        <w:rPr>
+          <w:sz w:val="28"/>
+          <w:szCs w:val="28"/>
+        </w:rPr>
+        <w:t xml:space="preserve">Statement Coverage    </w:t>
+      </w:r>
+    </w:p>
+    <w:p>
+      <w:pPr>
+        <w:rPr>
+          <w:sz w:val="36"/>
+          <w:szCs w:val="36"/>
+        </w:rPr>
+      </w:pPr>
+    </w:p>
+    <w:p>
+      <w:pPr>
+        <w:rPr>
+          <w:sz w:val="28"/>
+          <w:szCs w:val="28"/>
+        </w:rPr>
+      </w:pPr>
+    </w:p>
+    <w:p>
+      <w:pPr>
+        <w:tabs>
+          <w:tab w:val="left" w:pos="915"/>
+        </w:tabs>
+        <w:jc w:val="center"/>
+        <w:rPr>
+          <w:sz w:val="36"/>
+          <w:szCs w:val="36"/>
+        </w:rPr>
+      </w:pPr>
+      <w:r>
+        <w:rPr>
+          <w:b/>
+          <w:bCs/>
+          <w:color w:val="215E99" w:themeColor="text2" w:themeTint="BF"/>
+          <w:sz w:val="48"/>
+          <w:szCs w:val="48"/>
+          <w:u w:val="single"/>
+        </w:rPr>
+        <w:lastRenderedPageBreak/>
+        <w:t>Design 4</w:t>
+      </w:r>
+      <w:r>
+        <w:rPr>
+          <w:b/>
+          <w:bCs/>
+          <w:color w:val="215E99" w:themeColor="text2" w:themeTint="BF"/>
+          <w:sz w:val="48"/>
+          <w:szCs w:val="48"/>
+          <w:u w:val="single"/>
+        </w:rPr>
+        <w:t>:</w:t>
+      </w:r>
+      <w:r>
+        <w:rPr>
+          <w:b/>
+          <w:bCs/>
+          <w:color w:val="215E99" w:themeColor="text2" w:themeTint="BF"/>
+          <w:sz w:val="48"/>
+          <w:szCs w:val="48"/>
+          <w:u w:val="single"/>
+        </w:rPr>
+        <w:t xml:space="preserve">  DSP</w:t>
+      </w:r>
+    </w:p>
+    <w:p>
+      <w:pPr>
+        <w:rPr>
+          <w:sz w:val="28"/>
+          <w:szCs w:val="28"/>
+        </w:rPr>
+      </w:pPr>
+      <w:r>
+        <w:rPr>
+          <w:b/>
+          <w:bCs/>
+          <w:i/>
+          <w:iCs/>
+          <w:color w:val="FF0000"/>
+          <w:sz w:val="48"/>
+          <w:szCs w:val="48"/>
+        </w:rPr>
+        <w:t>-DSP Design Code:</w:t>
+      </w:r>
+    </w:p>
+    <w:p>
+      <w:pPr>
+        <w:tabs>
+          <w:tab w:val="left" w:pos="3350"/>
+        </w:tabs>
+        <w:rPr>
+          <w:sz w:val="28"/>
+          <w:szCs w:val="28"/>
+        </w:rPr>
+      </w:pPr>
+      <w:r>
+        <w:rPr>
+          <w:sz w:val="28"/>
+          <w:szCs w:val="28"/>
+        </w:rPr>
+        <w:drawing>
+          <wp:anchor distT="0" distB="0" distL="114300" distR="114300" simplePos="0" relativeHeight="251838464" behindDoc="0" locked="0" layoutInCell="1" allowOverlap="1" wp14:anchorId="005FAAEE" wp14:editId="53008899">
+            <wp:simplePos x="0" y="0"/>
+            <wp:positionH relativeFrom="column">
+              <wp:posOffset>1905</wp:posOffset>
+            </wp:positionH>
+            <wp:positionV relativeFrom="paragraph">
+              <wp:posOffset>118110</wp:posOffset>
+            </wp:positionV>
+            <wp:extent cx="6309360" cy="7505065"/>
+            <wp:effectExtent l="76200" t="76200" r="129540" b="133985"/>
+            <wp:wrapNone/>
+            <wp:docPr id="1693340403" name="Picture 1"/>
+            <wp:cNvGraphicFramePr>
+              <a:graphicFrameLocks xmlns:a="http://schemas.openxmlformats.org/drawingml/2006/main" noChangeAspect="1"/>
+            </wp:cNvGraphicFramePr>
+            <a:graphic xmlns:a="http://schemas.openxmlformats.org/drawingml/2006/main">
+              <a:graphicData uri="http://schemas.openxmlformats.org/drawingml/2006/picture">
+                <pic:pic xmlns:pic="http://schemas.openxmlformats.org/drawingml/2006/picture">
+                  <pic:nvPicPr>
+                    <pic:cNvPr id="1693340403" name=""/>
+                    <pic:cNvPicPr/>
+                  </pic:nvPicPr>
+                  <pic:blipFill>
+                    <a:blip r:embed="rId57">
+                      <a:extLst>
+                        <a:ext uri="{28A0092B-C50C-407E-A947-70E740481C1C}">
+                          <a14:useLocalDpi xmlns:a14="http://schemas.microsoft.com/office/drawing/2010/main" val="0"/>
+                        </a:ext>
+                      </a:extLst>
+                    </a:blip>
+                    <a:stretch>
+                      <a:fillRect/>
+                    </a:stretch>
+                  </pic:blipFill>
+                  <pic:spPr>
+                    <a:xfrm>
+                      <a:off x="0" y="0"/>
+                      <a:ext cx="6309360" cy="7505065"/>
+                    </a:xfrm>
+                    <a:prstGeom prst="rect">
+                      <a:avLst/>
+                    </a:prstGeom>
+                    <a:ln w="38100" cap="sq">
+                      <a:solidFill>
+                        <a:srgbClr val="000000"/>
+                      </a:solidFill>
+                      <a:prstDash val="solid"/>
+                      <a:miter lim="800000"/>
+                    </a:ln>
+                    <a:effectLst>
+                      <a:outerShdw blurRad="50800" dist="38100" dir="2700000" algn="tl" rotWithShape="0">
+                        <a:srgbClr val="000000">
+                          <a:alpha val="43000"/>
+                        </a:srgbClr>
+                      </a:outerShdw>
+                    </a:effectLst>
+                  </pic:spPr>
+                </pic:pic>
+              </a:graphicData>
+            </a:graphic>
+          </wp:anchor>
+        </w:drawing>
+      </w:r>
+      <w:r>
+        <w:rPr>
+          <w:sz w:val="28"/>
+          <w:szCs w:val="28"/>
+        </w:rPr>
+        <w:tab/>
+      </w:r>
+    </w:p>
+    <w:p>
+      <w:pPr>
+        <w:tabs>
+          <w:tab w:val="left" w:pos="5578"/>
+        </w:tabs>
+        <w:rPr>
+          <w:sz w:val="28"/>
+          <w:szCs w:val="28"/>
+        </w:rPr>
+      </w:pPr>
+      <w:r>
+        <w:rPr>
+          <w:sz w:val="28"/>
+          <w:szCs w:val="28"/>
+        </w:rPr>
+        <w:tab/>
+      </w:r>
+    </w:p>
+    <w:p>
+      <w:pPr>
+        <w:tabs>
+          <w:tab w:val="left" w:pos="4420"/>
+        </w:tabs>
+        <w:rPr>
+          <w:sz w:val="28"/>
+          <w:szCs w:val="28"/>
+        </w:rPr>
+      </w:pPr>
+      <w:r>
+        <w:rPr>
+          <w:sz w:val="28"/>
+          <w:szCs w:val="28"/>
+        </w:rPr>
+        <w:tab/>
+      </w:r>
+    </w:p>
+    <w:p>
+      <w:pPr>
+        <w:rPr>
+          <w:noProof/>
+          <w:sz w:val="36"/>
+          <w:szCs w:val="36"/>
+        </w:rPr>
+      </w:pPr>
+    </w:p>
+    <w:p>
+      <w:pPr>
+        <w:rPr>
+          <w:b/>
+          <w:bCs/>
+          <w:i/>
+          <w:iCs/>
+          <w:color w:val="FF0000"/>
+          <w:sz w:val="48"/>
+          <w:szCs w:val="48"/>
+        </w:rPr>
+      </w:pPr>
+    </w:p>
+    <w:p>
+      <w:pPr>
+        <w:rPr>
+          <w:b/>
+          <w:bCs/>
+          <w:i/>
+          <w:iCs/>
+          <w:color w:val="FF0000"/>
+          <w:sz w:val="48"/>
+          <w:szCs w:val="48"/>
+        </w:rPr>
+      </w:pPr>
+    </w:p>
+    <w:p>
+      <w:pPr>
+        <w:rPr>
+          <w:b/>
+          <w:bCs/>
+          <w:i/>
+          <w:iCs/>
+          <w:color w:val="FF0000"/>
+          <w:sz w:val="48"/>
+          <w:szCs w:val="48"/>
+        </w:rPr>
+      </w:pPr>
+    </w:p>
+    <w:p>
+      <w:pPr>
+        <w:rPr>
+          <w:b/>
+          <w:bCs/>
+          <w:i/>
+          <w:iCs/>
+          <w:color w:val="FF0000"/>
+          <w:sz w:val="48"/>
+          <w:szCs w:val="48"/>
+        </w:rPr>
+      </w:pPr>
+    </w:p>
+    <w:p>
+      <w:pPr>
+        <w:rPr>
+          <w:b/>
+          <w:bCs/>
+          <w:i/>
+          <w:iCs/>
+          <w:color w:val="FF0000"/>
+          <w:sz w:val="48"/>
+          <w:szCs w:val="48"/>
+        </w:rPr>
+      </w:pPr>
+    </w:p>
+    <w:p>
+      <w:pPr>
+        <w:rPr>
+          <w:b/>
+          <w:bCs/>
+          <w:i/>
+          <w:iCs/>
+          <w:color w:val="FF0000"/>
+          <w:sz w:val="48"/>
+          <w:szCs w:val="48"/>
+        </w:rPr>
+      </w:pPr>
+    </w:p>
+    <w:p>
+      <w:pPr>
+        <w:rPr>
+          <w:b/>
+          <w:bCs/>
+          <w:i/>
+          <w:iCs/>
+          <w:color w:val="FF0000"/>
+          <w:sz w:val="48"/>
+          <w:szCs w:val="48"/>
+        </w:rPr>
+      </w:pPr>
+    </w:p>
+    <w:p>
+      <w:pPr>
+        <w:rPr>
+          <w:b/>
+          <w:bCs/>
+          <w:i/>
+          <w:iCs/>
+          <w:color w:val="FF0000"/>
+          <w:sz w:val="48"/>
+          <w:szCs w:val="48"/>
+        </w:rPr>
+      </w:pPr>
+    </w:p>
+    <w:p>
+      <w:pPr>
+        <w:rPr>
+          <w:b/>
+          <w:bCs/>
+          <w:i/>
+          <w:iCs/>
+          <w:color w:val="FF0000"/>
+          <w:sz w:val="48"/>
+          <w:szCs w:val="48"/>
+        </w:rPr>
+      </w:pPr>
+    </w:p>
+    <w:p>
+      <w:pPr>
+        <w:rPr>
+          <w:b/>
+          <w:bCs/>
+          <w:i/>
+          <w:iCs/>
+          <w:color w:val="FF0000"/>
+          <w:sz w:val="48"/>
+          <w:szCs w:val="48"/>
+        </w:rPr>
+      </w:pPr>
+    </w:p>
+    <w:p>
+      <w:pPr>
+        <w:rPr>
+          <w:b/>
+          <w:bCs/>
+          <w:i/>
+          <w:iCs/>
+          <w:color w:val="FF0000"/>
+          <w:sz w:val="48"/>
+          <w:szCs w:val="48"/>
+        </w:rPr>
+      </w:pPr>
+    </w:p>
+    <w:p>
+      <w:pPr>
+        <w:rPr>
+          <w:b/>
+          <w:bCs/>
+          <w:i/>
+          <w:iCs/>
+          <w:color w:val="FF0000"/>
+          <w:sz w:val="48"/>
+          <w:szCs w:val="48"/>
+        </w:rPr>
+      </w:pPr>
+      <w:r>
+        <w:rPr>
+          <w:b/>
+          <w:bCs/>
+          <w:i/>
+          <w:iCs/>
+          <w:color w:val="FF0000"/>
+          <w:sz w:val="48"/>
+          <w:szCs w:val="48"/>
+        </w:rPr>
+        <w:lastRenderedPageBreak/>
+        <w:t>-Bugs &amp; fixes:</w:t>
+      </w:r>
+    </w:p>
+    <w:p>
+      <w:pPr>
+        <w:tabs>
+          <w:tab w:val="left" w:pos="6045"/>
+        </w:tabs>
+        <w:rPr>
+          <w:sz w:val="28"/>
+          <w:szCs w:val="28"/>
+        </w:rPr>
+      </w:pPr>
+      <w:r>
+        <w:rPr>
+          <w:sz w:val="28"/>
+          <w:szCs w:val="28"/>
+        </w:rPr>
+        <w:t>-</w:t>
+      </w:r>
+      <w:r>
+        <w:rPr>
+          <w:sz w:val="28"/>
+          <w:szCs w:val="28"/>
+        </w:rPr>
+        <w:t>C_reg wasn’t included in the reset sequence</w:t>
+      </w:r>
+    </w:p>
+    <w:p>
+      <w:pPr>
+        <w:tabs>
+          <w:tab w:val="left" w:pos="6045"/>
+        </w:tabs>
+        <w:rPr>
+          <w:sz w:val="28"/>
+          <w:szCs w:val="28"/>
+        </w:rPr>
+      </w:pPr>
+      <w:r>
+        <w:rPr>
+          <w:b/>
+          <w:bCs/>
+          <w:i/>
+          <w:iCs/>
+          <w:color w:val="FF0000"/>
+          <w:sz w:val="48"/>
+          <w:szCs w:val="48"/>
+        </w:rPr>
+        <w:drawing>
+          <wp:anchor distT="0" distB="0" distL="114300" distR="114300" simplePos="0" relativeHeight="251839488" behindDoc="0" locked="0" layoutInCell="1" allowOverlap="1" wp14:anchorId="3901CBF1" wp14:editId="4A92C874">
+            <wp:simplePos x="0" y="0"/>
+            <wp:positionH relativeFrom="column">
+              <wp:posOffset>-74295</wp:posOffset>
+            </wp:positionH>
+            <wp:positionV relativeFrom="paragraph">
+              <wp:posOffset>373380</wp:posOffset>
+            </wp:positionV>
+            <wp:extent cx="6309360" cy="7452995"/>
+            <wp:effectExtent l="76200" t="76200" r="129540" b="128905"/>
+            <wp:wrapNone/>
+            <wp:docPr id="1827180732" name="Picture 1"/>
+            <wp:cNvGraphicFramePr>
+              <a:graphicFrameLocks xmlns:a="http://schemas.openxmlformats.org/drawingml/2006/main" noChangeAspect="1"/>
+            </wp:cNvGraphicFramePr>
+            <a:graphic xmlns:a="http://schemas.openxmlformats.org/drawingml/2006/main">
+              <a:graphicData uri="http://schemas.openxmlformats.org/drawingml/2006/picture">
+                <pic:pic xmlns:pic="http://schemas.openxmlformats.org/drawingml/2006/picture">
+                  <pic:nvPicPr>
+                    <pic:cNvPr id="1827180732" name=""/>
+                    <pic:cNvPicPr/>
+                  </pic:nvPicPr>
+                  <pic:blipFill>
+                    <a:blip r:embed="rId58">
+                      <a:extLst>
+                        <a:ext uri="{28A0092B-C50C-407E-A947-70E740481C1C}">
+                          <a14:useLocalDpi xmlns:a14="http://schemas.microsoft.com/office/drawing/2010/main" val="0"/>
+                        </a:ext>
+                      </a:extLst>
+                    </a:blip>
+                    <a:stretch>
+                      <a:fillRect/>
+                    </a:stretch>
+                  </pic:blipFill>
+                  <pic:spPr>
+                    <a:xfrm>
+                      <a:off x="0" y="0"/>
+                      <a:ext cx="6309360" cy="7452995"/>
+                    </a:xfrm>
+                    <a:prstGeom prst="rect">
+                      <a:avLst/>
+                    </a:prstGeom>
+                    <a:ln w="38100" cap="sq">
+                      <a:solidFill>
+                        <a:srgbClr val="000000"/>
+                      </a:solidFill>
+                      <a:prstDash val="solid"/>
+                      <a:miter lim="800000"/>
+                    </a:ln>
+                    <a:effectLst>
+                      <a:outerShdw blurRad="50800" dist="38100" dir="2700000" algn="tl" rotWithShape="0">
+                        <a:srgbClr val="000000">
+                          <a:alpha val="43000"/>
+                        </a:srgbClr>
+                      </a:outerShdw>
+                    </a:effectLst>
+                  </pic:spPr>
+                </pic:pic>
+              </a:graphicData>
+            </a:graphic>
+          </wp:anchor>
+        </w:drawing>
+      </w:r>
+      <w:r>
+        <w:rPr>
+          <w:sz w:val="28"/>
+          <w:szCs w:val="28"/>
+        </w:rPr>
+        <w:t xml:space="preserve">-An extra </w:t>
+      </w:r>
+      <w:proofErr w:type="gramStart"/>
+      <w:r>
+        <w:rPr>
+          <w:sz w:val="28"/>
+          <w:szCs w:val="28"/>
+        </w:rPr>
+        <w:t>adder stage</w:t>
+      </w:r>
+      <w:proofErr w:type="gramEnd"/>
+      <w:r>
+        <w:rPr>
+          <w:sz w:val="28"/>
+          <w:szCs w:val="28"/>
+        </w:rPr>
+        <w:t xml:space="preserve"> that was not needed and not included in the diagram</w:t>
+      </w:r>
+    </w:p>
+    <w:p>
+      <w:pPr>
+        <w:tabs>
+          <w:tab w:val="left" w:pos="6510"/>
+        </w:tabs>
+        <w:rPr>
+          <w:b/>
+          <w:bCs/>
+          <w:i/>
+          <w:iCs/>
+          <w:color w:val="FF0000"/>
+          <w:sz w:val="48"/>
+          <w:szCs w:val="48"/>
+        </w:rPr>
+      </w:pPr>
+    </w:p>
+    <w:p>
+      <w:pPr>
+        <w:rPr>
+          <w:b/>
+          <w:bCs/>
+          <w:i/>
+          <w:iCs/>
+          <w:color w:val="FF0000"/>
+          <w:sz w:val="48"/>
+          <w:szCs w:val="48"/>
+        </w:rPr>
+      </w:pPr>
+    </w:p>
+    <w:p>
+      <w:pPr>
+        <w:rPr>
+          <w:b/>
+          <w:bCs/>
+          <w:i/>
+          <w:iCs/>
+          <w:color w:val="FF0000"/>
+          <w:sz w:val="48"/>
+          <w:szCs w:val="48"/>
+        </w:rPr>
+      </w:pPr>
+    </w:p>
+    <w:p>
+      <w:pPr>
+        <w:rPr>
+          <w:b/>
+          <w:bCs/>
+          <w:i/>
+          <w:iCs/>
+          <w:color w:val="FF0000"/>
+          <w:sz w:val="48"/>
+          <w:szCs w:val="48"/>
+        </w:rPr>
+      </w:pPr>
+    </w:p>
+    <w:p>
+      <w:pPr>
+        <w:rPr>
+          <w:b/>
+          <w:bCs/>
+          <w:i/>
+          <w:iCs/>
+          <w:color w:val="FF0000"/>
+          <w:sz w:val="48"/>
+          <w:szCs w:val="48"/>
+        </w:rPr>
+      </w:pPr>
+    </w:p>
+    <w:p>
+      <w:pPr>
+        <w:rPr>
+          <w:b/>
+          <w:bCs/>
+          <w:i/>
+          <w:iCs/>
+          <w:color w:val="FF0000"/>
+          <w:sz w:val="48"/>
+          <w:szCs w:val="48"/>
+        </w:rPr>
+      </w:pPr>
+    </w:p>
+    <w:p>
+      <w:pPr>
+        <w:rPr>
+          <w:b/>
+          <w:bCs/>
+          <w:i/>
+          <w:iCs/>
+          <w:color w:val="FF0000"/>
+          <w:sz w:val="48"/>
+          <w:szCs w:val="48"/>
+        </w:rPr>
+      </w:pPr>
+    </w:p>
+    <w:p>
+      <w:pPr>
+        <w:rPr>
+          <w:b/>
+          <w:bCs/>
+          <w:i/>
+          <w:iCs/>
+          <w:color w:val="FF0000"/>
+          <w:sz w:val="48"/>
+          <w:szCs w:val="48"/>
+        </w:rPr>
+      </w:pPr>
+    </w:p>
+    <w:p>
+      <w:pPr>
+        <w:rPr>
+          <w:b/>
+          <w:bCs/>
+          <w:i/>
+          <w:iCs/>
+          <w:color w:val="FF0000"/>
+          <w:sz w:val="48"/>
+          <w:szCs w:val="48"/>
+        </w:rPr>
+      </w:pPr>
+    </w:p>
+    <w:p>
+      <w:pPr>
+        <w:rPr>
+          <w:b/>
+          <w:bCs/>
+          <w:i/>
+          <w:iCs/>
+          <w:color w:val="FF0000"/>
+          <w:sz w:val="48"/>
+          <w:szCs w:val="48"/>
+        </w:rPr>
+      </w:pPr>
+    </w:p>
+    <w:p>
+      <w:pPr>
+        <w:rPr>
+          <w:b/>
+          <w:bCs/>
+          <w:i/>
+          <w:iCs/>
+          <w:color w:val="FF0000"/>
+          <w:sz w:val="48"/>
+          <w:szCs w:val="48"/>
+        </w:rPr>
+      </w:pPr>
+    </w:p>
+    <w:p>
+      <w:pPr>
+        <w:rPr>
+          <w:b/>
+          <w:bCs/>
+          <w:i/>
+          <w:iCs/>
+          <w:color w:val="FF0000"/>
+          <w:sz w:val="48"/>
+          <w:szCs w:val="48"/>
+        </w:rPr>
+      </w:pPr>
+    </w:p>
+    <w:p>
+      <w:pPr>
+        <w:rPr>
+          <w:b/>
+          <w:bCs/>
+          <w:i/>
+          <w:iCs/>
+          <w:color w:val="FF0000"/>
+          <w:sz w:val="48"/>
+          <w:szCs w:val="48"/>
+        </w:rPr>
+      </w:pPr>
+    </w:p>
+    <w:p>
+      <w:pPr>
+        <w:rPr>
+          <w:b/>
+          <w:bCs/>
+          <w:i/>
+          <w:iCs/>
+          <w:color w:val="FF0000"/>
+          <w:sz w:val="48"/>
+          <w:szCs w:val="48"/>
+        </w:rPr>
+      </w:pPr>
+    </w:p>
+    <w:p>
+      <w:pPr>
+        <w:rPr>
+          <w:b/>
+          <w:bCs/>
+          <w:i/>
+          <w:iCs/>
+          <w:color w:val="FF0000"/>
+          <w:sz w:val="48"/>
+          <w:szCs w:val="48"/>
+        </w:rPr>
+      </w:pPr>
+      <w:r>
+        <w:rPr>
+          <w:b/>
+          <w:bCs/>
+          <w:i/>
+          <w:iCs/>
+          <w:color w:val="FF0000"/>
+          <w:sz w:val="48"/>
+          <w:szCs w:val="48"/>
+        </w:rPr>
+        <w:lastRenderedPageBreak/>
+        <w:t>-Verification Plan:</w:t>
+      </w:r>
+      <w:r>
+        <w:rPr>
+          <w:noProof/>
+        </w:rPr>
+        <w:t xml:space="preserve"> </w:t>
+      </w:r>
+    </w:p>
+    <w:p>
+      <w:pPr>
+        <w:tabs>
+          <w:tab w:val="left" w:pos="2438"/>
+        </w:tabs>
+        <w:rPr>
+          <w:b/>
+          <w:bCs/>
+          <w:i/>
+          <w:iCs/>
+          <w:color w:val="FF0000"/>
+          <w:sz w:val="48"/>
+          <w:szCs w:val="48"/>
+        </w:rPr>
+      </w:pPr>
+      <w:r>
+        <w:rPr>
+          <w:sz w:val="36"/>
+          <w:szCs w:val="36"/>
+        </w:rPr>
+        <w:drawing>
+          <wp:anchor distT="0" distB="0" distL="114300" distR="114300" simplePos="0" relativeHeight="251851776" behindDoc="0" locked="0" layoutInCell="1" allowOverlap="1" wp14:anchorId="7EFC307B" wp14:editId="6DC2F09E">
+            <wp:simplePos x="0" y="0"/>
+            <wp:positionH relativeFrom="column">
+              <wp:posOffset>-112395</wp:posOffset>
+            </wp:positionH>
+            <wp:positionV relativeFrom="paragraph">
+              <wp:posOffset>69215</wp:posOffset>
+            </wp:positionV>
+            <wp:extent cx="6750756" cy="990600"/>
+            <wp:effectExtent l="76200" t="76200" r="126365" b="142875"/>
+            <wp:wrapNone/>
+            <wp:docPr id="1024180693" name="Picture 1"/>
+            <wp:cNvGraphicFramePr>
+              <a:graphicFrameLocks xmlns:a="http://schemas.openxmlformats.org/drawingml/2006/main" noChangeAspect="1"/>
+            </wp:cNvGraphicFramePr>
+            <a:graphic xmlns:a="http://schemas.openxmlformats.org/drawingml/2006/main">
+              <a:graphicData uri="http://schemas.openxmlformats.org/drawingml/2006/picture">
+                <pic:pic xmlns:pic="http://schemas.openxmlformats.org/drawingml/2006/picture">
+                  <pic:nvPicPr>
+                    <pic:cNvPr id="1024180693" name=""/>
+                    <pic:cNvPicPr/>
+                  </pic:nvPicPr>
+                  <pic:blipFill>
+                    <a:blip r:embed="rId59">
+                      <a:extLst>
+                        <a:ext uri="{28A0092B-C50C-407E-A947-70E740481C1C}">
+                          <a14:useLocalDpi xmlns:a14="http://schemas.microsoft.com/office/drawing/2010/main" val="0"/>
+                        </a:ext>
+                      </a:extLst>
+                    </a:blip>
+                    <a:stretch>
+                      <a:fillRect/>
+                    </a:stretch>
+                  </pic:blipFill>
+                  <pic:spPr>
+                    <a:xfrm>
+                      <a:off x="0" y="0"/>
+                      <a:ext cx="6750756" cy="990600"/>
+                    </a:xfrm>
+                    <a:prstGeom prst="rect">
+                      <a:avLst/>
+                    </a:prstGeom>
+                    <a:ln w="38100" cap="sq">
+                      <a:solidFill>
+                        <a:srgbClr val="000000"/>
+                      </a:solidFill>
+                      <a:prstDash val="solid"/>
+                      <a:miter lim="800000"/>
+                    </a:ln>
+                    <a:effectLst>
+                      <a:outerShdw blurRad="50800" dist="38100" dir="2700000" algn="tl" rotWithShape="0">
+                        <a:srgbClr val="000000">
+                          <a:alpha val="43000"/>
+                        </a:srgbClr>
+                      </a:outerShdw>
+                    </a:effectLst>
+                  </pic:spPr>
+                </pic:pic>
+              </a:graphicData>
+            </a:graphic>
+            <wp14:sizeRelH relativeFrom="margin">
+              <wp14:pctWidth>0</wp14:pctWidth>
+            </wp14:sizeRelH>
+            <wp14:sizeRelV relativeFrom="margin">
+              <wp14:pctHeight>0</wp14:pctHeight>
+            </wp14:sizeRelV>
+          </wp:anchor>
+        </w:drawing>
+      </w:r>
+      <w:r>
+        <w:rPr>
+          <w:b/>
+          <w:bCs/>
+          <w:i/>
+          <w:iCs/>
+          <w:color w:val="FF0000"/>
+          <w:sz w:val="48"/>
+          <w:szCs w:val="48"/>
+        </w:rPr>
+        <w:tab/>
+      </w:r>
+    </w:p>
+    <w:p>
+      <w:pPr>
+        <w:tabs>
+          <w:tab w:val="left" w:pos="3379"/>
+        </w:tabs>
+        <w:rPr>
+          <w:sz w:val="36"/>
+          <w:szCs w:val="36"/>
+        </w:rPr>
+      </w:pPr>
+      <w:r>
+        <w:rPr>
+          <w:sz w:val="36"/>
+          <w:szCs w:val="36"/>
+        </w:rPr>
+        <w:tab/>
+      </w:r>
+    </w:p>
+    <w:p>
+      <w:pPr>
+        <w:rPr>
+          <w:b/>
+          <w:bCs/>
+          <w:i/>
+          <w:iCs/>
+          <w:color w:val="FF0000"/>
+          <w:sz w:val="48"/>
+          <w:szCs w:val="48"/>
+        </w:rPr>
+      </w:pPr>
+    </w:p>
+    <w:p>
+      <w:pPr>
+        <w:rPr>
+          <w:b/>
+          <w:bCs/>
+          <w:i/>
+          <w:iCs/>
+          <w:color w:val="FF0000"/>
+          <w:sz w:val="48"/>
+          <w:szCs w:val="48"/>
+        </w:rPr>
+      </w:pPr>
+    </w:p>
+    <w:p>
+      <w:pPr>
+        <w:rPr>
+          <w:b/>
+          <w:bCs/>
+          <w:i/>
+          <w:iCs/>
+          <w:color w:val="FF0000"/>
+          <w:sz w:val="48"/>
+          <w:szCs w:val="48"/>
+        </w:rPr>
+      </w:pPr>
+      <w:r>
+        <w:rPr>
+          <w:b/>
+          <w:bCs/>
+          <w:i/>
+          <w:iCs/>
+          <w:color w:val="FF0000"/>
+          <w:sz w:val="48"/>
+          <w:szCs w:val="48"/>
+        </w:rPr>
+        <w:drawing>
+          <wp:anchor distT="0" distB="0" distL="114300" distR="114300" simplePos="0" relativeHeight="251841536" behindDoc="0" locked="0" layoutInCell="1" allowOverlap="1" wp14:anchorId="6C8CF6D0" wp14:editId="38AB4011">
+            <wp:simplePos x="0" y="0"/>
+            <wp:positionH relativeFrom="column">
+              <wp:posOffset>-7620</wp:posOffset>
+            </wp:positionH>
+            <wp:positionV relativeFrom="paragraph">
+              <wp:posOffset>491490</wp:posOffset>
+            </wp:positionV>
+            <wp:extent cx="6309360" cy="5894070"/>
+            <wp:effectExtent l="76200" t="76200" r="129540" b="125730"/>
+            <wp:wrapNone/>
+            <wp:docPr id="2116131573" name="Picture 1"/>
+            <wp:cNvGraphicFramePr>
+              <a:graphicFrameLocks xmlns:a="http://schemas.openxmlformats.org/drawingml/2006/main" noChangeAspect="1"/>
+            </wp:cNvGraphicFramePr>
+            <a:graphic xmlns:a="http://schemas.openxmlformats.org/drawingml/2006/main">
+              <a:graphicData uri="http://schemas.openxmlformats.org/drawingml/2006/picture">
+                <pic:pic xmlns:pic="http://schemas.openxmlformats.org/drawingml/2006/picture">
+                  <pic:nvPicPr>
+                    <pic:cNvPr id="2116131573" name=""/>
+                    <pic:cNvPicPr/>
+                  </pic:nvPicPr>
+                  <pic:blipFill>
+                    <a:blip r:embed="rId60">
+                      <a:extLst>
+                        <a:ext uri="{28A0092B-C50C-407E-A947-70E740481C1C}">
+                          <a14:useLocalDpi xmlns:a14="http://schemas.microsoft.com/office/drawing/2010/main" val="0"/>
+                        </a:ext>
+                      </a:extLst>
+                    </a:blip>
+                    <a:stretch>
+                      <a:fillRect/>
+                    </a:stretch>
+                  </pic:blipFill>
+                  <pic:spPr>
+                    <a:xfrm>
+                      <a:off x="0" y="0"/>
+                      <a:ext cx="6309360" cy="5894070"/>
+                    </a:xfrm>
+                    <a:prstGeom prst="rect">
+                      <a:avLst/>
+                    </a:prstGeom>
+                    <a:ln w="38100" cap="sq">
+                      <a:solidFill>
+                        <a:srgbClr val="000000"/>
+                      </a:solidFill>
+                      <a:prstDash val="solid"/>
+                      <a:miter lim="800000"/>
+                    </a:ln>
+                    <a:effectLst>
+                      <a:outerShdw blurRad="50800" dist="38100" dir="2700000" algn="tl" rotWithShape="0">
+                        <a:srgbClr val="000000">
+                          <a:alpha val="43000"/>
+                        </a:srgbClr>
+                      </a:outerShdw>
+                    </a:effectLst>
+                  </pic:spPr>
+                </pic:pic>
+              </a:graphicData>
+            </a:graphic>
+          </wp:anchor>
+        </w:drawing>
+      </w:r>
+      <w:r>
+        <w:rPr>
+          <w:b/>
+          <w:bCs/>
+          <w:i/>
+          <w:iCs/>
+          <w:color w:val="FF0000"/>
+          <w:sz w:val="48"/>
+          <w:szCs w:val="48"/>
+        </w:rPr>
+        <w:t>- Testbench:</w:t>
+      </w:r>
+    </w:p>
+    <w:p>
+      <w:pPr>
+        <w:rPr>
+          <w:b/>
+          <w:bCs/>
+          <w:i/>
+          <w:iCs/>
+          <w:color w:val="FF0000"/>
+          <w:sz w:val="48"/>
+          <w:szCs w:val="48"/>
+        </w:rPr>
+      </w:pPr>
+    </w:p>
+    <w:p>
+      <w:pPr>
+        <w:rPr>
+          <w:b/>
+          <w:bCs/>
+          <w:i/>
+          <w:iCs/>
+          <w:color w:val="FF0000"/>
+          <w:sz w:val="48"/>
+          <w:szCs w:val="48"/>
+        </w:rPr>
+      </w:pPr>
+    </w:p>
+    <w:p>
+      <w:pPr>
+        <w:rPr>
+          <w:b/>
+          <w:bCs/>
+          <w:i/>
+          <w:iCs/>
+          <w:color w:val="FF0000"/>
+          <w:sz w:val="48"/>
+          <w:szCs w:val="48"/>
+        </w:rPr>
+      </w:pPr>
+    </w:p>
+    <w:p>
+      <w:pPr>
+        <w:rPr>
+          <w:b/>
+          <w:bCs/>
+          <w:i/>
+          <w:iCs/>
+          <w:color w:val="FF0000"/>
+          <w:sz w:val="48"/>
+          <w:szCs w:val="48"/>
+        </w:rPr>
+      </w:pPr>
+    </w:p>
+    <w:p>
+      <w:pPr>
+        <w:rPr>
+          <w:b/>
+          <w:bCs/>
+          <w:i/>
+          <w:iCs/>
+          <w:color w:val="FF0000"/>
+          <w:sz w:val="48"/>
+          <w:szCs w:val="48"/>
+        </w:rPr>
+      </w:pPr>
+    </w:p>
+    <w:p>
+      <w:pPr>
+        <w:rPr>
+          <w:b/>
+          <w:bCs/>
+          <w:i/>
+          <w:iCs/>
+          <w:color w:val="FF0000"/>
+          <w:sz w:val="48"/>
+          <w:szCs w:val="48"/>
+        </w:rPr>
+      </w:pPr>
+    </w:p>
+    <w:p>
+      <w:pPr>
+        <w:rPr>
+          <w:b/>
+          <w:bCs/>
+          <w:i/>
+          <w:iCs/>
+          <w:color w:val="FF0000"/>
+          <w:sz w:val="48"/>
+          <w:szCs w:val="48"/>
+        </w:rPr>
+      </w:pPr>
+    </w:p>
+    <w:p>
+      <w:pPr>
+        <w:rPr>
+          <w:b/>
+          <w:bCs/>
+          <w:i/>
+          <w:iCs/>
+          <w:color w:val="FF0000"/>
+          <w:sz w:val="48"/>
+          <w:szCs w:val="48"/>
+        </w:rPr>
+      </w:pPr>
+    </w:p>
+    <w:p>
+      <w:pPr>
+        <w:rPr>
+          <w:b/>
+          <w:bCs/>
+          <w:i/>
+          <w:iCs/>
+          <w:color w:val="FF0000"/>
+          <w:sz w:val="48"/>
+          <w:szCs w:val="48"/>
+        </w:rPr>
+      </w:pPr>
+    </w:p>
+    <w:p>
+      <w:pPr>
+        <w:rPr>
+          <w:b/>
+          <w:bCs/>
+          <w:i/>
+          <w:iCs/>
+          <w:color w:val="FF0000"/>
+          <w:sz w:val="48"/>
+          <w:szCs w:val="48"/>
+        </w:rPr>
+      </w:pPr>
+    </w:p>
+    <w:p>
+      <w:pPr>
+        <w:rPr>
+          <w:b/>
+          <w:bCs/>
+          <w:i/>
+          <w:iCs/>
+          <w:color w:val="FF0000"/>
+          <w:sz w:val="48"/>
+          <w:szCs w:val="48"/>
+        </w:rPr>
+      </w:pPr>
+      <w:r>
+        <w:rPr>
+          <w:b/>
+          <w:bCs/>
+          <w:i/>
+          <w:iCs/>
+          <w:color w:val="FF0000"/>
+          <w:sz w:val="48"/>
+          <w:szCs w:val="48"/>
+        </w:rPr>
+        <w:lastRenderedPageBreak/>
+        <w:drawing>
+          <wp:anchor distT="0" distB="0" distL="114300" distR="114300" simplePos="0" relativeHeight="251842560" behindDoc="0" locked="0" layoutInCell="1" allowOverlap="1" wp14:anchorId="2DB1E41D" wp14:editId="64EF688D">
+            <wp:simplePos x="0" y="0"/>
+            <wp:positionH relativeFrom="column">
+              <wp:posOffset>1905</wp:posOffset>
+            </wp:positionH>
+            <wp:positionV relativeFrom="paragraph">
+              <wp:posOffset>-207646</wp:posOffset>
+            </wp:positionV>
+            <wp:extent cx="6400800" cy="6130235"/>
+            <wp:effectExtent l="76200" t="76200" r="133350" b="137795"/>
+            <wp:wrapNone/>
+            <wp:docPr id="73081929" name="Picture 1"/>
+            <wp:cNvGraphicFramePr>
+              <a:graphicFrameLocks xmlns:a="http://schemas.openxmlformats.org/drawingml/2006/main" noChangeAspect="1"/>
+            </wp:cNvGraphicFramePr>
+            <a:graphic xmlns:a="http://schemas.openxmlformats.org/drawingml/2006/main">
+              <a:graphicData uri="http://schemas.openxmlformats.org/drawingml/2006/picture">
+                <pic:pic xmlns:pic="http://schemas.openxmlformats.org/drawingml/2006/picture">
+                  <pic:nvPicPr>
+                    <pic:cNvPr id="73081929" name=""/>
+                    <pic:cNvPicPr/>
+                  </pic:nvPicPr>
+                  <pic:blipFill>
+                    <a:blip r:embed="rId61">
+                      <a:extLst>
+                        <a:ext uri="{28A0092B-C50C-407E-A947-70E740481C1C}">
+                          <a14:useLocalDpi xmlns:a14="http://schemas.microsoft.com/office/drawing/2010/main" val="0"/>
+                        </a:ext>
+                      </a:extLst>
+                    </a:blip>
+                    <a:stretch>
+                      <a:fillRect/>
+                    </a:stretch>
+                  </pic:blipFill>
+                  <pic:spPr>
+                    <a:xfrm>
+                      <a:off x="0" y="0"/>
+                      <a:ext cx="6401825" cy="6131217"/>
+                    </a:xfrm>
+                    <a:prstGeom prst="rect">
+                      <a:avLst/>
+                    </a:prstGeom>
+                    <a:ln w="38100" cap="sq">
+                      <a:solidFill>
+                        <a:srgbClr val="000000"/>
+                      </a:solidFill>
+                      <a:prstDash val="solid"/>
+                      <a:miter lim="800000"/>
+                    </a:ln>
+                    <a:effectLst>
+                      <a:outerShdw blurRad="50800" dist="38100" dir="2700000" algn="tl" rotWithShape="0">
+                        <a:srgbClr val="000000">
+                          <a:alpha val="43000"/>
+                        </a:srgbClr>
+                      </a:outerShdw>
+                    </a:effectLst>
+                  </pic:spPr>
+                </pic:pic>
+              </a:graphicData>
+            </a:graphic>
+            <wp14:sizeRelH relativeFrom="margin">
+              <wp14:pctWidth>0</wp14:pctWidth>
+            </wp14:sizeRelH>
+            <wp14:sizeRelV relativeFrom="margin">
+              <wp14:pctHeight>0</wp14:pctHeight>
+            </wp14:sizeRelV>
+          </wp:anchor>
+        </w:drawing>
+      </w:r>
+    </w:p>
+    <w:p>
+      <w:pPr>
+        <w:rPr>
+          <w:b/>
+          <w:bCs/>
+          <w:i/>
+          <w:iCs/>
+          <w:color w:val="FF0000"/>
+          <w:sz w:val="48"/>
+          <w:szCs w:val="48"/>
+        </w:rPr>
+      </w:pPr>
+    </w:p>
+    <w:p>
+      <w:pPr>
+        <w:tabs>
+          <w:tab w:val="left" w:pos="2265"/>
+        </w:tabs>
+        <w:rPr>
+          <w:b/>
+          <w:bCs/>
+          <w:i/>
+          <w:iCs/>
+          <w:color w:val="FF0000"/>
+          <w:sz w:val="48"/>
+          <w:szCs w:val="48"/>
+        </w:rPr>
+      </w:pPr>
+      <w:r>
+        <w:rPr>
+          <w:b/>
+          <w:bCs/>
+          <w:i/>
+          <w:iCs/>
+          <w:color w:val="FF0000"/>
+          <w:sz w:val="48"/>
+          <w:szCs w:val="48"/>
+        </w:rPr>
+        <w:tab/>
+      </w:r>
+    </w:p>
+    <w:p>
+      <w:pPr>
+        <w:tabs>
+          <w:tab w:val="left" w:pos="4504"/>
+        </w:tabs>
+        <w:rPr>
+          <w:b/>
+          <w:bCs/>
+          <w:i/>
+          <w:iCs/>
+          <w:color w:val="FF0000"/>
+          <w:sz w:val="48"/>
+          <w:szCs w:val="48"/>
+        </w:rPr>
+      </w:pPr>
+      <w:r>
+        <w:rPr>
+          <w:b/>
+          <w:bCs/>
+          <w:i/>
+          <w:iCs/>
+          <w:color w:val="FF0000"/>
+          <w:sz w:val="48"/>
+          <w:szCs w:val="48"/>
+        </w:rPr>
+        <w:tab/>
+      </w:r>
+    </w:p>
+    <w:p>
+      <w:pPr>
+        <w:rPr>
+          <w:b/>
+          <w:bCs/>
+          <w:i/>
+          <w:iCs/>
+          <w:color w:val="FF0000"/>
+          <w:sz w:val="48"/>
+          <w:szCs w:val="48"/>
+        </w:rPr>
+      </w:pPr>
+    </w:p>
+    <w:p>
+      <w:pPr>
+        <w:rPr>
+          <w:sz w:val="36"/>
+          <w:szCs w:val="36"/>
+        </w:rPr>
+      </w:pPr>
+    </w:p>
+    <w:p>
+      <w:pPr>
+        <w:rPr>
+          <w:sz w:val="36"/>
+          <w:szCs w:val="36"/>
+        </w:rPr>
+      </w:pPr>
+    </w:p>
+    <w:p>
+      <w:pPr>
+        <w:rPr>
+          <w:sz w:val="36"/>
+          <w:szCs w:val="36"/>
+        </w:rPr>
+      </w:pPr>
+    </w:p>
+    <w:p>
+      <w:pPr>
+        <w:rPr>
+          <w:sz w:val="36"/>
+          <w:szCs w:val="36"/>
+        </w:rPr>
+      </w:pPr>
+    </w:p>
+    <w:p>
+      <w:pPr>
+        <w:rPr>
+          <w:sz w:val="36"/>
+          <w:szCs w:val="36"/>
+        </w:rPr>
+      </w:pPr>
+    </w:p>
+    <w:p>
+      <w:pPr>
+        <w:rPr>
+          <w:sz w:val="36"/>
+          <w:szCs w:val="36"/>
+        </w:rPr>
+      </w:pPr>
+    </w:p>
+    <w:p>
+      <w:pPr>
+        <w:rPr>
+          <w:sz w:val="36"/>
+          <w:szCs w:val="36"/>
+        </w:rPr>
+      </w:pPr>
+    </w:p>
+    <w:p>
+      <w:pPr>
+        <w:rPr>
+          <w:sz w:val="36"/>
+          <w:szCs w:val="36"/>
+        </w:rPr>
+      </w:pPr>
+    </w:p>
+    <w:p>
+      <w:pPr>
+        <w:tabs>
+          <w:tab w:val="center" w:pos="4968"/>
+        </w:tabs>
+        <w:rPr>
+          <w:sz w:val="36"/>
+          <w:szCs w:val="36"/>
+        </w:rPr>
+      </w:pPr>
+      <w:r>
+        <w:rPr>
+          <w:sz w:val="36"/>
+          <w:szCs w:val="36"/>
+        </w:rPr>
+        <w:drawing>
+          <wp:anchor distT="0" distB="0" distL="114300" distR="114300" simplePos="0" relativeHeight="251843584" behindDoc="0" locked="0" layoutInCell="1" allowOverlap="1" wp14:anchorId="7C6172F7" wp14:editId="3ED5EF40">
+            <wp:simplePos x="0" y="0"/>
+            <wp:positionH relativeFrom="column">
+              <wp:posOffset>-64770</wp:posOffset>
+            </wp:positionH>
+            <wp:positionV relativeFrom="paragraph">
+              <wp:posOffset>398145</wp:posOffset>
+            </wp:positionV>
+            <wp:extent cx="6309360" cy="2371090"/>
+            <wp:effectExtent l="76200" t="76200" r="129540" b="124460"/>
+            <wp:wrapNone/>
+            <wp:docPr id="1000763401" name="Picture 1"/>
+            <wp:cNvGraphicFramePr>
+              <a:graphicFrameLocks xmlns:a="http://schemas.openxmlformats.org/drawingml/2006/main" noChangeAspect="1"/>
+            </wp:cNvGraphicFramePr>
+            <a:graphic xmlns:a="http://schemas.openxmlformats.org/drawingml/2006/main">
+              <a:graphicData uri="http://schemas.openxmlformats.org/drawingml/2006/picture">
+                <pic:pic xmlns:pic="http://schemas.openxmlformats.org/drawingml/2006/picture">
+                  <pic:nvPicPr>
+                    <pic:cNvPr id="1000763401" name=""/>
+                    <pic:cNvPicPr/>
+                  </pic:nvPicPr>
+                  <pic:blipFill>
+                    <a:blip r:embed="rId62">
+                      <a:extLst>
+                        <a:ext uri="{28A0092B-C50C-407E-A947-70E740481C1C}">
+                          <a14:useLocalDpi xmlns:a14="http://schemas.microsoft.com/office/drawing/2010/main" val="0"/>
+                        </a:ext>
+                      </a:extLst>
+                    </a:blip>
+                    <a:stretch>
+                      <a:fillRect/>
+                    </a:stretch>
+                  </pic:blipFill>
+                  <pic:spPr>
+                    <a:xfrm>
+                      <a:off x="0" y="0"/>
+                      <a:ext cx="6309360" cy="2371090"/>
+                    </a:xfrm>
+                    <a:prstGeom prst="rect">
+                      <a:avLst/>
+                    </a:prstGeom>
+                    <a:ln w="38100" cap="sq">
+                      <a:solidFill>
+                        <a:srgbClr val="000000"/>
+                      </a:solidFill>
+                      <a:prstDash val="solid"/>
+                      <a:miter lim="800000"/>
+                    </a:ln>
+                    <a:effectLst>
+                      <a:outerShdw blurRad="50800" dist="38100" dir="2700000" algn="tl" rotWithShape="0">
+                        <a:srgbClr val="000000">
+                          <a:alpha val="43000"/>
+                        </a:srgbClr>
+                      </a:outerShdw>
+                    </a:effectLst>
+                  </pic:spPr>
+                </pic:pic>
+              </a:graphicData>
+            </a:graphic>
+          </wp:anchor>
+        </w:drawing>
+      </w:r>
+      <w:r>
+        <w:rPr>
+          <w:b/>
+          <w:bCs/>
+          <w:i/>
+          <w:iCs/>
+          <w:color w:val="FF0000"/>
+          <w:sz w:val="48"/>
+          <w:szCs w:val="48"/>
+        </w:rPr>
+        <w:t>- Do file:</w:t>
+      </w:r>
+      <w:r>
+        <w:rPr>
+          <w:b/>
+          <w:bCs/>
+          <w:i/>
+          <w:iCs/>
+          <w:color w:val="FF0000"/>
+          <w:sz w:val="48"/>
+          <w:szCs w:val="48"/>
+        </w:rPr>
+        <w:tab/>
+      </w:r>
+    </w:p>
+    <w:p>
+      <w:pPr>
+        <w:rPr>
+          <w:sz w:val="36"/>
+          <w:szCs w:val="36"/>
+        </w:rPr>
+      </w:pPr>
+    </w:p>
+    <w:p>
+      <w:pPr>
+        <w:rPr>
+          <w:sz w:val="36"/>
+          <w:szCs w:val="36"/>
+        </w:rPr>
+        <w:sectPr>
+          <w:pgSz w:w="12240" w:h="15840" w:code="1"/>
+          <w:pgMar w:top="1152" w:right="1152" w:bottom="1152" w:left="1152" w:header="720" w:footer="720" w:gutter="0"/>
+          <w:pgBorders w:offsetFrom="page">
+            <w:top w:val="single" w:sz="4" w:space="24" w:color="auto"/>
+            <w:left w:val="single" w:sz="4" w:space="24" w:color="auto"/>
+            <w:bottom w:val="single" w:sz="4" w:space="24" w:color="auto"/>
+            <w:right w:val="single" w:sz="4" w:space="24" w:color="auto"/>
+          </w:pgBorders>
+          <w:cols w:space="720"/>
+          <w:docGrid w:linePitch="360"/>
+        </w:sectPr>
+      </w:pPr>
+    </w:p>
+    <w:p>
+      <w:pPr>
+        <w:rPr>
+          <w:sz w:val="36"/>
+          <w:szCs w:val="36"/>
+        </w:rPr>
+      </w:pPr>
+      <w:r>
+        <w:rPr>
+          <w:sz w:val="36"/>
+          <w:szCs w:val="36"/>
+        </w:rPr>
+        <w:lastRenderedPageBreak/>
+        <w:drawing>
+          <wp:anchor distT="0" distB="0" distL="114300" distR="114300" simplePos="0" relativeHeight="251844608" behindDoc="0" locked="0" layoutInCell="1" allowOverlap="1" wp14:anchorId="44EE10AF" wp14:editId="3A87E206">
+            <wp:simplePos x="0" y="0"/>
+            <wp:positionH relativeFrom="column">
+              <wp:posOffset>-140970</wp:posOffset>
+            </wp:positionH>
+            <wp:positionV relativeFrom="paragraph">
+              <wp:posOffset>535305</wp:posOffset>
+            </wp:positionV>
+            <wp:extent cx="6715125" cy="1063769"/>
+            <wp:effectExtent l="76200" t="76200" r="123825" b="136525"/>
+            <wp:wrapNone/>
+            <wp:docPr id="875447344" name="Picture 1"/>
+            <wp:cNvGraphicFramePr>
+              <a:graphicFrameLocks xmlns:a="http://schemas.openxmlformats.org/drawingml/2006/main" noChangeAspect="1"/>
+            </wp:cNvGraphicFramePr>
+            <a:graphic xmlns:a="http://schemas.openxmlformats.org/drawingml/2006/main">
+              <a:graphicData uri="http://schemas.openxmlformats.org/drawingml/2006/picture">
+                <pic:pic xmlns:pic="http://schemas.openxmlformats.org/drawingml/2006/picture">
+                  <pic:nvPicPr>
+                    <pic:cNvPr id="875447344" name=""/>
+                    <pic:cNvPicPr/>
+                  </pic:nvPicPr>
+                  <pic:blipFill>
+                    <a:blip r:embed="rId63">
+                      <a:extLst>
+                        <a:ext uri="{28A0092B-C50C-407E-A947-70E740481C1C}">
+                          <a14:useLocalDpi xmlns:a14="http://schemas.microsoft.com/office/drawing/2010/main" val="0"/>
+                        </a:ext>
+                      </a:extLst>
+                    </a:blip>
+                    <a:stretch>
+                      <a:fillRect/>
+                    </a:stretch>
+                  </pic:blipFill>
+                  <pic:spPr>
+                    <a:xfrm>
+                      <a:off x="0" y="0"/>
+                      <a:ext cx="6723345" cy="1065071"/>
+                    </a:xfrm>
+                    <a:prstGeom prst="rect">
+                      <a:avLst/>
+                    </a:prstGeom>
+                    <a:ln w="38100" cap="sq">
+                      <a:solidFill>
+                        <a:srgbClr val="000000"/>
+                      </a:solidFill>
+                      <a:prstDash val="solid"/>
+                      <a:miter lim="800000"/>
+                    </a:ln>
+                    <a:effectLst>
+                      <a:outerShdw blurRad="50800" dist="38100" dir="2700000" algn="tl" rotWithShape="0">
+                        <a:srgbClr val="000000">
+                          <a:alpha val="43000"/>
+                        </a:srgbClr>
+                      </a:outerShdw>
+                    </a:effectLst>
+                  </pic:spPr>
+                </pic:pic>
+              </a:graphicData>
+            </a:graphic>
+            <wp14:sizeRelH relativeFrom="margin">
+              <wp14:pctWidth>0</wp14:pctWidth>
+            </wp14:sizeRelH>
+            <wp14:sizeRelV relativeFrom="margin">
+              <wp14:pctHeight>0</wp14:pctHeight>
+            </wp14:sizeRelV>
+          </wp:anchor>
+        </w:drawing>
+      </w:r>
+      <w:r>
+        <w:rPr>
+          <w:b/>
+          <w:bCs/>
+          <w:i/>
+          <w:iCs/>
+          <w:color w:val="FF0000"/>
+          <w:sz w:val="48"/>
+          <w:szCs w:val="48"/>
+        </w:rPr>
+        <w:t>Coverage Report:</w:t>
+      </w:r>
+      <w:r>
+        <w:rPr>
+          <w:noProof/>
+        </w:rPr>
+        <w:t xml:space="preserve"> </w:t>
+      </w:r>
+    </w:p>
+    <w:p>
+      <w:pPr>
+        <w:rPr>
+          <w:sz w:val="36"/>
+          <w:szCs w:val="36"/>
+        </w:rPr>
+      </w:pPr>
+    </w:p>
+    <w:p>
+      <w:pPr>
+        <w:rPr>
+          <w:color w:val="000000" w:themeColor="text1"/>
+          <w:sz w:val="36"/>
+          <w:szCs w:val="36"/>
+        </w:rPr>
+      </w:pPr>
+    </w:p>
+    <w:p>
+      <w:pPr>
+        <w:rPr>
+          <w:b/>
+          <w:bCs/>
+          <w:color w:val="215E99" w:themeColor="text2" w:themeTint="BF"/>
+          <w:sz w:val="48"/>
+          <w:szCs w:val="48"/>
+          <w:u w:val="single"/>
+        </w:rPr>
+      </w:pPr>
+      <w:r>
+        <w:rPr>
+          <w:sz w:val="36"/>
+          <w:szCs w:val="36"/>
+        </w:rPr>
+        <w:drawing>
+          <wp:anchor distT="0" distB="0" distL="114300" distR="114300" simplePos="0" relativeHeight="251845632" behindDoc="0" locked="0" layoutInCell="1" allowOverlap="1" wp14:anchorId="2C6CBC8D" wp14:editId="0AB7727B">
+            <wp:simplePos x="0" y="0"/>
+            <wp:positionH relativeFrom="column">
+              <wp:posOffset>-140970</wp:posOffset>
+            </wp:positionH>
+            <wp:positionV relativeFrom="paragraph">
+              <wp:posOffset>305435</wp:posOffset>
+            </wp:positionV>
+            <wp:extent cx="6715125" cy="1119188"/>
+            <wp:effectExtent l="76200" t="76200" r="123825" b="138430"/>
+            <wp:wrapNone/>
+            <wp:docPr id="1767473079" name="Picture 1"/>
+            <wp:cNvGraphicFramePr>
+              <a:graphicFrameLocks xmlns:a="http://schemas.openxmlformats.org/drawingml/2006/main" noChangeAspect="1"/>
+            </wp:cNvGraphicFramePr>
+            <a:graphic xmlns:a="http://schemas.openxmlformats.org/drawingml/2006/main">
+              <a:graphicData uri="http://schemas.openxmlformats.org/drawingml/2006/picture">
+                <pic:pic xmlns:pic="http://schemas.openxmlformats.org/drawingml/2006/picture">
+                  <pic:nvPicPr>
+                    <pic:cNvPr id="1767473079" name=""/>
+                    <pic:cNvPicPr/>
+                  </pic:nvPicPr>
+                  <pic:blipFill>
+                    <a:blip r:embed="rId64">
+                      <a:extLst>
+                        <a:ext uri="{28A0092B-C50C-407E-A947-70E740481C1C}">
+                          <a14:useLocalDpi xmlns:a14="http://schemas.microsoft.com/office/drawing/2010/main" val="0"/>
+                        </a:ext>
+                      </a:extLst>
+                    </a:blip>
+                    <a:stretch>
+                      <a:fillRect/>
+                    </a:stretch>
+                  </pic:blipFill>
+                  <pic:spPr>
+                    <a:xfrm>
+                      <a:off x="0" y="0"/>
+                      <a:ext cx="6715125" cy="1119188"/>
+                    </a:xfrm>
+                    <a:prstGeom prst="rect">
+                      <a:avLst/>
+                    </a:prstGeom>
+                    <a:ln w="38100" cap="sq">
+                      <a:solidFill>
+                        <a:srgbClr val="000000"/>
+                      </a:solidFill>
+                      <a:prstDash val="solid"/>
+                      <a:miter lim="800000"/>
+                    </a:ln>
+                    <a:effectLst>
+                      <a:outerShdw blurRad="50800" dist="38100" dir="2700000" algn="tl" rotWithShape="0">
+                        <a:srgbClr val="000000">
+                          <a:alpha val="43000"/>
+                        </a:srgbClr>
+                      </a:outerShdw>
+                    </a:effectLst>
+                  </pic:spPr>
+                </pic:pic>
+              </a:graphicData>
+            </a:graphic>
+            <wp14:sizeRelH relativeFrom="margin">
+              <wp14:pctWidth>0</wp14:pctWidth>
+            </wp14:sizeRelH>
+            <wp14:sizeRelV relativeFrom="margin">
+              <wp14:pctHeight>0</wp14:pctHeight>
+            </wp14:sizeRelV>
+          </wp:anchor>
+        </w:drawing>
+      </w:r>
+    </w:p>
+    <w:p>
+      <w:pPr>
+        <w:tabs>
+          <w:tab w:val="left" w:pos="914"/>
+        </w:tabs>
+        <w:rPr>
+          <w:sz w:val="36"/>
+          <w:szCs w:val="36"/>
+        </w:rPr>
+      </w:pPr>
+      <w:r>
+        <w:rPr>
+          <w:sz w:val="36"/>
+          <w:szCs w:val="36"/>
+        </w:rPr>
+        <w:tab/>
+      </w:r>
+    </w:p>
+    <w:p>
+      <w:pPr>
+        <w:tabs>
+          <w:tab w:val="left" w:pos="3578"/>
+        </w:tabs>
+        <w:rPr>
+          <w:sz w:val="36"/>
+          <w:szCs w:val="36"/>
+        </w:rPr>
+      </w:pPr>
+    </w:p>
+    <w:p>
+      <w:pPr>
+        <w:rPr>
+          <w:sz w:val="36"/>
+          <w:szCs w:val="36"/>
+        </w:rPr>
+      </w:pPr>
+      <w:r>
+        <w:rPr>
+          <w:sz w:val="36"/>
+          <w:szCs w:val="36"/>
+        </w:rPr>
+        <w:drawing>
+          <wp:anchor distT="0" distB="0" distL="114300" distR="114300" simplePos="0" relativeHeight="251846656" behindDoc="0" locked="0" layoutInCell="1" allowOverlap="1" wp14:anchorId="7AB078E3" wp14:editId="221719F9">
+            <wp:simplePos x="0" y="0"/>
+            <wp:positionH relativeFrom="column">
+              <wp:posOffset>1905</wp:posOffset>
+            </wp:positionH>
+            <wp:positionV relativeFrom="paragraph">
+              <wp:posOffset>118110</wp:posOffset>
+            </wp:positionV>
+            <wp:extent cx="6309360" cy="890905"/>
+            <wp:effectExtent l="76200" t="76200" r="129540" b="137795"/>
+            <wp:wrapNone/>
+            <wp:docPr id="568709618" name="Picture 1"/>
+            <wp:cNvGraphicFramePr>
+              <a:graphicFrameLocks xmlns:a="http://schemas.openxmlformats.org/drawingml/2006/main" noChangeAspect="1"/>
+            </wp:cNvGraphicFramePr>
+            <a:graphic xmlns:a="http://schemas.openxmlformats.org/drawingml/2006/main">
+              <a:graphicData uri="http://schemas.openxmlformats.org/drawingml/2006/picture">
+                <pic:pic xmlns:pic="http://schemas.openxmlformats.org/drawingml/2006/picture">
+                  <pic:nvPicPr>
+                    <pic:cNvPr id="568709618" name=""/>
+                    <pic:cNvPicPr/>
+                  </pic:nvPicPr>
+                  <pic:blipFill>
+                    <a:blip r:embed="rId65">
+                      <a:extLst>
+                        <a:ext uri="{28A0092B-C50C-407E-A947-70E740481C1C}">
+                          <a14:useLocalDpi xmlns:a14="http://schemas.microsoft.com/office/drawing/2010/main" val="0"/>
+                        </a:ext>
+                      </a:extLst>
+                    </a:blip>
+                    <a:stretch>
+                      <a:fillRect/>
+                    </a:stretch>
+                  </pic:blipFill>
+                  <pic:spPr>
+                    <a:xfrm>
+                      <a:off x="0" y="0"/>
+                      <a:ext cx="6309360" cy="890905"/>
+                    </a:xfrm>
+                    <a:prstGeom prst="rect">
+                      <a:avLst/>
+                    </a:prstGeom>
+                    <a:ln w="38100" cap="sq">
+                      <a:solidFill>
+                        <a:srgbClr val="000000"/>
+                      </a:solidFill>
+                      <a:prstDash val="solid"/>
+                      <a:miter lim="800000"/>
+                    </a:ln>
+                    <a:effectLst>
+                      <a:outerShdw blurRad="50800" dist="38100" dir="2700000" algn="tl" rotWithShape="0">
+                        <a:srgbClr val="000000">
+                          <a:alpha val="43000"/>
+                        </a:srgbClr>
+                      </a:outerShdw>
+                    </a:effectLst>
+                  </pic:spPr>
+                </pic:pic>
+              </a:graphicData>
+            </a:graphic>
+          </wp:anchor>
+        </w:drawing>
+      </w:r>
+    </w:p>
+    <w:p>
+      <w:pPr>
+        <w:rPr>
+          <w:sz w:val="36"/>
+          <w:szCs w:val="36"/>
+        </w:rPr>
+      </w:pPr>
+    </w:p>
+    <w:p>
+      <w:pPr>
+        <w:rPr>
+          <w:sz w:val="36"/>
+          <w:szCs w:val="36"/>
+        </w:rPr>
+      </w:pPr>
+    </w:p>
+    <w:p>
+      <w:pPr>
+        <w:rPr>
+          <w:sz w:val="36"/>
+          <w:szCs w:val="36"/>
+        </w:rPr>
+      </w:pPr>
+    </w:p>
+    <w:p>
+      <w:pPr>
+        <w:rPr>
+          <w:sz w:val="36"/>
+          <w:szCs w:val="36"/>
+        </w:rPr>
+      </w:pPr>
+    </w:p>
+    <w:p>
+      <w:pPr>
+        <w:rPr>
+          <w:sz w:val="36"/>
+          <w:szCs w:val="36"/>
+        </w:rPr>
+      </w:pPr>
+    </w:p>
+    <w:p>
+      <w:pPr>
+        <w:rPr>
+          <w:sz w:val="36"/>
+          <w:szCs w:val="36"/>
+        </w:rPr>
+      </w:pPr>
+    </w:p>
+    <w:p>
+      <w:pPr>
+        <w:rPr>
+          <w:sz w:val="36"/>
+          <w:szCs w:val="36"/>
+        </w:rPr>
+      </w:pPr>
+    </w:p>
+    <w:p>
+      <w:pPr>
+        <w:rPr>
+          <w:sz w:val="36"/>
+          <w:szCs w:val="36"/>
+        </w:rPr>
+      </w:pPr>
+    </w:p>
+    <w:p>
+      <w:pPr>
+        <w:rPr>
+          <w:sz w:val="36"/>
+          <w:szCs w:val="36"/>
+        </w:rPr>
+      </w:pPr>
+    </w:p>
+    <w:p>
+      <w:pPr>
+        <w:rPr>
+          <w:sz w:val="36"/>
+          <w:szCs w:val="36"/>
+        </w:rPr>
+      </w:pPr>
+    </w:p>
+    <w:p>
+      <w:pPr>
+        <w:rPr>
+          <w:sz w:val="36"/>
+          <w:szCs w:val="36"/>
+        </w:rPr>
+      </w:pPr>
+    </w:p>
+    <w:p>
+      <w:pPr>
+        <w:jc w:val="right"/>
+        <w:rPr>
+          <w:sz w:val="36"/>
+          <w:szCs w:val="36"/>
+        </w:rPr>
+      </w:pPr>
+    </w:p>
+    <w:p>
+      <w:pPr>
+        <w:jc w:val="right"/>
+        <w:rPr>
+          <w:sz w:val="36"/>
+          <w:szCs w:val="36"/>
+        </w:rPr>
+      </w:pPr>
+    </w:p>
+    <w:p>
+      <w:pPr>
+        <w:rPr>
+          <w:sz w:val="36"/>
+          <w:szCs w:val="36"/>
+        </w:rPr>
+      </w:pPr>
+      <w:r>
+        <w:rPr>
+          <w:sz w:val="36"/>
+          <w:szCs w:val="36"/>
+        </w:rPr>
+        <w:lastRenderedPageBreak/>
+        <w:drawing>
+          <wp:anchor distT="0" distB="0" distL="114300" distR="114300" simplePos="0" relativeHeight="251847680" behindDoc="0" locked="0" layoutInCell="1" allowOverlap="1" wp14:anchorId="4C5A106D" wp14:editId="3B748327">
+            <wp:simplePos x="0" y="0"/>
+            <wp:positionH relativeFrom="column">
+              <wp:posOffset>-36195</wp:posOffset>
+            </wp:positionH>
+            <wp:positionV relativeFrom="paragraph">
+              <wp:posOffset>478155</wp:posOffset>
+            </wp:positionV>
+            <wp:extent cx="6309360" cy="1666240"/>
+            <wp:effectExtent l="171450" t="152400" r="167640" b="162560"/>
+            <wp:wrapNone/>
+            <wp:docPr id="794551233" name="Picture 1"/>
+            <wp:cNvGraphicFramePr>
+              <a:graphicFrameLocks xmlns:a="http://schemas.openxmlformats.org/drawingml/2006/main" noChangeAspect="1"/>
+            </wp:cNvGraphicFramePr>
+            <a:graphic xmlns:a="http://schemas.openxmlformats.org/drawingml/2006/main">
+              <a:graphicData uri="http://schemas.openxmlformats.org/drawingml/2006/picture">
+                <pic:pic xmlns:pic="http://schemas.openxmlformats.org/drawingml/2006/picture">
+                  <pic:nvPicPr>
+                    <pic:cNvPr id="794551233" name=""/>
+                    <pic:cNvPicPr/>
+                  </pic:nvPicPr>
+                  <pic:blipFill>
+                    <a:blip r:embed="rId66">
+                      <a:extLst>
+                        <a:ext uri="{28A0092B-C50C-407E-A947-70E740481C1C}">
+                          <a14:useLocalDpi xmlns:a14="http://schemas.microsoft.com/office/drawing/2010/main" val="0"/>
+                        </a:ext>
+                      </a:extLst>
+                    </a:blip>
+                    <a:stretch>
+                      <a:fillRect/>
+                    </a:stretch>
+                  </pic:blipFill>
+                  <pic:spPr>
+                    <a:xfrm>
+                      <a:off x="0" y="0"/>
+                      <a:ext cx="6309360" cy="1666240"/>
                     </a:xfrm>
                     <a:prstGeom prst="snip2DiagRect">
                       <a:avLst/>
@@ -10025,17 +10286,66 @@
                 </pic:pic>
               </a:graphicData>
             </a:graphic>
-            <wp14:sizeRelH relativeFrom="margin">
-              <wp14:pctWidth>0</wp14:pctWidth>
-            </wp14:sizeRelH>
-            <wp14:sizeRelV relativeFrom="margin">
-              <wp14:pctHeight>0</wp14:pctHeight>
-            </wp14:sizeRelV>
           </wp:anchor>
         </w:drawing>
       </w:r>
       <w:r>
         <w:rPr>
+          <w:b/>
+          <w:bCs/>
+          <w:i/>
+          <w:iCs/>
+          <w:color w:val="FF0000"/>
+          <w:sz w:val="48"/>
+          <w:szCs w:val="48"/>
+        </w:rPr>
+        <w:t>-Waveforms:</w:t>
+      </w:r>
+    </w:p>
+    <w:p>
+      <w:pPr>
+        <w:jc w:val="right"/>
+        <w:rPr>
+          <w:noProof/>
+          <w:sz w:val="36"/>
+          <w:szCs w:val="36"/>
+        </w:rPr>
+      </w:pPr>
+    </w:p>
+    <w:p>
+      <w:pPr>
+        <w:jc w:val="right"/>
+        <w:rPr>
+          <w:sz w:val="36"/>
+          <w:szCs w:val="36"/>
+        </w:rPr>
+      </w:pPr>
+    </w:p>
+    <w:p>
+      <w:pPr>
+        <w:tabs>
+          <w:tab w:val="left" w:pos="3480"/>
+          <w:tab w:val="center" w:pos="4968"/>
+        </w:tabs>
+        <w:rPr>
+          <w:sz w:val="36"/>
+          <w:szCs w:val="36"/>
+        </w:rPr>
+      </w:pPr>
+    </w:p>
+    <w:p>
+      <w:pPr>
+        <w:tabs>
+          <w:tab w:val="left" w:pos="3480"/>
+          <w:tab w:val="center" w:pos="4968"/>
+        </w:tabs>
+        <w:rPr>
+          <w:sz w:val="36"/>
+          <w:szCs w:val="36"/>
+        </w:rPr>
+      </w:pPr>
+      <w:r>
+        <w:rPr>
           <w:sz w:val="36"/>
           <w:szCs w:val="36"/>
         </w:rPr>
@@ -10121,18 +10431,18 @@
           <w:szCs w:val="48"/>
         </w:rPr>
         <w:drawing>
-          <wp:anchor distT="0" distB="0" distL="114300" distR="114300" simplePos="0" relativeHeight="251808768" behindDoc="0" locked="0" layoutInCell="1" allowOverlap="1" wp14:anchorId="6C95B401" wp14:editId="46276FAB">
+          <wp:anchor distT="0" distB="0" distL="114300" distR="114300" simplePos="0" relativeHeight="251849728" behindDoc="0" locked="0" layoutInCell="1" allowOverlap="1" wp14:anchorId="48BB4EE1" wp14:editId="73FB47E9">
             <wp:simplePos x="0" y="0"/>
             <wp:positionH relativeFrom="column">
-              <wp:posOffset>163830</wp:posOffset>
+              <wp:posOffset>-36195</wp:posOffset>
             </wp:positionH>
             <wp:positionV relativeFrom="paragraph">
-              <wp:posOffset>312420</wp:posOffset>
+              <wp:posOffset>369570</wp:posOffset>
             </wp:positionV>
-            <wp:extent cx="2105025" cy="1285875"/>
-            <wp:effectExtent l="76200" t="76200" r="142875" b="142875"/>
+            <wp:extent cx="2009775" cy="2667000"/>
+            <wp:effectExtent l="76200" t="76200" r="142875" b="133350"/>
             <wp:wrapNone/>
-            <wp:docPr id="24218760" name="Picture 1"/>
+            <wp:docPr id="1626187633" name="Picture 1"/>
             <wp:cNvGraphicFramePr>
               <a:graphicFrameLocks xmlns:a="http://schemas.openxmlformats.org/drawingml/2006/main" noChangeAspect="1"/>
             </wp:cNvGraphicFramePr>
@@ -10140,11 +10450,11 @@
               <a:graphicData uri="http://schemas.openxmlformats.org/drawingml/2006/picture">
                 <pic:pic xmlns:pic="http://schemas.openxmlformats.org/drawingml/2006/picture">
                   <pic:nvPicPr>
-                    <pic:cNvPr id="38543639" name=""/>
+                    <pic:cNvPr id="1626187633" name=""/>
                     <pic:cNvPicPr/>
                   </pic:nvPicPr>
                   <pic:blipFill>
-                    <a:blip r:embed="rId39">
+                    <a:blip r:embed="rId67">
                       <a:extLst>
                         <a:ext uri="{28A0092B-C50C-407E-A947-70E740481C1C}">
                           <a14:useLocalDpi xmlns:a14="http://schemas.microsoft.com/office/drawing/2010/main" val="0"/>
@@ -10158,7 +10468,7 @@
                   <pic:spPr>
                     <a:xfrm>
                       <a:off x="0" y="0"/>
-                      <a:ext cx="2105025" cy="1285875"/>
+                      <a:ext cx="2009775" cy="2667000"/>
                     </a:xfrm>
                     <a:prstGeom prst="rect">
                       <a:avLst/>
@@ -10253,18 +10563,18 @@
           <w:szCs w:val="48"/>
         </w:rPr>
         <w:drawing>
-          <wp:anchor distT="0" distB="0" distL="114300" distR="114300" simplePos="0" relativeHeight="251809792" behindDoc="0" locked="0" layoutInCell="1" allowOverlap="1" wp14:anchorId="71F3BCC6" wp14:editId="2E9DE6FA">
+          <wp:anchor distT="0" distB="0" distL="114300" distR="114300" simplePos="0" relativeHeight="251850752" behindDoc="0" locked="0" layoutInCell="1" allowOverlap="1" wp14:anchorId="121A1852" wp14:editId="22EF6D23">
             <wp:simplePos x="0" y="0"/>
             <wp:positionH relativeFrom="column">
-              <wp:posOffset>3126105</wp:posOffset>
+              <wp:posOffset>2907030</wp:posOffset>
             </wp:positionH>
             <wp:positionV relativeFrom="paragraph">
-              <wp:posOffset>6985</wp:posOffset>
+              <wp:posOffset>187960</wp:posOffset>
             </wp:positionV>
-            <wp:extent cx="2571750" cy="1628775"/>
-            <wp:effectExtent l="76200" t="76200" r="133350" b="142875"/>
+            <wp:extent cx="2486372" cy="638264"/>
+            <wp:effectExtent l="76200" t="76200" r="142875" b="142875"/>
             <wp:wrapNone/>
-            <wp:docPr id="533479367" name="Picture 1"/>
+            <wp:docPr id="632453134" name="Picture 1"/>
             <wp:cNvGraphicFramePr>
               <a:graphicFrameLocks xmlns:a="http://schemas.openxmlformats.org/drawingml/2006/main" noChangeAspect="1"/>
             </wp:cNvGraphicFramePr>
@@ -10272,11 +10582,11 @@
               <a:graphicData uri="http://schemas.openxmlformats.org/drawingml/2006/picture">
                 <pic:pic xmlns:pic="http://schemas.openxmlformats.org/drawingml/2006/picture">
                   <pic:nvPicPr>
-                    <pic:cNvPr id="101441097" name=""/>
+                    <pic:cNvPr id="632453134" name=""/>
                     <pic:cNvPicPr/>
                   </pic:nvPicPr>
                   <pic:blipFill>
-                    <a:blip r:embed="rId40">
+                    <a:blip r:embed="rId68">
                       <a:extLst>
                         <a:ext uri="{28A0092B-C50C-407E-A947-70E740481C1C}">
                           <a14:useLocalDpi xmlns:a14="http://schemas.microsoft.com/office/drawing/2010/main" val="0"/>
@@ -10290,7 +10600,7 @@
                   <pic:spPr>
                     <a:xfrm>
                       <a:off x="0" y="0"/>
-                      <a:ext cx="2571750" cy="1628775"/>
+                      <a:ext cx="2486372" cy="638264"/>
                     </a:xfrm>
                     <a:prstGeom prst="rect">
                       <a:avLst/>
@@ -10354,47 +10664,24 @@
           <w:szCs w:val="48"/>
         </w:rPr>
       </w:pPr>
-    </w:p>
-    <w:p>
-      <w:pPr>
-        <w:rPr>
-          <w:sz w:val="36"/>
-          <w:szCs w:val="36"/>
-        </w:rPr>
-      </w:pPr>
-      <w:r>
-        <w:rPr>
-          <w:sz w:val="28"/>
-          <w:szCs w:val="28"/>
-        </w:rPr>
-        <w:t xml:space="preserve">Statement Coverage    </w:t>
-      </w:r>
-    </w:p>
-    <w:p>
-      <w:pPr>
-        <w:rPr>
-          <w:sz w:val="36"/>
-          <w:szCs w:val="36"/>
-        </w:rPr>
-      </w:pPr>
       <w:r>
         <w:rPr>
           <w:sz w:val="36"/>
           <w:szCs w:val="36"/>
         </w:rPr>
         <w:drawing>
-          <wp:anchor distT="0" distB="0" distL="114300" distR="114300" simplePos="0" relativeHeight="251810816" behindDoc="0" locked="0" layoutInCell="1" allowOverlap="1" wp14:anchorId="7AB2BFC9" wp14:editId="36748059">
+          <wp:anchor distT="0" distB="0" distL="114300" distR="114300" simplePos="0" relativeHeight="251848704" behindDoc="0" locked="0" layoutInCell="1" allowOverlap="1" wp14:anchorId="5FDB2890" wp14:editId="0152BF65">
             <wp:simplePos x="0" y="0"/>
             <wp:positionH relativeFrom="column">
-              <wp:posOffset>163830</wp:posOffset>
+              <wp:posOffset>2049780</wp:posOffset>
             </wp:positionH>
             <wp:positionV relativeFrom="paragraph">
-              <wp:posOffset>218440</wp:posOffset>
+              <wp:posOffset>375920</wp:posOffset>
             </wp:positionV>
-            <wp:extent cx="3657600" cy="1914525"/>
-            <wp:effectExtent l="76200" t="76200" r="133350" b="142875"/>
+            <wp:extent cx="4448810" cy="2916735"/>
+            <wp:effectExtent l="76200" t="76200" r="142240" b="131445"/>
             <wp:wrapNone/>
-            <wp:docPr id="861895371" name="Picture 1"/>
+            <wp:docPr id="1942209035" name="Picture 1"/>
             <wp:cNvGraphicFramePr>
               <a:graphicFrameLocks xmlns:a="http://schemas.openxmlformats.org/drawingml/2006/main" noChangeAspect="1"/>
             </wp:cNvGraphicFramePr>
@@ -10402,11 +10689,11 @@
               <a:graphicData uri="http://schemas.openxmlformats.org/drawingml/2006/picture">
                 <pic:pic xmlns:pic="http://schemas.openxmlformats.org/drawingml/2006/picture">
                   <pic:nvPicPr>
-                    <pic:cNvPr id="2043656139" name=""/>
+                    <pic:cNvPr id="1942209035" name=""/>
                     <pic:cNvPicPr/>
                   </pic:nvPicPr>
                   <pic:blipFill>
-                    <a:blip r:embed="rId41">
+                    <a:blip r:embed="rId69">
                       <a:extLst>
                         <a:ext uri="{28A0092B-C50C-407E-A947-70E740481C1C}">
                           <a14:useLocalDpi xmlns:a14="http://schemas.microsoft.com/office/drawing/2010/main" val="0"/>
@@ -10420,7 +10707,7 @@
                   <pic:spPr>
                     <a:xfrm>
                       <a:off x="0" y="0"/>
-                      <a:ext cx="3657600" cy="1914525"/>
+                      <a:ext cx="4448810" cy="2916735"/>
                     </a:xfrm>
                     <a:prstGeom prst="rect">
                       <a:avLst/>
@@ -10443,9 +10730,72 @@
                 </pic:pic>
               </a:graphicData>
             </a:graphic>
+            <wp14:sizeRelH relativeFrom="margin">
+              <wp14:pctWidth>0</wp14:pctWidth>
+            </wp14:sizeRelH>
+            <wp14:sizeRelV relativeFrom="margin">
+              <wp14:pctHeight>0</wp14:pctHeight>
+            </wp14:sizeRelV>
           </wp:anchor>
         </w:drawing>
       </w:r>
+    </w:p>
+    <w:p>
+      <w:pPr>
+        <w:rPr>
+          <w:b/>
+          <w:bCs/>
+          <w:i/>
+          <w:iCs/>
+          <w:color w:val="FF0000"/>
+          <w:sz w:val="48"/>
+          <w:szCs w:val="48"/>
+        </w:rPr>
+      </w:pPr>
+    </w:p>
+    <w:p>
+      <w:pPr>
+        <w:rPr>
+          <w:b/>
+          <w:bCs/>
+          <w:i/>
+          <w:iCs/>
+          <w:color w:val="FF0000"/>
+          <w:sz w:val="48"/>
+          <w:szCs w:val="48"/>
+        </w:rPr>
+      </w:pPr>
+    </w:p>
+    <w:p>
+      <w:pPr>
+        <w:rPr>
+          <w:sz w:val="28"/>
+          <w:szCs w:val="28"/>
+        </w:rPr>
+      </w:pPr>
+    </w:p>
+    <w:p>
+      <w:pPr>
+        <w:rPr>
+          <w:sz w:val="36"/>
+          <w:szCs w:val="36"/>
+        </w:rPr>
+      </w:pPr>
+      <w:r>
+        <w:rPr>
+          <w:sz w:val="28"/>
+          <w:szCs w:val="28"/>
+        </w:rPr>
+        <w:t xml:space="preserve">Statement Coverage    </w:t>
+      </w:r>
+    </w:p>
+    <w:p>
+      <w:pPr>
+        <w:rPr>
+          <w:sz w:val="36"/>
+          <w:szCs w:val="36"/>
+        </w:rPr>
+      </w:pPr>
     </w:p>
     <w:p>
       <w:pPr>
@@ -10472,47 +10822,6 @@
         </w:rPr>
         <w:tab/>
       </w:r>
-    </w:p>
-    <w:p>
-      <w:pPr>
-        <w:tabs>
-          <w:tab w:val="left" w:pos="960"/>
-        </w:tabs>
-        <w:rPr>
-          <w:sz w:val="36"/>
-          <w:szCs w:val="36"/>
-        </w:rPr>
-      </w:pPr>
-    </w:p>
-    <w:p>
-      <w:pPr>
-        <w:tabs>
-          <w:tab w:val="left" w:pos="960"/>
-        </w:tabs>
-        <w:rPr>
-          <w:sz w:val="36"/>
-          <w:szCs w:val="36"/>
-        </w:rPr>
-      </w:pPr>
-    </w:p>
-    <w:p>
-      <w:pPr>
-        <w:tabs>
-          <w:tab w:val="left" w:pos="960"/>
-        </w:tabs>
-        <w:rPr>
-          <w:sz w:val="36"/>
-          <w:szCs w:val="36"/>
-        </w:rPr>
-      </w:pPr>
-    </w:p>
-    <w:p>
-      <w:pPr>
-        <w:rPr>
-          <w:sz w:val="28"/>
-          <w:szCs w:val="28"/>
-        </w:rPr>
-      </w:pPr>
     </w:p>
     <w:sectPr>
       <w:pgSz w:w="12240" w:h="15840" w:code="1"/>
@@ -12118,7 +12427,7 @@
   <w:style w:type="paragraph" w:default="1" w:styleId="Normal">
     <w:name w:val="Normal"/>
     <w:qFormat/>
-    <w:rsid w:val="00021BE4"/>
+    <w:rsid w:val="002A4C43"/>
   </w:style>
   <w:style w:type="paragraph" w:styleId="Heading1">
     <w:name w:val="heading 1"/>
@@ -12322,6 +12631,7 @@
   <w:style w:type="character" w:default="1" w:styleId="DefaultParagraphFont">
     <w:name w:val="Default Paragraph Font"/>
     <w:uiPriority w:val="1"/>
+    <w:semiHidden/>
     <w:unhideWhenUsed/>
   </w:style>
   <w:style w:type="table" w:default="1" w:styleId="TableNormal">
